--- a/downloads/Pavilion_Client_Tender_Profile.docx
+++ b/downloads/Pavilion_Client_Tender_Profile.docx
@@ -111,7 +111,7 @@
                 <w:color w:val="0D1638"/>
                 <w:sz w:val="19"/>
               </w:rPr>
-              <w:t>Your Tender Profile tells Pavilion what good work looks like for your business. We use it to assess tender opportunities against your capabilities, geography, commercial preferences, track record and strategic appetite. The more complete the profile, the more useful the matching can become.</w:t>
+              <w:t>Your Tender Profile tells Pavilion what makes an opportunity right for your business. We use it to assess tender opportunities against your capabilities, geography, commercial preferences, track record and strategic appetite. The more complete the profile, the more useful the matching can become.</w:t>
             </w:r>
           </w:p>
         </w:tc>
@@ -961,20 +961,30 @@
             <w:vAlign w:val="center"/>
             <w:tcMar>
               <w:top w:w="120" w:type="dxa"/>
-              <w:start w:w="140" w:type="dxa"/>
-              <w:bottom w:w="120" w:type="dxa"/>
-              <w:end w:w="140" w:type="dxa"/>
-            </w:tcMar>
-            <w:tcBorders>
-              <w:top w:val="single" w:sz="4" w:color="DCE3EC"/>
-              <w:left w:val="single" w:sz="4" w:color="DCE3EC"/>
-              <w:bottom w:val="single" w:sz="4" w:color="DCE3EC"/>
-              <w:right w:val="single" w:sz="4" w:color="DCE3EC"/>
-            </w:tcBorders>
-          </w:tcPr>
-          <w:p>
-            <w:r>
-              <w:t>Pavilion use</w:t>
+              <w:start w:w="120" w:type="dxa"/>
+              <w:bottom w:w="120" w:type="dxa"/>
+              <w:end w:w="120" w:type="dxa"/>
+            </w:tcMar>
+            <w:tcBorders>
+              <w:top w:val="single" w:sz="4" w:color="DCE3EC"/>
+              <w:left w:val="single" w:sz="4" w:color="DCE3EC"/>
+              <w:bottom w:val="single" w:sz="4" w:color="DCE3EC"/>
+              <w:right w:val="single" w:sz="4" w:color="DCE3EC"/>
+            </w:tcBorders>
+          </w:tcPr>
+          <w:p>
+            <w:pPr>
+              <w:spacing w:after="0"/>
+            </w:pPr>
+            <w:r/>
+            <w:r>
+              <w:rPr>
+                <w:rFonts w:ascii="Arial" w:hAnsi="Arial"/>
+                <w:b w:val="0"/>
+                <w:color w:val="0D1638"/>
+                <w:sz w:val="18"/>
+              </w:rPr>
+              <w:t>Pavilion use - v1.1</w:t>
             </w:r>
           </w:p>
         </w:tc>
@@ -6037,6 +6047,148 @@
           </w:p>
         </w:tc>
       </w:tr>
+      <w:tr>
+        <w:tc>
+          <w:tcPr>
+            <w:tcW w:type="dxa" w:w="2592"/>
+            <w:vAlign w:val="center"/>
+            <w:tcMar>
+              <w:top w:w="120" w:type="dxa"/>
+              <w:start w:w="120" w:type="dxa"/>
+              <w:bottom w:w="120" w:type="dxa"/>
+              <w:end w:w="120" w:type="dxa"/>
+            </w:tcMar>
+            <w:tcBorders>
+              <w:top w:val="single" w:sz="4" w:color="DCE3EC"/>
+              <w:left w:val="single" w:sz="4" w:color="DCE3EC"/>
+              <w:bottom w:val="single" w:sz="4" w:color="DCE3EC"/>
+              <w:right w:val="single" w:sz="4" w:color="DCE3EC"/>
+              <w:insideH w:val="single" w:sz="4" w:color="DCE3EC"/>
+              <w:insideV w:val="single" w:sz="4" w:color="DCE3EC"/>
+            </w:tcBorders>
+          </w:tcPr>
+          <w:p>
+            <w:pPr>
+              <w:spacing w:after="0"/>
+            </w:pPr>
+            <w:r/>
+            <w:r>
+              <w:rPr>
+                <w:rFonts w:ascii="Arial" w:hAnsi="Arial"/>
+                <w:b w:val="0"/>
+                <w:color w:val="0D1638"/>
+                <w:sz w:val="16"/>
+              </w:rPr>
+              <w:t>Areas not specifically listed</w:t>
+            </w:r>
+          </w:p>
+        </w:tc>
+        <w:tc>
+          <w:tcPr>
+            <w:tcW w:type="dxa" w:w="2592"/>
+            <w:vAlign w:val="center"/>
+            <w:tcMar>
+              <w:top w:w="120" w:type="dxa"/>
+              <w:start w:w="120" w:type="dxa"/>
+              <w:bottom w:w="120" w:type="dxa"/>
+              <w:end w:w="120" w:type="dxa"/>
+            </w:tcMar>
+            <w:tcBorders>
+              <w:top w:val="single" w:sz="4" w:color="DCE3EC"/>
+              <w:left w:val="single" w:sz="4" w:color="DCE3EC"/>
+              <w:bottom w:val="single" w:sz="4" w:color="DCE3EC"/>
+              <w:right w:val="single" w:sz="4" w:color="DCE3EC"/>
+              <w:insideH w:val="single" w:sz="4" w:color="DCE3EC"/>
+              <w:insideV w:val="single" w:sz="4" w:color="DCE3EC"/>
+            </w:tcBorders>
+          </w:tcPr>
+          <w:p>
+            <w:pPr>
+              <w:spacing w:after="0"/>
+            </w:pPr>
+            <w:r/>
+            <w:r>
+              <w:rPr>
+                <w:rFonts w:ascii="Arial" w:hAnsi="Arial"/>
+                <w:b w:val="0"/>
+                <w:color w:val="0D1638"/>
+                <w:sz w:val="16"/>
+              </w:rPr>
+              <w:t>Exclude / Show for review / Exceptional opportunities only</w:t>
+            </w:r>
+          </w:p>
+        </w:tc>
+        <w:tc>
+          <w:tcPr>
+            <w:tcW w:type="dxa" w:w="2592"/>
+            <w:vAlign w:val="center"/>
+            <w:tcMar>
+              <w:top w:w="120" w:type="dxa"/>
+              <w:start w:w="120" w:type="dxa"/>
+              <w:bottom w:w="120" w:type="dxa"/>
+              <w:end w:w="120" w:type="dxa"/>
+            </w:tcMar>
+            <w:tcBorders>
+              <w:top w:val="single" w:sz="4" w:color="DCE3EC"/>
+              <w:left w:val="single" w:sz="4" w:color="DCE3EC"/>
+              <w:bottom w:val="single" w:sz="4" w:color="DCE3EC"/>
+              <w:right w:val="single" w:sz="4" w:color="DCE3EC"/>
+              <w:insideH w:val="single" w:sz="4" w:color="DCE3EC"/>
+              <w:insideV w:val="single" w:sz="4" w:color="DCE3EC"/>
+            </w:tcBorders>
+          </w:tcPr>
+          <w:p>
+            <w:pPr>
+              <w:spacing w:after="0"/>
+            </w:pPr>
+            <w:r/>
+            <w:r>
+              <w:rPr>
+                <w:rFonts w:ascii="Arial" w:hAnsi="Arial"/>
+                <w:b w:val="0"/>
+                <w:color w:val="0D1638"/>
+                <w:sz w:val="16"/>
+              </w:rPr>
+              <w:t>Default treatment for unlisted regions</w:t>
+            </w:r>
+          </w:p>
+        </w:tc>
+        <w:tc>
+          <w:tcPr>
+            <w:tcW w:type="dxa" w:w="2592"/>
+            <w:vAlign w:val="center"/>
+            <w:tcMar>
+              <w:top w:w="120" w:type="dxa"/>
+              <w:start w:w="120" w:type="dxa"/>
+              <w:bottom w:w="120" w:type="dxa"/>
+              <w:end w:w="120" w:type="dxa"/>
+            </w:tcMar>
+            <w:tcBorders>
+              <w:top w:val="single" w:sz="4" w:color="DCE3EC"/>
+              <w:left w:val="single" w:sz="4" w:color="DCE3EC"/>
+              <w:bottom w:val="single" w:sz="4" w:color="DCE3EC"/>
+              <w:right w:val="single" w:sz="4" w:color="DCE3EC"/>
+              <w:insideH w:val="single" w:sz="4" w:color="DCE3EC"/>
+              <w:insideV w:val="single" w:sz="4" w:color="DCE3EC"/>
+            </w:tcBorders>
+          </w:tcPr>
+          <w:p>
+            <w:pPr>
+              <w:spacing w:after="0"/>
+            </w:pPr>
+            <w:r/>
+            <w:r>
+              <w:rPr>
+                <w:rFonts w:ascii="Arial" w:hAnsi="Arial"/>
+                <w:b w:val="0"/>
+                <w:color w:val="0D1638"/>
+                <w:sz w:val="16"/>
+              </w:rPr>
+              <w:t>Choose one default rule</w:t>
+            </w:r>
+          </w:p>
+        </w:tc>
+      </w:tr>
     </w:tbl>
     <w:p>
       <w:pPr>
@@ -6072,6 +6224,1755 @@
         </w:rPr>
       </w:r>
     </w:p>
+    <w:p>
+      <w:pPr>
+        <w:spacing w:before="160" w:after="60"/>
+      </w:pPr>
+      <w:r>
+        <w:rPr>
+          <w:rFonts w:ascii="Arial" w:hAnsi="Arial"/>
+          <w:b/>
+          <w:color w:val="0877BD"/>
+          <w:sz w:val="22"/>
+        </w:rPr>
+        <w:t>Specialist delivery capability</w:t>
+      </w:r>
+    </w:p>
+    <w:p>
+      <w:pPr>
+        <w:spacing w:after="120"/>
+      </w:pPr>
+      <w:r>
+        <w:rPr>
+          <w:rFonts w:ascii="Arial" w:hAnsi="Arial"/>
+          <w:color w:val="5D687D"/>
+          <w:sz w:val="18"/>
+        </w:rPr>
+        <w:t>Some tenders require more than the basic trade. Tell us whether you have experience of particular buildings, environments or delivery conditions. Use Yes, No, Unknown or Conditional. Where possible, note a relevant project or any important restriction.</w:t>
+      </w:r>
+    </w:p>
+    <w:tbl>
+      <w:tblPr>
+        <w:tblW w:type="auto" w:w="0"/>
+        <w:jc w:val="center"/>
+        <w:tblLayout w:type="fixed"/>
+        <w:tblLook w:firstColumn="1" w:firstRow="1" w:lastColumn="0" w:lastRow="0" w:noHBand="0" w:noVBand="1" w:val="04A0"/>
+      </w:tblPr>
+      <w:tblGrid>
+        <w:gridCol w:w="2494"/>
+        <w:gridCol w:w="2494"/>
+        <w:gridCol w:w="2494"/>
+        <w:gridCol w:w="2494"/>
+      </w:tblGrid>
+      <w:tr>
+        <w:tc>
+          <w:tcPr>
+            <w:tcW w:type="dxa" w:w="2494"/>
+            <w:vAlign w:val="center"/>
+            <w:tcMar>
+              <w:top w:w="120" w:type="dxa"/>
+              <w:start w:w="120" w:type="dxa"/>
+              <w:bottom w:w="120" w:type="dxa"/>
+              <w:end w:w="120" w:type="dxa"/>
+            </w:tcMar>
+            <w:shd w:fill="0D1638"/>
+            <w:tcBorders>
+              <w:top w:val="single" w:sz="4" w:color="DCE3EC"/>
+              <w:left w:val="single" w:sz="4" w:color="DCE3EC"/>
+              <w:bottom w:val="single" w:sz="4" w:color="DCE3EC"/>
+              <w:right w:val="single" w:sz="4" w:color="DCE3EC"/>
+              <w:insideH w:val="single" w:sz="4" w:color="DCE3EC"/>
+              <w:insideV w:val="single" w:sz="4" w:color="DCE3EC"/>
+            </w:tcBorders>
+          </w:tcPr>
+          <w:p>
+            <w:pPr>
+              <w:spacing w:after="0"/>
+            </w:pPr>
+            <w:r/>
+            <w:r>
+              <w:rPr>
+                <w:rFonts w:ascii="Arial" w:hAnsi="Arial"/>
+                <w:b/>
+                <w:color w:val="FFFFFF"/>
+                <w:sz w:val="16"/>
+              </w:rPr>
+              <w:t>Environment / delivery requirement</w:t>
+            </w:r>
+          </w:p>
+        </w:tc>
+        <w:tc>
+          <w:tcPr>
+            <w:tcW w:type="dxa" w:w="2494"/>
+            <w:vAlign w:val="center"/>
+            <w:tcMar>
+              <w:top w:w="120" w:type="dxa"/>
+              <w:start w:w="120" w:type="dxa"/>
+              <w:bottom w:w="120" w:type="dxa"/>
+              <w:end w:w="120" w:type="dxa"/>
+            </w:tcMar>
+            <w:shd w:fill="0D1638"/>
+            <w:tcBorders>
+              <w:top w:val="single" w:sz="4" w:color="DCE3EC"/>
+              <w:left w:val="single" w:sz="4" w:color="DCE3EC"/>
+              <w:bottom w:val="single" w:sz="4" w:color="DCE3EC"/>
+              <w:right w:val="single" w:sz="4" w:color="DCE3EC"/>
+              <w:insideH w:val="single" w:sz="4" w:color="DCE3EC"/>
+              <w:insideV w:val="single" w:sz="4" w:color="DCE3EC"/>
+            </w:tcBorders>
+          </w:tcPr>
+          <w:p>
+            <w:pPr>
+              <w:spacing w:after="0"/>
+            </w:pPr>
+            <w:r/>
+            <w:r>
+              <w:rPr>
+                <w:rFonts w:ascii="Arial" w:hAnsi="Arial"/>
+                <w:b/>
+                <w:color w:val="FFFFFF"/>
+                <w:sz w:val="16"/>
+              </w:rPr>
+              <w:t>Capability status</w:t>
+            </w:r>
+          </w:p>
+        </w:tc>
+        <w:tc>
+          <w:tcPr>
+            <w:tcW w:type="dxa" w:w="2494"/>
+            <w:vAlign w:val="center"/>
+            <w:tcMar>
+              <w:top w:w="120" w:type="dxa"/>
+              <w:start w:w="120" w:type="dxa"/>
+              <w:bottom w:w="120" w:type="dxa"/>
+              <w:end w:w="120" w:type="dxa"/>
+            </w:tcMar>
+            <w:shd w:fill="0D1638"/>
+            <w:tcBorders>
+              <w:top w:val="single" w:sz="4" w:color="DCE3EC"/>
+              <w:left w:val="single" w:sz="4" w:color="DCE3EC"/>
+              <w:bottom w:val="single" w:sz="4" w:color="DCE3EC"/>
+              <w:right w:val="single" w:sz="4" w:color="DCE3EC"/>
+              <w:insideH w:val="single" w:sz="4" w:color="DCE3EC"/>
+              <w:insideV w:val="single" w:sz="4" w:color="DCE3EC"/>
+            </w:tcBorders>
+          </w:tcPr>
+          <w:p>
+            <w:pPr>
+              <w:spacing w:after="0"/>
+            </w:pPr>
+            <w:r/>
+            <w:r>
+              <w:rPr>
+                <w:rFonts w:ascii="Arial" w:hAnsi="Arial"/>
+                <w:b/>
+                <w:color w:val="FFFFFF"/>
+                <w:sz w:val="16"/>
+              </w:rPr>
+              <w:t>Relevant evidence / experience</w:t>
+            </w:r>
+          </w:p>
+        </w:tc>
+        <w:tc>
+          <w:tcPr>
+            <w:tcW w:type="dxa" w:w="2494"/>
+            <w:vAlign w:val="center"/>
+            <w:tcMar>
+              <w:top w:w="120" w:type="dxa"/>
+              <w:start w:w="120" w:type="dxa"/>
+              <w:bottom w:w="120" w:type="dxa"/>
+              <w:end w:w="120" w:type="dxa"/>
+            </w:tcMar>
+            <w:shd w:fill="0D1638"/>
+            <w:tcBorders>
+              <w:top w:val="single" w:sz="4" w:color="DCE3EC"/>
+              <w:left w:val="single" w:sz="4" w:color="DCE3EC"/>
+              <w:bottom w:val="single" w:sz="4" w:color="DCE3EC"/>
+              <w:right w:val="single" w:sz="4" w:color="DCE3EC"/>
+              <w:insideH w:val="single" w:sz="4" w:color="DCE3EC"/>
+              <w:insideV w:val="single" w:sz="4" w:color="DCE3EC"/>
+            </w:tcBorders>
+          </w:tcPr>
+          <w:p>
+            <w:pPr>
+              <w:spacing w:after="0"/>
+            </w:pPr>
+            <w:r/>
+            <w:r>
+              <w:rPr>
+                <w:rFonts w:ascii="Arial" w:hAnsi="Arial"/>
+                <w:b/>
+                <w:color w:val="FFFFFF"/>
+                <w:sz w:val="16"/>
+              </w:rPr>
+              <w:t>Constraints / notes</w:t>
+            </w:r>
+          </w:p>
+        </w:tc>
+      </w:tr>
+      <w:tr>
+        <w:tc>
+          <w:tcPr>
+            <w:tcW w:type="dxa" w:w="2494"/>
+            <w:vAlign w:val="center"/>
+            <w:tcMar>
+              <w:top w:w="120" w:type="dxa"/>
+              <w:start w:w="120" w:type="dxa"/>
+              <w:bottom w:w="120" w:type="dxa"/>
+              <w:end w:w="120" w:type="dxa"/>
+            </w:tcMar>
+            <w:tcBorders>
+              <w:top w:val="single" w:sz="4" w:color="DCE3EC"/>
+              <w:left w:val="single" w:sz="4" w:color="DCE3EC"/>
+              <w:bottom w:val="single" w:sz="4" w:color="DCE3EC"/>
+              <w:right w:val="single" w:sz="4" w:color="DCE3EC"/>
+              <w:insideH w:val="single" w:sz="4" w:color="DCE3EC"/>
+              <w:insideV w:val="single" w:sz="4" w:color="DCE3EC"/>
+            </w:tcBorders>
+          </w:tcPr>
+          <w:p>
+            <w:pPr>
+              <w:spacing w:after="0"/>
+            </w:pPr>
+            <w:r/>
+            <w:r>
+              <w:rPr>
+                <w:rFonts w:ascii="Arial" w:hAnsi="Arial"/>
+                <w:b w:val="0"/>
+                <w:color w:val="0D1638"/>
+                <w:sz w:val="16"/>
+              </w:rPr>
+              <w:t>High-rise buildings</w:t>
+            </w:r>
+          </w:p>
+        </w:tc>
+        <w:tc>
+          <w:tcPr>
+            <w:tcW w:type="dxa" w:w="2494"/>
+            <w:vAlign w:val="center"/>
+            <w:tcMar>
+              <w:top w:w="120" w:type="dxa"/>
+              <w:start w:w="120" w:type="dxa"/>
+              <w:bottom w:w="120" w:type="dxa"/>
+              <w:end w:w="120" w:type="dxa"/>
+            </w:tcMar>
+            <w:tcBorders>
+              <w:top w:val="single" w:sz="4" w:color="DCE3EC"/>
+              <w:left w:val="single" w:sz="4" w:color="DCE3EC"/>
+              <w:bottom w:val="single" w:sz="4" w:color="DCE3EC"/>
+              <w:right w:val="single" w:sz="4" w:color="DCE3EC"/>
+              <w:insideH w:val="single" w:sz="4" w:color="DCE3EC"/>
+              <w:insideV w:val="single" w:sz="4" w:color="DCE3EC"/>
+            </w:tcBorders>
+          </w:tcPr>
+          <w:p>
+            <w:pPr>
+              <w:spacing w:after="0"/>
+            </w:pPr>
+            <w:r/>
+            <w:r>
+              <w:rPr>
+                <w:rFonts w:ascii="Arial" w:hAnsi="Arial"/>
+                <w:b w:val="0"/>
+                <w:color w:val="0D1638"/>
+                <w:sz w:val="16"/>
+              </w:rPr>
+              <w:t>Yes / No / Unknown / Conditional</w:t>
+            </w:r>
+          </w:p>
+        </w:tc>
+        <w:tc>
+          <w:tcPr>
+            <w:tcW w:type="dxa" w:w="2494"/>
+            <w:vAlign w:val="center"/>
+            <w:tcMar>
+              <w:top w:w="120" w:type="dxa"/>
+              <w:start w:w="120" w:type="dxa"/>
+              <w:bottom w:w="120" w:type="dxa"/>
+              <w:end w:w="120" w:type="dxa"/>
+            </w:tcMar>
+            <w:tcBorders>
+              <w:top w:val="single" w:sz="4" w:color="DCE3EC"/>
+              <w:left w:val="single" w:sz="4" w:color="DCE3EC"/>
+              <w:bottom w:val="single" w:sz="4" w:color="DCE3EC"/>
+              <w:right w:val="single" w:sz="4" w:color="DCE3EC"/>
+              <w:insideH w:val="single" w:sz="4" w:color="DCE3EC"/>
+              <w:insideV w:val="single" w:sz="4" w:color="DCE3EC"/>
+            </w:tcBorders>
+          </w:tcPr>
+          <w:p>
+            <w:pPr>
+              <w:spacing w:after="0"/>
+            </w:pPr>
+            <w:r/>
+            <w:r>
+              <w:rPr>
+                <w:rFonts w:ascii="Arial" w:hAnsi="Arial"/>
+                <w:b w:val="0"/>
+                <w:color w:val="0D1638"/>
+                <w:sz w:val="16"/>
+              </w:rPr>
+              <w:t>Enter project / evidence</w:t>
+            </w:r>
+          </w:p>
+        </w:tc>
+        <w:tc>
+          <w:tcPr>
+            <w:tcW w:type="dxa" w:w="2494"/>
+            <w:vAlign w:val="center"/>
+            <w:tcMar>
+              <w:top w:w="120" w:type="dxa"/>
+              <w:start w:w="120" w:type="dxa"/>
+              <w:bottom w:w="120" w:type="dxa"/>
+              <w:end w:w="120" w:type="dxa"/>
+            </w:tcMar>
+            <w:tcBorders>
+              <w:top w:val="single" w:sz="4" w:color="DCE3EC"/>
+              <w:left w:val="single" w:sz="4" w:color="DCE3EC"/>
+              <w:bottom w:val="single" w:sz="4" w:color="DCE3EC"/>
+              <w:right w:val="single" w:sz="4" w:color="DCE3EC"/>
+              <w:insideH w:val="single" w:sz="4" w:color="DCE3EC"/>
+              <w:insideV w:val="single" w:sz="4" w:color="DCE3EC"/>
+            </w:tcBorders>
+          </w:tcPr>
+          <w:p>
+            <w:pPr>
+              <w:spacing w:after="0"/>
+            </w:pPr>
+            <w:r/>
+            <w:r>
+              <w:rPr>
+                <w:rFonts w:ascii="Arial" w:hAnsi="Arial"/>
+                <w:b w:val="0"/>
+                <w:color w:val="0D1638"/>
+                <w:sz w:val="16"/>
+              </w:rPr>
+              <w:t>Enter constraints / notes</w:t>
+            </w:r>
+          </w:p>
+        </w:tc>
+      </w:tr>
+      <w:tr>
+        <w:tc>
+          <w:tcPr>
+            <w:tcW w:type="dxa" w:w="2494"/>
+            <w:vAlign w:val="center"/>
+            <w:tcMar>
+              <w:top w:w="120" w:type="dxa"/>
+              <w:start w:w="120" w:type="dxa"/>
+              <w:bottom w:w="120" w:type="dxa"/>
+              <w:end w:w="120" w:type="dxa"/>
+            </w:tcMar>
+            <w:tcBorders>
+              <w:top w:val="single" w:sz="4" w:color="DCE3EC"/>
+              <w:left w:val="single" w:sz="4" w:color="DCE3EC"/>
+              <w:bottom w:val="single" w:sz="4" w:color="DCE3EC"/>
+              <w:right w:val="single" w:sz="4" w:color="DCE3EC"/>
+              <w:insideH w:val="single" w:sz="4" w:color="DCE3EC"/>
+              <w:insideV w:val="single" w:sz="4" w:color="DCE3EC"/>
+            </w:tcBorders>
+          </w:tcPr>
+          <w:p>
+            <w:pPr>
+              <w:spacing w:after="0"/>
+            </w:pPr>
+            <w:r/>
+            <w:r>
+              <w:rPr>
+                <w:rFonts w:ascii="Arial" w:hAnsi="Arial"/>
+                <w:b w:val="0"/>
+                <w:color w:val="0D1638"/>
+                <w:sz w:val="16"/>
+              </w:rPr>
+              <w:t>Occupied residential premises</w:t>
+            </w:r>
+          </w:p>
+        </w:tc>
+        <w:tc>
+          <w:tcPr>
+            <w:tcW w:type="dxa" w:w="2494"/>
+            <w:vAlign w:val="center"/>
+            <w:tcMar>
+              <w:top w:w="120" w:type="dxa"/>
+              <w:start w:w="120" w:type="dxa"/>
+              <w:bottom w:w="120" w:type="dxa"/>
+              <w:end w:w="120" w:type="dxa"/>
+            </w:tcMar>
+            <w:tcBorders>
+              <w:top w:val="single" w:sz="4" w:color="DCE3EC"/>
+              <w:left w:val="single" w:sz="4" w:color="DCE3EC"/>
+              <w:bottom w:val="single" w:sz="4" w:color="DCE3EC"/>
+              <w:right w:val="single" w:sz="4" w:color="DCE3EC"/>
+              <w:insideH w:val="single" w:sz="4" w:color="DCE3EC"/>
+              <w:insideV w:val="single" w:sz="4" w:color="DCE3EC"/>
+            </w:tcBorders>
+          </w:tcPr>
+          <w:p>
+            <w:pPr>
+              <w:spacing w:after="0"/>
+            </w:pPr>
+            <w:r/>
+            <w:r>
+              <w:rPr>
+                <w:rFonts w:ascii="Arial" w:hAnsi="Arial"/>
+                <w:b w:val="0"/>
+                <w:color w:val="0D1638"/>
+                <w:sz w:val="16"/>
+              </w:rPr>
+              <w:t>Yes / No / Unknown / Conditional</w:t>
+            </w:r>
+          </w:p>
+        </w:tc>
+        <w:tc>
+          <w:tcPr>
+            <w:tcW w:type="dxa" w:w="2494"/>
+            <w:vAlign w:val="center"/>
+            <w:tcMar>
+              <w:top w:w="120" w:type="dxa"/>
+              <w:start w:w="120" w:type="dxa"/>
+              <w:bottom w:w="120" w:type="dxa"/>
+              <w:end w:w="120" w:type="dxa"/>
+            </w:tcMar>
+            <w:tcBorders>
+              <w:top w:val="single" w:sz="4" w:color="DCE3EC"/>
+              <w:left w:val="single" w:sz="4" w:color="DCE3EC"/>
+              <w:bottom w:val="single" w:sz="4" w:color="DCE3EC"/>
+              <w:right w:val="single" w:sz="4" w:color="DCE3EC"/>
+              <w:insideH w:val="single" w:sz="4" w:color="DCE3EC"/>
+              <w:insideV w:val="single" w:sz="4" w:color="DCE3EC"/>
+            </w:tcBorders>
+          </w:tcPr>
+          <w:p>
+            <w:pPr>
+              <w:spacing w:after="0"/>
+            </w:pPr>
+            <w:r/>
+            <w:r>
+              <w:rPr>
+                <w:rFonts w:ascii="Arial" w:hAnsi="Arial"/>
+                <w:b w:val="0"/>
+                <w:color w:val="0D1638"/>
+                <w:sz w:val="16"/>
+              </w:rPr>
+              <w:t>Enter project / evidence</w:t>
+            </w:r>
+          </w:p>
+        </w:tc>
+        <w:tc>
+          <w:tcPr>
+            <w:tcW w:type="dxa" w:w="2494"/>
+            <w:vAlign w:val="center"/>
+            <w:tcMar>
+              <w:top w:w="120" w:type="dxa"/>
+              <w:start w:w="120" w:type="dxa"/>
+              <w:bottom w:w="120" w:type="dxa"/>
+              <w:end w:w="120" w:type="dxa"/>
+            </w:tcMar>
+            <w:tcBorders>
+              <w:top w:val="single" w:sz="4" w:color="DCE3EC"/>
+              <w:left w:val="single" w:sz="4" w:color="DCE3EC"/>
+              <w:bottom w:val="single" w:sz="4" w:color="DCE3EC"/>
+              <w:right w:val="single" w:sz="4" w:color="DCE3EC"/>
+              <w:insideH w:val="single" w:sz="4" w:color="DCE3EC"/>
+              <w:insideV w:val="single" w:sz="4" w:color="DCE3EC"/>
+            </w:tcBorders>
+          </w:tcPr>
+          <w:p>
+            <w:pPr>
+              <w:spacing w:after="0"/>
+            </w:pPr>
+            <w:r/>
+            <w:r>
+              <w:rPr>
+                <w:rFonts w:ascii="Arial" w:hAnsi="Arial"/>
+                <w:b w:val="0"/>
+                <w:color w:val="0D1638"/>
+                <w:sz w:val="16"/>
+              </w:rPr>
+              <w:t>Enter constraints / notes</w:t>
+            </w:r>
+          </w:p>
+        </w:tc>
+      </w:tr>
+      <w:tr>
+        <w:tc>
+          <w:tcPr>
+            <w:tcW w:type="dxa" w:w="2494"/>
+            <w:vAlign w:val="center"/>
+            <w:tcMar>
+              <w:top w:w="120" w:type="dxa"/>
+              <w:start w:w="120" w:type="dxa"/>
+              <w:bottom w:w="120" w:type="dxa"/>
+              <w:end w:w="120" w:type="dxa"/>
+            </w:tcMar>
+            <w:tcBorders>
+              <w:top w:val="single" w:sz="4" w:color="DCE3EC"/>
+              <w:left w:val="single" w:sz="4" w:color="DCE3EC"/>
+              <w:bottom w:val="single" w:sz="4" w:color="DCE3EC"/>
+              <w:right w:val="single" w:sz="4" w:color="DCE3EC"/>
+              <w:insideH w:val="single" w:sz="4" w:color="DCE3EC"/>
+              <w:insideV w:val="single" w:sz="4" w:color="DCE3EC"/>
+            </w:tcBorders>
+          </w:tcPr>
+          <w:p>
+            <w:pPr>
+              <w:spacing w:after="0"/>
+            </w:pPr>
+            <w:r/>
+            <w:r>
+              <w:rPr>
+                <w:rFonts w:ascii="Arial" w:hAnsi="Arial"/>
+                <w:b w:val="0"/>
+                <w:color w:val="0D1638"/>
+                <w:sz w:val="16"/>
+              </w:rPr>
+              <w:t>Live healthcare environments</w:t>
+            </w:r>
+          </w:p>
+        </w:tc>
+        <w:tc>
+          <w:tcPr>
+            <w:tcW w:type="dxa" w:w="2494"/>
+            <w:vAlign w:val="center"/>
+            <w:tcMar>
+              <w:top w:w="120" w:type="dxa"/>
+              <w:start w:w="120" w:type="dxa"/>
+              <w:bottom w:w="120" w:type="dxa"/>
+              <w:end w:w="120" w:type="dxa"/>
+            </w:tcMar>
+            <w:tcBorders>
+              <w:top w:val="single" w:sz="4" w:color="DCE3EC"/>
+              <w:left w:val="single" w:sz="4" w:color="DCE3EC"/>
+              <w:bottom w:val="single" w:sz="4" w:color="DCE3EC"/>
+              <w:right w:val="single" w:sz="4" w:color="DCE3EC"/>
+              <w:insideH w:val="single" w:sz="4" w:color="DCE3EC"/>
+              <w:insideV w:val="single" w:sz="4" w:color="DCE3EC"/>
+            </w:tcBorders>
+          </w:tcPr>
+          <w:p>
+            <w:pPr>
+              <w:spacing w:after="0"/>
+            </w:pPr>
+            <w:r/>
+            <w:r>
+              <w:rPr>
+                <w:rFonts w:ascii="Arial" w:hAnsi="Arial"/>
+                <w:b w:val="0"/>
+                <w:color w:val="0D1638"/>
+                <w:sz w:val="16"/>
+              </w:rPr>
+              <w:t>Yes / No / Unknown / Conditional</w:t>
+            </w:r>
+          </w:p>
+        </w:tc>
+        <w:tc>
+          <w:tcPr>
+            <w:tcW w:type="dxa" w:w="2494"/>
+            <w:vAlign w:val="center"/>
+            <w:tcMar>
+              <w:top w:w="120" w:type="dxa"/>
+              <w:start w:w="120" w:type="dxa"/>
+              <w:bottom w:w="120" w:type="dxa"/>
+              <w:end w:w="120" w:type="dxa"/>
+            </w:tcMar>
+            <w:tcBorders>
+              <w:top w:val="single" w:sz="4" w:color="DCE3EC"/>
+              <w:left w:val="single" w:sz="4" w:color="DCE3EC"/>
+              <w:bottom w:val="single" w:sz="4" w:color="DCE3EC"/>
+              <w:right w:val="single" w:sz="4" w:color="DCE3EC"/>
+              <w:insideH w:val="single" w:sz="4" w:color="DCE3EC"/>
+              <w:insideV w:val="single" w:sz="4" w:color="DCE3EC"/>
+            </w:tcBorders>
+          </w:tcPr>
+          <w:p>
+            <w:pPr>
+              <w:spacing w:after="0"/>
+            </w:pPr>
+            <w:r/>
+            <w:r>
+              <w:rPr>
+                <w:rFonts w:ascii="Arial" w:hAnsi="Arial"/>
+                <w:b w:val="0"/>
+                <w:color w:val="0D1638"/>
+                <w:sz w:val="16"/>
+              </w:rPr>
+              <w:t>Enter project / evidence</w:t>
+            </w:r>
+          </w:p>
+        </w:tc>
+        <w:tc>
+          <w:tcPr>
+            <w:tcW w:type="dxa" w:w="2494"/>
+            <w:vAlign w:val="center"/>
+            <w:tcMar>
+              <w:top w:w="120" w:type="dxa"/>
+              <w:start w:w="120" w:type="dxa"/>
+              <w:bottom w:w="120" w:type="dxa"/>
+              <w:end w:w="120" w:type="dxa"/>
+            </w:tcMar>
+            <w:tcBorders>
+              <w:top w:val="single" w:sz="4" w:color="DCE3EC"/>
+              <w:left w:val="single" w:sz="4" w:color="DCE3EC"/>
+              <w:bottom w:val="single" w:sz="4" w:color="DCE3EC"/>
+              <w:right w:val="single" w:sz="4" w:color="DCE3EC"/>
+              <w:insideH w:val="single" w:sz="4" w:color="DCE3EC"/>
+              <w:insideV w:val="single" w:sz="4" w:color="DCE3EC"/>
+            </w:tcBorders>
+          </w:tcPr>
+          <w:p>
+            <w:pPr>
+              <w:spacing w:after="0"/>
+            </w:pPr>
+            <w:r/>
+            <w:r>
+              <w:rPr>
+                <w:rFonts w:ascii="Arial" w:hAnsi="Arial"/>
+                <w:b w:val="0"/>
+                <w:color w:val="0D1638"/>
+                <w:sz w:val="16"/>
+              </w:rPr>
+              <w:t>Enter constraints / notes</w:t>
+            </w:r>
+          </w:p>
+        </w:tc>
+      </w:tr>
+      <w:tr>
+        <w:tc>
+          <w:tcPr>
+            <w:tcW w:type="dxa" w:w="2494"/>
+            <w:vAlign w:val="center"/>
+            <w:tcMar>
+              <w:top w:w="120" w:type="dxa"/>
+              <w:start w:w="120" w:type="dxa"/>
+              <w:bottom w:w="120" w:type="dxa"/>
+              <w:end w:w="120" w:type="dxa"/>
+            </w:tcMar>
+            <w:tcBorders>
+              <w:top w:val="single" w:sz="4" w:color="DCE3EC"/>
+              <w:left w:val="single" w:sz="4" w:color="DCE3EC"/>
+              <w:bottom w:val="single" w:sz="4" w:color="DCE3EC"/>
+              <w:right w:val="single" w:sz="4" w:color="DCE3EC"/>
+              <w:insideH w:val="single" w:sz="4" w:color="DCE3EC"/>
+              <w:insideV w:val="single" w:sz="4" w:color="DCE3EC"/>
+            </w:tcBorders>
+          </w:tcPr>
+          <w:p>
+            <w:pPr>
+              <w:spacing w:after="0"/>
+            </w:pPr>
+            <w:r/>
+            <w:r>
+              <w:rPr>
+                <w:rFonts w:ascii="Arial" w:hAnsi="Arial"/>
+                <w:b w:val="0"/>
+                <w:color w:val="0D1638"/>
+                <w:sz w:val="16"/>
+              </w:rPr>
+              <w:t>Schools / education premises</w:t>
+            </w:r>
+          </w:p>
+        </w:tc>
+        <w:tc>
+          <w:tcPr>
+            <w:tcW w:type="dxa" w:w="2494"/>
+            <w:vAlign w:val="center"/>
+            <w:tcMar>
+              <w:top w:w="120" w:type="dxa"/>
+              <w:start w:w="120" w:type="dxa"/>
+              <w:bottom w:w="120" w:type="dxa"/>
+              <w:end w:w="120" w:type="dxa"/>
+            </w:tcMar>
+            <w:tcBorders>
+              <w:top w:val="single" w:sz="4" w:color="DCE3EC"/>
+              <w:left w:val="single" w:sz="4" w:color="DCE3EC"/>
+              <w:bottom w:val="single" w:sz="4" w:color="DCE3EC"/>
+              <w:right w:val="single" w:sz="4" w:color="DCE3EC"/>
+              <w:insideH w:val="single" w:sz="4" w:color="DCE3EC"/>
+              <w:insideV w:val="single" w:sz="4" w:color="DCE3EC"/>
+            </w:tcBorders>
+          </w:tcPr>
+          <w:p>
+            <w:pPr>
+              <w:spacing w:after="0"/>
+            </w:pPr>
+            <w:r/>
+            <w:r>
+              <w:rPr>
+                <w:rFonts w:ascii="Arial" w:hAnsi="Arial"/>
+                <w:b w:val="0"/>
+                <w:color w:val="0D1638"/>
+                <w:sz w:val="16"/>
+              </w:rPr>
+              <w:t>Yes / No / Unknown / Conditional</w:t>
+            </w:r>
+          </w:p>
+        </w:tc>
+        <w:tc>
+          <w:tcPr>
+            <w:tcW w:type="dxa" w:w="2494"/>
+            <w:vAlign w:val="center"/>
+            <w:tcMar>
+              <w:top w:w="120" w:type="dxa"/>
+              <w:start w:w="120" w:type="dxa"/>
+              <w:bottom w:w="120" w:type="dxa"/>
+              <w:end w:w="120" w:type="dxa"/>
+            </w:tcMar>
+            <w:tcBorders>
+              <w:top w:val="single" w:sz="4" w:color="DCE3EC"/>
+              <w:left w:val="single" w:sz="4" w:color="DCE3EC"/>
+              <w:bottom w:val="single" w:sz="4" w:color="DCE3EC"/>
+              <w:right w:val="single" w:sz="4" w:color="DCE3EC"/>
+              <w:insideH w:val="single" w:sz="4" w:color="DCE3EC"/>
+              <w:insideV w:val="single" w:sz="4" w:color="DCE3EC"/>
+            </w:tcBorders>
+          </w:tcPr>
+          <w:p>
+            <w:pPr>
+              <w:spacing w:after="0"/>
+            </w:pPr>
+            <w:r/>
+            <w:r>
+              <w:rPr>
+                <w:rFonts w:ascii="Arial" w:hAnsi="Arial"/>
+                <w:b w:val="0"/>
+                <w:color w:val="0D1638"/>
+                <w:sz w:val="16"/>
+              </w:rPr>
+              <w:t>Enter project / evidence</w:t>
+            </w:r>
+          </w:p>
+        </w:tc>
+        <w:tc>
+          <w:tcPr>
+            <w:tcW w:type="dxa" w:w="2494"/>
+            <w:vAlign w:val="center"/>
+            <w:tcMar>
+              <w:top w:w="120" w:type="dxa"/>
+              <w:start w:w="120" w:type="dxa"/>
+              <w:bottom w:w="120" w:type="dxa"/>
+              <w:end w:w="120" w:type="dxa"/>
+            </w:tcMar>
+            <w:tcBorders>
+              <w:top w:val="single" w:sz="4" w:color="DCE3EC"/>
+              <w:left w:val="single" w:sz="4" w:color="DCE3EC"/>
+              <w:bottom w:val="single" w:sz="4" w:color="DCE3EC"/>
+              <w:right w:val="single" w:sz="4" w:color="DCE3EC"/>
+              <w:insideH w:val="single" w:sz="4" w:color="DCE3EC"/>
+              <w:insideV w:val="single" w:sz="4" w:color="DCE3EC"/>
+            </w:tcBorders>
+          </w:tcPr>
+          <w:p>
+            <w:pPr>
+              <w:spacing w:after="0"/>
+            </w:pPr>
+            <w:r/>
+            <w:r>
+              <w:rPr>
+                <w:rFonts w:ascii="Arial" w:hAnsi="Arial"/>
+                <w:b w:val="0"/>
+                <w:color w:val="0D1638"/>
+                <w:sz w:val="16"/>
+              </w:rPr>
+              <w:t>Enter constraints / notes</w:t>
+            </w:r>
+          </w:p>
+        </w:tc>
+      </w:tr>
+      <w:tr>
+        <w:tc>
+          <w:tcPr>
+            <w:tcW w:type="dxa" w:w="2494"/>
+            <w:vAlign w:val="center"/>
+            <w:tcMar>
+              <w:top w:w="120" w:type="dxa"/>
+              <w:start w:w="120" w:type="dxa"/>
+              <w:bottom w:w="120" w:type="dxa"/>
+              <w:end w:w="120" w:type="dxa"/>
+            </w:tcMar>
+            <w:tcBorders>
+              <w:top w:val="single" w:sz="4" w:color="DCE3EC"/>
+              <w:left w:val="single" w:sz="4" w:color="DCE3EC"/>
+              <w:bottom w:val="single" w:sz="4" w:color="DCE3EC"/>
+              <w:right w:val="single" w:sz="4" w:color="DCE3EC"/>
+              <w:insideH w:val="single" w:sz="4" w:color="DCE3EC"/>
+              <w:insideV w:val="single" w:sz="4" w:color="DCE3EC"/>
+            </w:tcBorders>
+          </w:tcPr>
+          <w:p>
+            <w:pPr>
+              <w:spacing w:after="0"/>
+            </w:pPr>
+            <w:r/>
+            <w:r>
+              <w:rPr>
+                <w:rFonts w:ascii="Arial" w:hAnsi="Arial"/>
+                <w:b w:val="0"/>
+                <w:color w:val="0D1638"/>
+                <w:sz w:val="16"/>
+              </w:rPr>
+              <w:t>Heritage / listed buildings</w:t>
+            </w:r>
+          </w:p>
+        </w:tc>
+        <w:tc>
+          <w:tcPr>
+            <w:tcW w:type="dxa" w:w="2494"/>
+            <w:vAlign w:val="center"/>
+            <w:tcMar>
+              <w:top w:w="120" w:type="dxa"/>
+              <w:start w:w="120" w:type="dxa"/>
+              <w:bottom w:w="120" w:type="dxa"/>
+              <w:end w:w="120" w:type="dxa"/>
+            </w:tcMar>
+            <w:tcBorders>
+              <w:top w:val="single" w:sz="4" w:color="DCE3EC"/>
+              <w:left w:val="single" w:sz="4" w:color="DCE3EC"/>
+              <w:bottom w:val="single" w:sz="4" w:color="DCE3EC"/>
+              <w:right w:val="single" w:sz="4" w:color="DCE3EC"/>
+              <w:insideH w:val="single" w:sz="4" w:color="DCE3EC"/>
+              <w:insideV w:val="single" w:sz="4" w:color="DCE3EC"/>
+            </w:tcBorders>
+          </w:tcPr>
+          <w:p>
+            <w:pPr>
+              <w:spacing w:after="0"/>
+            </w:pPr>
+            <w:r/>
+            <w:r>
+              <w:rPr>
+                <w:rFonts w:ascii="Arial" w:hAnsi="Arial"/>
+                <w:b w:val="0"/>
+                <w:color w:val="0D1638"/>
+                <w:sz w:val="16"/>
+              </w:rPr>
+              <w:t>Yes / No / Unknown / Conditional</w:t>
+            </w:r>
+          </w:p>
+        </w:tc>
+        <w:tc>
+          <w:tcPr>
+            <w:tcW w:type="dxa" w:w="2494"/>
+            <w:vAlign w:val="center"/>
+            <w:tcMar>
+              <w:top w:w="120" w:type="dxa"/>
+              <w:start w:w="120" w:type="dxa"/>
+              <w:bottom w:w="120" w:type="dxa"/>
+              <w:end w:w="120" w:type="dxa"/>
+            </w:tcMar>
+            <w:tcBorders>
+              <w:top w:val="single" w:sz="4" w:color="DCE3EC"/>
+              <w:left w:val="single" w:sz="4" w:color="DCE3EC"/>
+              <w:bottom w:val="single" w:sz="4" w:color="DCE3EC"/>
+              <w:right w:val="single" w:sz="4" w:color="DCE3EC"/>
+              <w:insideH w:val="single" w:sz="4" w:color="DCE3EC"/>
+              <w:insideV w:val="single" w:sz="4" w:color="DCE3EC"/>
+            </w:tcBorders>
+          </w:tcPr>
+          <w:p>
+            <w:pPr>
+              <w:spacing w:after="0"/>
+            </w:pPr>
+            <w:r/>
+            <w:r>
+              <w:rPr>
+                <w:rFonts w:ascii="Arial" w:hAnsi="Arial"/>
+                <w:b w:val="0"/>
+                <w:color w:val="0D1638"/>
+                <w:sz w:val="16"/>
+              </w:rPr>
+              <w:t>Enter project / evidence</w:t>
+            </w:r>
+          </w:p>
+        </w:tc>
+        <w:tc>
+          <w:tcPr>
+            <w:tcW w:type="dxa" w:w="2494"/>
+            <w:vAlign w:val="center"/>
+            <w:tcMar>
+              <w:top w:w="120" w:type="dxa"/>
+              <w:start w:w="120" w:type="dxa"/>
+              <w:bottom w:w="120" w:type="dxa"/>
+              <w:end w:w="120" w:type="dxa"/>
+            </w:tcMar>
+            <w:tcBorders>
+              <w:top w:val="single" w:sz="4" w:color="DCE3EC"/>
+              <w:left w:val="single" w:sz="4" w:color="DCE3EC"/>
+              <w:bottom w:val="single" w:sz="4" w:color="DCE3EC"/>
+              <w:right w:val="single" w:sz="4" w:color="DCE3EC"/>
+              <w:insideH w:val="single" w:sz="4" w:color="DCE3EC"/>
+              <w:insideV w:val="single" w:sz="4" w:color="DCE3EC"/>
+            </w:tcBorders>
+          </w:tcPr>
+          <w:p>
+            <w:pPr>
+              <w:spacing w:after="0"/>
+            </w:pPr>
+            <w:r/>
+            <w:r>
+              <w:rPr>
+                <w:rFonts w:ascii="Arial" w:hAnsi="Arial"/>
+                <w:b w:val="0"/>
+                <w:color w:val="0D1638"/>
+                <w:sz w:val="16"/>
+              </w:rPr>
+              <w:t>Enter constraints / notes</w:t>
+            </w:r>
+          </w:p>
+        </w:tc>
+      </w:tr>
+      <w:tr>
+        <w:tc>
+          <w:tcPr>
+            <w:tcW w:type="dxa" w:w="2494"/>
+            <w:vAlign w:val="center"/>
+            <w:tcMar>
+              <w:top w:w="120" w:type="dxa"/>
+              <w:start w:w="120" w:type="dxa"/>
+              <w:bottom w:w="120" w:type="dxa"/>
+              <w:end w:w="120" w:type="dxa"/>
+            </w:tcMar>
+            <w:tcBorders>
+              <w:top w:val="single" w:sz="4" w:color="DCE3EC"/>
+              <w:left w:val="single" w:sz="4" w:color="DCE3EC"/>
+              <w:bottom w:val="single" w:sz="4" w:color="DCE3EC"/>
+              <w:right w:val="single" w:sz="4" w:color="DCE3EC"/>
+              <w:insideH w:val="single" w:sz="4" w:color="DCE3EC"/>
+              <w:insideV w:val="single" w:sz="4" w:color="DCE3EC"/>
+            </w:tcBorders>
+          </w:tcPr>
+          <w:p>
+            <w:pPr>
+              <w:spacing w:after="0"/>
+            </w:pPr>
+            <w:r/>
+            <w:r>
+              <w:rPr>
+                <w:rFonts w:ascii="Arial" w:hAnsi="Arial"/>
+                <w:b w:val="0"/>
+                <w:color w:val="0D1638"/>
+                <w:sz w:val="16"/>
+              </w:rPr>
+              <w:t>Working at height / complex access</w:t>
+            </w:r>
+          </w:p>
+        </w:tc>
+        <w:tc>
+          <w:tcPr>
+            <w:tcW w:type="dxa" w:w="2494"/>
+            <w:vAlign w:val="center"/>
+            <w:tcMar>
+              <w:top w:w="120" w:type="dxa"/>
+              <w:start w:w="120" w:type="dxa"/>
+              <w:bottom w:w="120" w:type="dxa"/>
+              <w:end w:w="120" w:type="dxa"/>
+            </w:tcMar>
+            <w:tcBorders>
+              <w:top w:val="single" w:sz="4" w:color="DCE3EC"/>
+              <w:left w:val="single" w:sz="4" w:color="DCE3EC"/>
+              <w:bottom w:val="single" w:sz="4" w:color="DCE3EC"/>
+              <w:right w:val="single" w:sz="4" w:color="DCE3EC"/>
+              <w:insideH w:val="single" w:sz="4" w:color="DCE3EC"/>
+              <w:insideV w:val="single" w:sz="4" w:color="DCE3EC"/>
+            </w:tcBorders>
+          </w:tcPr>
+          <w:p>
+            <w:pPr>
+              <w:spacing w:after="0"/>
+            </w:pPr>
+            <w:r/>
+            <w:r>
+              <w:rPr>
+                <w:rFonts w:ascii="Arial" w:hAnsi="Arial"/>
+                <w:b w:val="0"/>
+                <w:color w:val="0D1638"/>
+                <w:sz w:val="16"/>
+              </w:rPr>
+              <w:t>Yes / No / Unknown / Conditional</w:t>
+            </w:r>
+          </w:p>
+        </w:tc>
+        <w:tc>
+          <w:tcPr>
+            <w:tcW w:type="dxa" w:w="2494"/>
+            <w:vAlign w:val="center"/>
+            <w:tcMar>
+              <w:top w:w="120" w:type="dxa"/>
+              <w:start w:w="120" w:type="dxa"/>
+              <w:bottom w:w="120" w:type="dxa"/>
+              <w:end w:w="120" w:type="dxa"/>
+            </w:tcMar>
+            <w:tcBorders>
+              <w:top w:val="single" w:sz="4" w:color="DCE3EC"/>
+              <w:left w:val="single" w:sz="4" w:color="DCE3EC"/>
+              <w:bottom w:val="single" w:sz="4" w:color="DCE3EC"/>
+              <w:right w:val="single" w:sz="4" w:color="DCE3EC"/>
+              <w:insideH w:val="single" w:sz="4" w:color="DCE3EC"/>
+              <w:insideV w:val="single" w:sz="4" w:color="DCE3EC"/>
+            </w:tcBorders>
+          </w:tcPr>
+          <w:p>
+            <w:pPr>
+              <w:spacing w:after="0"/>
+            </w:pPr>
+            <w:r/>
+            <w:r>
+              <w:rPr>
+                <w:rFonts w:ascii="Arial" w:hAnsi="Arial"/>
+                <w:b w:val="0"/>
+                <w:color w:val="0D1638"/>
+                <w:sz w:val="16"/>
+              </w:rPr>
+              <w:t>Enter project / evidence</w:t>
+            </w:r>
+          </w:p>
+        </w:tc>
+        <w:tc>
+          <w:tcPr>
+            <w:tcW w:type="dxa" w:w="2494"/>
+            <w:vAlign w:val="center"/>
+            <w:tcMar>
+              <w:top w:w="120" w:type="dxa"/>
+              <w:start w:w="120" w:type="dxa"/>
+              <w:bottom w:w="120" w:type="dxa"/>
+              <w:end w:w="120" w:type="dxa"/>
+            </w:tcMar>
+            <w:tcBorders>
+              <w:top w:val="single" w:sz="4" w:color="DCE3EC"/>
+              <w:left w:val="single" w:sz="4" w:color="DCE3EC"/>
+              <w:bottom w:val="single" w:sz="4" w:color="DCE3EC"/>
+              <w:right w:val="single" w:sz="4" w:color="DCE3EC"/>
+              <w:insideH w:val="single" w:sz="4" w:color="DCE3EC"/>
+              <w:insideV w:val="single" w:sz="4" w:color="DCE3EC"/>
+            </w:tcBorders>
+          </w:tcPr>
+          <w:p>
+            <w:pPr>
+              <w:spacing w:after="0"/>
+            </w:pPr>
+            <w:r/>
+            <w:r>
+              <w:rPr>
+                <w:rFonts w:ascii="Arial" w:hAnsi="Arial"/>
+                <w:b w:val="0"/>
+                <w:color w:val="0D1638"/>
+                <w:sz w:val="16"/>
+              </w:rPr>
+              <w:t>Enter constraints / notes</w:t>
+            </w:r>
+          </w:p>
+        </w:tc>
+      </w:tr>
+      <w:tr>
+        <w:tc>
+          <w:tcPr>
+            <w:tcW w:type="dxa" w:w="2494"/>
+            <w:vAlign w:val="center"/>
+            <w:tcMar>
+              <w:top w:w="120" w:type="dxa"/>
+              <w:start w:w="120" w:type="dxa"/>
+              <w:bottom w:w="120" w:type="dxa"/>
+              <w:end w:w="120" w:type="dxa"/>
+            </w:tcMar>
+            <w:tcBorders>
+              <w:top w:val="single" w:sz="4" w:color="DCE3EC"/>
+              <w:left w:val="single" w:sz="4" w:color="DCE3EC"/>
+              <w:bottom w:val="single" w:sz="4" w:color="DCE3EC"/>
+              <w:right w:val="single" w:sz="4" w:color="DCE3EC"/>
+              <w:insideH w:val="single" w:sz="4" w:color="DCE3EC"/>
+              <w:insideV w:val="single" w:sz="4" w:color="DCE3EC"/>
+            </w:tcBorders>
+          </w:tcPr>
+          <w:p>
+            <w:pPr>
+              <w:spacing w:after="0"/>
+            </w:pPr>
+            <w:r/>
+            <w:r>
+              <w:rPr>
+                <w:rFonts w:ascii="Arial" w:hAnsi="Arial"/>
+                <w:b w:val="0"/>
+                <w:color w:val="0D1638"/>
+                <w:sz w:val="16"/>
+              </w:rPr>
+              <w:t>Security-sensitive environments</w:t>
+            </w:r>
+          </w:p>
+        </w:tc>
+        <w:tc>
+          <w:tcPr>
+            <w:tcW w:type="dxa" w:w="2494"/>
+            <w:vAlign w:val="center"/>
+            <w:tcMar>
+              <w:top w:w="120" w:type="dxa"/>
+              <w:start w:w="120" w:type="dxa"/>
+              <w:bottom w:w="120" w:type="dxa"/>
+              <w:end w:w="120" w:type="dxa"/>
+            </w:tcMar>
+            <w:tcBorders>
+              <w:top w:val="single" w:sz="4" w:color="DCE3EC"/>
+              <w:left w:val="single" w:sz="4" w:color="DCE3EC"/>
+              <w:bottom w:val="single" w:sz="4" w:color="DCE3EC"/>
+              <w:right w:val="single" w:sz="4" w:color="DCE3EC"/>
+              <w:insideH w:val="single" w:sz="4" w:color="DCE3EC"/>
+              <w:insideV w:val="single" w:sz="4" w:color="DCE3EC"/>
+            </w:tcBorders>
+          </w:tcPr>
+          <w:p>
+            <w:pPr>
+              <w:spacing w:after="0"/>
+            </w:pPr>
+            <w:r/>
+            <w:r>
+              <w:rPr>
+                <w:rFonts w:ascii="Arial" w:hAnsi="Arial"/>
+                <w:b w:val="0"/>
+                <w:color w:val="0D1638"/>
+                <w:sz w:val="16"/>
+              </w:rPr>
+              <w:t>Yes / No / Unknown / Conditional</w:t>
+            </w:r>
+          </w:p>
+        </w:tc>
+        <w:tc>
+          <w:tcPr>
+            <w:tcW w:type="dxa" w:w="2494"/>
+            <w:vAlign w:val="center"/>
+            <w:tcMar>
+              <w:top w:w="120" w:type="dxa"/>
+              <w:start w:w="120" w:type="dxa"/>
+              <w:bottom w:w="120" w:type="dxa"/>
+              <w:end w:w="120" w:type="dxa"/>
+            </w:tcMar>
+            <w:tcBorders>
+              <w:top w:val="single" w:sz="4" w:color="DCE3EC"/>
+              <w:left w:val="single" w:sz="4" w:color="DCE3EC"/>
+              <w:bottom w:val="single" w:sz="4" w:color="DCE3EC"/>
+              <w:right w:val="single" w:sz="4" w:color="DCE3EC"/>
+              <w:insideH w:val="single" w:sz="4" w:color="DCE3EC"/>
+              <w:insideV w:val="single" w:sz="4" w:color="DCE3EC"/>
+            </w:tcBorders>
+          </w:tcPr>
+          <w:p>
+            <w:pPr>
+              <w:spacing w:after="0"/>
+            </w:pPr>
+            <w:r/>
+            <w:r>
+              <w:rPr>
+                <w:rFonts w:ascii="Arial" w:hAnsi="Arial"/>
+                <w:b w:val="0"/>
+                <w:color w:val="0D1638"/>
+                <w:sz w:val="16"/>
+              </w:rPr>
+              <w:t>Enter project / evidence</w:t>
+            </w:r>
+          </w:p>
+        </w:tc>
+        <w:tc>
+          <w:tcPr>
+            <w:tcW w:type="dxa" w:w="2494"/>
+            <w:vAlign w:val="center"/>
+            <w:tcMar>
+              <w:top w:w="120" w:type="dxa"/>
+              <w:start w:w="120" w:type="dxa"/>
+              <w:bottom w:w="120" w:type="dxa"/>
+              <w:end w:w="120" w:type="dxa"/>
+            </w:tcMar>
+            <w:tcBorders>
+              <w:top w:val="single" w:sz="4" w:color="DCE3EC"/>
+              <w:left w:val="single" w:sz="4" w:color="DCE3EC"/>
+              <w:bottom w:val="single" w:sz="4" w:color="DCE3EC"/>
+              <w:right w:val="single" w:sz="4" w:color="DCE3EC"/>
+              <w:insideH w:val="single" w:sz="4" w:color="DCE3EC"/>
+              <w:insideV w:val="single" w:sz="4" w:color="DCE3EC"/>
+            </w:tcBorders>
+          </w:tcPr>
+          <w:p>
+            <w:pPr>
+              <w:spacing w:after="0"/>
+            </w:pPr>
+            <w:r/>
+            <w:r>
+              <w:rPr>
+                <w:rFonts w:ascii="Arial" w:hAnsi="Arial"/>
+                <w:b w:val="0"/>
+                <w:color w:val="0D1638"/>
+                <w:sz w:val="16"/>
+              </w:rPr>
+              <w:t>Enter constraints / notes</w:t>
+            </w:r>
+          </w:p>
+        </w:tc>
+      </w:tr>
+      <w:tr>
+        <w:tc>
+          <w:tcPr>
+            <w:tcW w:type="dxa" w:w="2494"/>
+            <w:vAlign w:val="center"/>
+            <w:tcMar>
+              <w:top w:w="120" w:type="dxa"/>
+              <w:start w:w="120" w:type="dxa"/>
+              <w:bottom w:w="120" w:type="dxa"/>
+              <w:end w:w="120" w:type="dxa"/>
+            </w:tcMar>
+            <w:tcBorders>
+              <w:top w:val="single" w:sz="4" w:color="DCE3EC"/>
+              <w:left w:val="single" w:sz="4" w:color="DCE3EC"/>
+              <w:bottom w:val="single" w:sz="4" w:color="DCE3EC"/>
+              <w:right w:val="single" w:sz="4" w:color="DCE3EC"/>
+              <w:insideH w:val="single" w:sz="4" w:color="DCE3EC"/>
+              <w:insideV w:val="single" w:sz="4" w:color="DCE3EC"/>
+            </w:tcBorders>
+          </w:tcPr>
+          <w:p>
+            <w:pPr>
+              <w:spacing w:after="0"/>
+            </w:pPr>
+            <w:r/>
+            <w:r>
+              <w:rPr>
+                <w:rFonts w:ascii="Arial" w:hAnsi="Arial"/>
+                <w:b w:val="0"/>
+                <w:color w:val="0D1638"/>
+                <w:sz w:val="16"/>
+              </w:rPr>
+              <w:t>Live operational / public-facing sites</w:t>
+            </w:r>
+          </w:p>
+        </w:tc>
+        <w:tc>
+          <w:tcPr>
+            <w:tcW w:type="dxa" w:w="2494"/>
+            <w:vAlign w:val="center"/>
+            <w:tcMar>
+              <w:top w:w="120" w:type="dxa"/>
+              <w:start w:w="120" w:type="dxa"/>
+              <w:bottom w:w="120" w:type="dxa"/>
+              <w:end w:w="120" w:type="dxa"/>
+            </w:tcMar>
+            <w:tcBorders>
+              <w:top w:val="single" w:sz="4" w:color="DCE3EC"/>
+              <w:left w:val="single" w:sz="4" w:color="DCE3EC"/>
+              <w:bottom w:val="single" w:sz="4" w:color="DCE3EC"/>
+              <w:right w:val="single" w:sz="4" w:color="DCE3EC"/>
+              <w:insideH w:val="single" w:sz="4" w:color="DCE3EC"/>
+              <w:insideV w:val="single" w:sz="4" w:color="DCE3EC"/>
+            </w:tcBorders>
+          </w:tcPr>
+          <w:p>
+            <w:pPr>
+              <w:spacing w:after="0"/>
+            </w:pPr>
+            <w:r/>
+            <w:r>
+              <w:rPr>
+                <w:rFonts w:ascii="Arial" w:hAnsi="Arial"/>
+                <w:b w:val="0"/>
+                <w:color w:val="0D1638"/>
+                <w:sz w:val="16"/>
+              </w:rPr>
+              <w:t>Yes / No / Unknown / Conditional</w:t>
+            </w:r>
+          </w:p>
+        </w:tc>
+        <w:tc>
+          <w:tcPr>
+            <w:tcW w:type="dxa" w:w="2494"/>
+            <w:vAlign w:val="center"/>
+            <w:tcMar>
+              <w:top w:w="120" w:type="dxa"/>
+              <w:start w:w="120" w:type="dxa"/>
+              <w:bottom w:w="120" w:type="dxa"/>
+              <w:end w:w="120" w:type="dxa"/>
+            </w:tcMar>
+            <w:tcBorders>
+              <w:top w:val="single" w:sz="4" w:color="DCE3EC"/>
+              <w:left w:val="single" w:sz="4" w:color="DCE3EC"/>
+              <w:bottom w:val="single" w:sz="4" w:color="DCE3EC"/>
+              <w:right w:val="single" w:sz="4" w:color="DCE3EC"/>
+              <w:insideH w:val="single" w:sz="4" w:color="DCE3EC"/>
+              <w:insideV w:val="single" w:sz="4" w:color="DCE3EC"/>
+            </w:tcBorders>
+          </w:tcPr>
+          <w:p>
+            <w:pPr>
+              <w:spacing w:after="0"/>
+            </w:pPr>
+            <w:r/>
+            <w:r>
+              <w:rPr>
+                <w:rFonts w:ascii="Arial" w:hAnsi="Arial"/>
+                <w:b w:val="0"/>
+                <w:color w:val="0D1638"/>
+                <w:sz w:val="16"/>
+              </w:rPr>
+              <w:t>Enter project / evidence</w:t>
+            </w:r>
+          </w:p>
+        </w:tc>
+        <w:tc>
+          <w:tcPr>
+            <w:tcW w:type="dxa" w:w="2494"/>
+            <w:vAlign w:val="center"/>
+            <w:tcMar>
+              <w:top w:w="120" w:type="dxa"/>
+              <w:start w:w="120" w:type="dxa"/>
+              <w:bottom w:w="120" w:type="dxa"/>
+              <w:end w:w="120" w:type="dxa"/>
+            </w:tcMar>
+            <w:tcBorders>
+              <w:top w:val="single" w:sz="4" w:color="DCE3EC"/>
+              <w:left w:val="single" w:sz="4" w:color="DCE3EC"/>
+              <w:bottom w:val="single" w:sz="4" w:color="DCE3EC"/>
+              <w:right w:val="single" w:sz="4" w:color="DCE3EC"/>
+              <w:insideH w:val="single" w:sz="4" w:color="DCE3EC"/>
+              <w:insideV w:val="single" w:sz="4" w:color="DCE3EC"/>
+            </w:tcBorders>
+          </w:tcPr>
+          <w:p>
+            <w:pPr>
+              <w:spacing w:after="0"/>
+            </w:pPr>
+            <w:r/>
+            <w:r>
+              <w:rPr>
+                <w:rFonts w:ascii="Arial" w:hAnsi="Arial"/>
+                <w:b w:val="0"/>
+                <w:color w:val="0D1638"/>
+                <w:sz w:val="16"/>
+              </w:rPr>
+              <w:t>Enter constraints / notes</w:t>
+            </w:r>
+          </w:p>
+        </w:tc>
+      </w:tr>
+      <w:tr>
+        <w:tc>
+          <w:tcPr>
+            <w:tcW w:type="dxa" w:w="2494"/>
+            <w:vAlign w:val="center"/>
+            <w:tcMar>
+              <w:top w:w="120" w:type="dxa"/>
+              <w:start w:w="120" w:type="dxa"/>
+              <w:bottom w:w="120" w:type="dxa"/>
+              <w:end w:w="120" w:type="dxa"/>
+            </w:tcMar>
+            <w:tcBorders>
+              <w:top w:val="single" w:sz="4" w:color="DCE3EC"/>
+              <w:left w:val="single" w:sz="4" w:color="DCE3EC"/>
+              <w:bottom w:val="single" w:sz="4" w:color="DCE3EC"/>
+              <w:right w:val="single" w:sz="4" w:color="DCE3EC"/>
+              <w:insideH w:val="single" w:sz="4" w:color="DCE3EC"/>
+              <w:insideV w:val="single" w:sz="4" w:color="DCE3EC"/>
+            </w:tcBorders>
+          </w:tcPr>
+          <w:p>
+            <w:pPr>
+              <w:spacing w:after="0"/>
+            </w:pPr>
+            <w:r/>
+            <w:r>
+              <w:rPr>
+                <w:rFonts w:ascii="Arial" w:hAnsi="Arial"/>
+                <w:b w:val="0"/>
+                <w:color w:val="0D1638"/>
+                <w:sz w:val="16"/>
+              </w:rPr>
+              <w:t>Night / weekend working</w:t>
+            </w:r>
+          </w:p>
+        </w:tc>
+        <w:tc>
+          <w:tcPr>
+            <w:tcW w:type="dxa" w:w="2494"/>
+            <w:vAlign w:val="center"/>
+            <w:tcMar>
+              <w:top w:w="120" w:type="dxa"/>
+              <w:start w:w="120" w:type="dxa"/>
+              <w:bottom w:w="120" w:type="dxa"/>
+              <w:end w:w="120" w:type="dxa"/>
+            </w:tcMar>
+            <w:tcBorders>
+              <w:top w:val="single" w:sz="4" w:color="DCE3EC"/>
+              <w:left w:val="single" w:sz="4" w:color="DCE3EC"/>
+              <w:bottom w:val="single" w:sz="4" w:color="DCE3EC"/>
+              <w:right w:val="single" w:sz="4" w:color="DCE3EC"/>
+              <w:insideH w:val="single" w:sz="4" w:color="DCE3EC"/>
+              <w:insideV w:val="single" w:sz="4" w:color="DCE3EC"/>
+            </w:tcBorders>
+          </w:tcPr>
+          <w:p>
+            <w:pPr>
+              <w:spacing w:after="0"/>
+            </w:pPr>
+            <w:r/>
+            <w:r>
+              <w:rPr>
+                <w:rFonts w:ascii="Arial" w:hAnsi="Arial"/>
+                <w:b w:val="0"/>
+                <w:color w:val="0D1638"/>
+                <w:sz w:val="16"/>
+              </w:rPr>
+              <w:t>Yes / No / Unknown / Conditional</w:t>
+            </w:r>
+          </w:p>
+        </w:tc>
+        <w:tc>
+          <w:tcPr>
+            <w:tcW w:type="dxa" w:w="2494"/>
+            <w:vAlign w:val="center"/>
+            <w:tcMar>
+              <w:top w:w="120" w:type="dxa"/>
+              <w:start w:w="120" w:type="dxa"/>
+              <w:bottom w:w="120" w:type="dxa"/>
+              <w:end w:w="120" w:type="dxa"/>
+            </w:tcMar>
+            <w:tcBorders>
+              <w:top w:val="single" w:sz="4" w:color="DCE3EC"/>
+              <w:left w:val="single" w:sz="4" w:color="DCE3EC"/>
+              <w:bottom w:val="single" w:sz="4" w:color="DCE3EC"/>
+              <w:right w:val="single" w:sz="4" w:color="DCE3EC"/>
+              <w:insideH w:val="single" w:sz="4" w:color="DCE3EC"/>
+              <w:insideV w:val="single" w:sz="4" w:color="DCE3EC"/>
+            </w:tcBorders>
+          </w:tcPr>
+          <w:p>
+            <w:pPr>
+              <w:spacing w:after="0"/>
+            </w:pPr>
+            <w:r/>
+            <w:r>
+              <w:rPr>
+                <w:rFonts w:ascii="Arial" w:hAnsi="Arial"/>
+                <w:b w:val="0"/>
+                <w:color w:val="0D1638"/>
+                <w:sz w:val="16"/>
+              </w:rPr>
+              <w:t>Enter project / evidence</w:t>
+            </w:r>
+          </w:p>
+        </w:tc>
+        <w:tc>
+          <w:tcPr>
+            <w:tcW w:type="dxa" w:w="2494"/>
+            <w:vAlign w:val="center"/>
+            <w:tcMar>
+              <w:top w:w="120" w:type="dxa"/>
+              <w:start w:w="120" w:type="dxa"/>
+              <w:bottom w:w="120" w:type="dxa"/>
+              <w:end w:w="120" w:type="dxa"/>
+            </w:tcMar>
+            <w:tcBorders>
+              <w:top w:val="single" w:sz="4" w:color="DCE3EC"/>
+              <w:left w:val="single" w:sz="4" w:color="DCE3EC"/>
+              <w:bottom w:val="single" w:sz="4" w:color="DCE3EC"/>
+              <w:right w:val="single" w:sz="4" w:color="DCE3EC"/>
+              <w:insideH w:val="single" w:sz="4" w:color="DCE3EC"/>
+              <w:insideV w:val="single" w:sz="4" w:color="DCE3EC"/>
+            </w:tcBorders>
+          </w:tcPr>
+          <w:p>
+            <w:pPr>
+              <w:spacing w:after="0"/>
+            </w:pPr>
+            <w:r/>
+            <w:r>
+              <w:rPr>
+                <w:rFonts w:ascii="Arial" w:hAnsi="Arial"/>
+                <w:b w:val="0"/>
+                <w:color w:val="0D1638"/>
+                <w:sz w:val="16"/>
+              </w:rPr>
+              <w:t>Enter constraints / notes</w:t>
+            </w:r>
+          </w:p>
+        </w:tc>
+      </w:tr>
+      <w:tr>
+        <w:tc>
+          <w:tcPr>
+            <w:tcW w:type="dxa" w:w="2494"/>
+            <w:vAlign w:val="center"/>
+            <w:tcMar>
+              <w:top w:w="120" w:type="dxa"/>
+              <w:start w:w="120" w:type="dxa"/>
+              <w:bottom w:w="120" w:type="dxa"/>
+              <w:end w:w="120" w:type="dxa"/>
+            </w:tcMar>
+            <w:tcBorders>
+              <w:top w:val="single" w:sz="4" w:color="DCE3EC"/>
+              <w:left w:val="single" w:sz="4" w:color="DCE3EC"/>
+              <w:bottom w:val="single" w:sz="4" w:color="DCE3EC"/>
+              <w:right w:val="single" w:sz="4" w:color="DCE3EC"/>
+              <w:insideH w:val="single" w:sz="4" w:color="DCE3EC"/>
+              <w:insideV w:val="single" w:sz="4" w:color="DCE3EC"/>
+            </w:tcBorders>
+          </w:tcPr>
+          <w:p>
+            <w:pPr>
+              <w:spacing w:after="0"/>
+            </w:pPr>
+            <w:r/>
+            <w:r>
+              <w:rPr>
+                <w:rFonts w:ascii="Arial" w:hAnsi="Arial"/>
+                <w:b w:val="0"/>
+                <w:color w:val="0D1638"/>
+                <w:sz w:val="16"/>
+              </w:rPr>
+              <w:t>Resident / stakeholder liaison</w:t>
+            </w:r>
+          </w:p>
+        </w:tc>
+        <w:tc>
+          <w:tcPr>
+            <w:tcW w:type="dxa" w:w="2494"/>
+            <w:vAlign w:val="center"/>
+            <w:tcMar>
+              <w:top w:w="120" w:type="dxa"/>
+              <w:start w:w="120" w:type="dxa"/>
+              <w:bottom w:w="120" w:type="dxa"/>
+              <w:end w:w="120" w:type="dxa"/>
+            </w:tcMar>
+            <w:tcBorders>
+              <w:top w:val="single" w:sz="4" w:color="DCE3EC"/>
+              <w:left w:val="single" w:sz="4" w:color="DCE3EC"/>
+              <w:bottom w:val="single" w:sz="4" w:color="DCE3EC"/>
+              <w:right w:val="single" w:sz="4" w:color="DCE3EC"/>
+              <w:insideH w:val="single" w:sz="4" w:color="DCE3EC"/>
+              <w:insideV w:val="single" w:sz="4" w:color="DCE3EC"/>
+            </w:tcBorders>
+          </w:tcPr>
+          <w:p>
+            <w:pPr>
+              <w:spacing w:after="0"/>
+            </w:pPr>
+            <w:r/>
+            <w:r>
+              <w:rPr>
+                <w:rFonts w:ascii="Arial" w:hAnsi="Arial"/>
+                <w:b w:val="0"/>
+                <w:color w:val="0D1638"/>
+                <w:sz w:val="16"/>
+              </w:rPr>
+              <w:t>Yes / No / Unknown / Conditional</w:t>
+            </w:r>
+          </w:p>
+        </w:tc>
+        <w:tc>
+          <w:tcPr>
+            <w:tcW w:type="dxa" w:w="2494"/>
+            <w:vAlign w:val="center"/>
+            <w:tcMar>
+              <w:top w:w="120" w:type="dxa"/>
+              <w:start w:w="120" w:type="dxa"/>
+              <w:bottom w:w="120" w:type="dxa"/>
+              <w:end w:w="120" w:type="dxa"/>
+            </w:tcMar>
+            <w:tcBorders>
+              <w:top w:val="single" w:sz="4" w:color="DCE3EC"/>
+              <w:left w:val="single" w:sz="4" w:color="DCE3EC"/>
+              <w:bottom w:val="single" w:sz="4" w:color="DCE3EC"/>
+              <w:right w:val="single" w:sz="4" w:color="DCE3EC"/>
+              <w:insideH w:val="single" w:sz="4" w:color="DCE3EC"/>
+              <w:insideV w:val="single" w:sz="4" w:color="DCE3EC"/>
+            </w:tcBorders>
+          </w:tcPr>
+          <w:p>
+            <w:pPr>
+              <w:spacing w:after="0"/>
+            </w:pPr>
+            <w:r/>
+            <w:r>
+              <w:rPr>
+                <w:rFonts w:ascii="Arial" w:hAnsi="Arial"/>
+                <w:b w:val="0"/>
+                <w:color w:val="0D1638"/>
+                <w:sz w:val="16"/>
+              </w:rPr>
+              <w:t>Enter project / evidence</w:t>
+            </w:r>
+          </w:p>
+        </w:tc>
+        <w:tc>
+          <w:tcPr>
+            <w:tcW w:type="dxa" w:w="2494"/>
+            <w:vAlign w:val="center"/>
+            <w:tcMar>
+              <w:top w:w="120" w:type="dxa"/>
+              <w:start w:w="120" w:type="dxa"/>
+              <w:bottom w:w="120" w:type="dxa"/>
+              <w:end w:w="120" w:type="dxa"/>
+            </w:tcMar>
+            <w:tcBorders>
+              <w:top w:val="single" w:sz="4" w:color="DCE3EC"/>
+              <w:left w:val="single" w:sz="4" w:color="DCE3EC"/>
+              <w:bottom w:val="single" w:sz="4" w:color="DCE3EC"/>
+              <w:right w:val="single" w:sz="4" w:color="DCE3EC"/>
+              <w:insideH w:val="single" w:sz="4" w:color="DCE3EC"/>
+              <w:insideV w:val="single" w:sz="4" w:color="DCE3EC"/>
+            </w:tcBorders>
+          </w:tcPr>
+          <w:p>
+            <w:pPr>
+              <w:spacing w:after="0"/>
+            </w:pPr>
+            <w:r/>
+            <w:r>
+              <w:rPr>
+                <w:rFonts w:ascii="Arial" w:hAnsi="Arial"/>
+                <w:b w:val="0"/>
+                <w:color w:val="0D1638"/>
+                <w:sz w:val="16"/>
+              </w:rPr>
+              <w:t>Enter constraints / notes</w:t>
+            </w:r>
+          </w:p>
+        </w:tc>
+      </w:tr>
+      <w:tr>
+        <w:tc>
+          <w:tcPr>
+            <w:tcW w:type="dxa" w:w="2494"/>
+            <w:vAlign w:val="center"/>
+            <w:tcMar>
+              <w:top w:w="120" w:type="dxa"/>
+              <w:start w:w="120" w:type="dxa"/>
+              <w:bottom w:w="120" w:type="dxa"/>
+              <w:end w:w="120" w:type="dxa"/>
+            </w:tcMar>
+            <w:tcBorders>
+              <w:top w:val="single" w:sz="4" w:color="DCE3EC"/>
+              <w:left w:val="single" w:sz="4" w:color="DCE3EC"/>
+              <w:bottom w:val="single" w:sz="4" w:color="DCE3EC"/>
+              <w:right w:val="single" w:sz="4" w:color="DCE3EC"/>
+              <w:insideH w:val="single" w:sz="4" w:color="DCE3EC"/>
+              <w:insideV w:val="single" w:sz="4" w:color="DCE3EC"/>
+            </w:tcBorders>
+          </w:tcPr>
+          <w:p>
+            <w:pPr>
+              <w:spacing w:after="0"/>
+            </w:pPr>
+            <w:r/>
+            <w:r>
+              <w:rPr>
+                <w:rFonts w:ascii="Arial" w:hAnsi="Arial"/>
+                <w:b w:val="0"/>
+                <w:color w:val="0D1638"/>
+                <w:sz w:val="16"/>
+              </w:rPr>
+              <w:t>Specialist access / temporary works</w:t>
+            </w:r>
+          </w:p>
+        </w:tc>
+        <w:tc>
+          <w:tcPr>
+            <w:tcW w:type="dxa" w:w="2494"/>
+            <w:vAlign w:val="center"/>
+            <w:tcMar>
+              <w:top w:w="120" w:type="dxa"/>
+              <w:start w:w="120" w:type="dxa"/>
+              <w:bottom w:w="120" w:type="dxa"/>
+              <w:end w:w="120" w:type="dxa"/>
+            </w:tcMar>
+            <w:tcBorders>
+              <w:top w:val="single" w:sz="4" w:color="DCE3EC"/>
+              <w:left w:val="single" w:sz="4" w:color="DCE3EC"/>
+              <w:bottom w:val="single" w:sz="4" w:color="DCE3EC"/>
+              <w:right w:val="single" w:sz="4" w:color="DCE3EC"/>
+              <w:insideH w:val="single" w:sz="4" w:color="DCE3EC"/>
+              <w:insideV w:val="single" w:sz="4" w:color="DCE3EC"/>
+            </w:tcBorders>
+          </w:tcPr>
+          <w:p>
+            <w:pPr>
+              <w:spacing w:after="0"/>
+            </w:pPr>
+            <w:r/>
+            <w:r>
+              <w:rPr>
+                <w:rFonts w:ascii="Arial" w:hAnsi="Arial"/>
+                <w:b w:val="0"/>
+                <w:color w:val="0D1638"/>
+                <w:sz w:val="16"/>
+              </w:rPr>
+              <w:t>Yes / No / Unknown / Conditional</w:t>
+            </w:r>
+          </w:p>
+        </w:tc>
+        <w:tc>
+          <w:tcPr>
+            <w:tcW w:type="dxa" w:w="2494"/>
+            <w:vAlign w:val="center"/>
+            <w:tcMar>
+              <w:top w:w="120" w:type="dxa"/>
+              <w:start w:w="120" w:type="dxa"/>
+              <w:bottom w:w="120" w:type="dxa"/>
+              <w:end w:w="120" w:type="dxa"/>
+            </w:tcMar>
+            <w:tcBorders>
+              <w:top w:val="single" w:sz="4" w:color="DCE3EC"/>
+              <w:left w:val="single" w:sz="4" w:color="DCE3EC"/>
+              <w:bottom w:val="single" w:sz="4" w:color="DCE3EC"/>
+              <w:right w:val="single" w:sz="4" w:color="DCE3EC"/>
+              <w:insideH w:val="single" w:sz="4" w:color="DCE3EC"/>
+              <w:insideV w:val="single" w:sz="4" w:color="DCE3EC"/>
+            </w:tcBorders>
+          </w:tcPr>
+          <w:p>
+            <w:pPr>
+              <w:spacing w:after="0"/>
+            </w:pPr>
+            <w:r/>
+            <w:r>
+              <w:rPr>
+                <w:rFonts w:ascii="Arial" w:hAnsi="Arial"/>
+                <w:b w:val="0"/>
+                <w:color w:val="0D1638"/>
+                <w:sz w:val="16"/>
+              </w:rPr>
+              <w:t>Enter project / evidence</w:t>
+            </w:r>
+          </w:p>
+        </w:tc>
+        <w:tc>
+          <w:tcPr>
+            <w:tcW w:type="dxa" w:w="2494"/>
+            <w:vAlign w:val="center"/>
+            <w:tcMar>
+              <w:top w:w="120" w:type="dxa"/>
+              <w:start w:w="120" w:type="dxa"/>
+              <w:bottom w:w="120" w:type="dxa"/>
+              <w:end w:w="120" w:type="dxa"/>
+            </w:tcMar>
+            <w:tcBorders>
+              <w:top w:val="single" w:sz="4" w:color="DCE3EC"/>
+              <w:left w:val="single" w:sz="4" w:color="DCE3EC"/>
+              <w:bottom w:val="single" w:sz="4" w:color="DCE3EC"/>
+              <w:right w:val="single" w:sz="4" w:color="DCE3EC"/>
+              <w:insideH w:val="single" w:sz="4" w:color="DCE3EC"/>
+              <w:insideV w:val="single" w:sz="4" w:color="DCE3EC"/>
+            </w:tcBorders>
+          </w:tcPr>
+          <w:p>
+            <w:pPr>
+              <w:spacing w:after="0"/>
+            </w:pPr>
+            <w:r/>
+            <w:r>
+              <w:rPr>
+                <w:rFonts w:ascii="Arial" w:hAnsi="Arial"/>
+                <w:b w:val="0"/>
+                <w:color w:val="0D1638"/>
+                <w:sz w:val="16"/>
+              </w:rPr>
+              <w:t>Enter constraints / notes</w:t>
+            </w:r>
+          </w:p>
+        </w:tc>
+      </w:tr>
+    </w:tbl>
     <w:tbl>
       <w:tblPr>
         <w:tblW w:type="auto" w:w="0"/>
@@ -9556,15 +11457,11 @@
       </w:pPr>
       <w:r>
         <w:rPr>
-          <w:b/>
-          <w:color w:val="0877BD"/>
+          <w:rFonts w:ascii="Arial" w:hAnsi="Arial"/>
+          <w:color w:val="5D687D"/>
+          <w:sz w:val="18"/>
         </w:rPr>
-        <w:t>Tell us the commercial terms you are comfortable with and the terms that make you cautious. For example, you may be happy with certain contract forms but want us to flag long payment periods, large retentions, bonds, heavy design responsibility or unusual liability. These answers help us identify tenders that may look attractive technically but could be poor commercial fits.</w:t>
-      </w:r>
-      <w:r>
-        <w:rPr>
-          <w:color w:val="5D687D"/>
-        </w:rPr>
+        <w:t>Tell us how Pavilion should treat important commercial conditions. Use Acceptable where the condition is normally fine, Flag for Review where you want Pavilion to highlight it before recommending a bid, and Absolute Exclusion only where the condition means you do not want the opportunity pursued. Add a threshold or condition where useful.</w:t>
       </w:r>
     </w:p>
     <w:tbl>
@@ -9591,9 +11488,9 @@
             <w:vAlign w:val="center"/>
             <w:tcMar>
               <w:top w:w="120" w:type="dxa"/>
-              <w:start w:w="140" w:type="dxa"/>
-              <w:bottom w:w="120" w:type="dxa"/>
-              <w:end w:w="140" w:type="dxa"/>
+              <w:start w:w="120" w:type="dxa"/>
+              <w:bottom w:w="120" w:type="dxa"/>
+              <w:end w:w="120" w:type="dxa"/>
             </w:tcMar>
             <w:tcBorders>
               <w:top w:val="single" w:sz="4" w:color="DCE3EC"/>
@@ -9605,14 +11502,15 @@
           </w:tcPr>
           <w:p>
             <w:pPr>
-              <w:spacing w:after="0" w:before="0" w:line="252" w:lineRule="auto"/>
-            </w:pPr>
-            <w:r>
-              <w:rPr>
-                <w:rFonts w:ascii="Aptos" w:hAnsi="Aptos"/>
+              <w:spacing w:after="0"/>
+            </w:pPr>
+            <w:r/>
+            <w:r>
+              <w:rPr>
+                <w:rFonts w:ascii="Arial" w:hAnsi="Arial"/>
                 <w:b/>
                 <w:color w:val="FFFFFF"/>
-                <w:sz w:val="18"/>
+                <w:sz w:val="16"/>
               </w:rPr>
               <w:t>Commercial issue</w:t>
             </w:r>
@@ -9624,9 +11522,9 @@
             <w:vAlign w:val="center"/>
             <w:tcMar>
               <w:top w:w="120" w:type="dxa"/>
-              <w:start w:w="140" w:type="dxa"/>
-              <w:bottom w:w="120" w:type="dxa"/>
-              <w:end w:w="140" w:type="dxa"/>
+              <w:start w:w="120" w:type="dxa"/>
+              <w:bottom w:w="120" w:type="dxa"/>
+              <w:end w:w="120" w:type="dxa"/>
             </w:tcMar>
             <w:tcBorders>
               <w:top w:val="single" w:sz="4" w:color="DCE3EC"/>
@@ -9638,16 +11536,17 @@
           </w:tcPr>
           <w:p>
             <w:pPr>
-              <w:spacing w:after="0" w:before="0" w:line="252" w:lineRule="auto"/>
-            </w:pPr>
-            <w:r>
-              <w:rPr>
-                <w:rFonts w:ascii="Aptos" w:hAnsi="Aptos"/>
+              <w:spacing w:after="0"/>
+            </w:pPr>
+            <w:r/>
+            <w:r>
+              <w:rPr>
+                <w:rFonts w:ascii="Arial" w:hAnsi="Arial"/>
                 <w:b/>
                 <w:color w:val="FFFFFF"/>
-                <w:sz w:val="18"/>
-              </w:rPr>
-              <w:t>Preferred / acceptable position</w:t>
+                <w:sz w:val="16"/>
+              </w:rPr>
+              <w:t>Treatment</w:t>
             </w:r>
           </w:p>
         </w:tc>
@@ -9657,9 +11556,9 @@
             <w:vAlign w:val="center"/>
             <w:tcMar>
               <w:top w:w="120" w:type="dxa"/>
-              <w:start w:w="140" w:type="dxa"/>
-              <w:bottom w:w="120" w:type="dxa"/>
-              <w:end w:w="140" w:type="dxa"/>
+              <w:start w:w="120" w:type="dxa"/>
+              <w:bottom w:w="120" w:type="dxa"/>
+              <w:end w:w="120" w:type="dxa"/>
             </w:tcMar>
             <w:tcBorders>
               <w:top w:val="single" w:sz="4" w:color="DCE3EC"/>
@@ -9671,16 +11570,17 @@
           </w:tcPr>
           <w:p>
             <w:pPr>
-              <w:spacing w:after="0" w:before="0" w:line="252" w:lineRule="auto"/>
-            </w:pPr>
-            <w:r>
-              <w:rPr>
-                <w:rFonts w:ascii="Aptos" w:hAnsi="Aptos"/>
+              <w:spacing w:after="0"/>
+            </w:pPr>
+            <w:r/>
+            <w:r>
+              <w:rPr>
+                <w:rFonts w:ascii="Arial" w:hAnsi="Arial"/>
                 <w:b/>
                 <w:color w:val="FFFFFF"/>
-                <w:sz w:val="18"/>
-              </w:rPr>
-              <w:t>Red flag / unacceptable position</w:t>
+                <w:sz w:val="16"/>
+              </w:rPr>
+              <w:t>Trigger / limit</w:t>
             </w:r>
           </w:p>
         </w:tc>
@@ -9690,9 +11590,9 @@
             <w:vAlign w:val="center"/>
             <w:tcMar>
               <w:top w:w="120" w:type="dxa"/>
-              <w:start w:w="140" w:type="dxa"/>
-              <w:bottom w:w="120" w:type="dxa"/>
-              <w:end w:w="140" w:type="dxa"/>
+              <w:start w:w="120" w:type="dxa"/>
+              <w:bottom w:w="120" w:type="dxa"/>
+              <w:end w:w="120" w:type="dxa"/>
             </w:tcMar>
             <w:tcBorders>
               <w:top w:val="single" w:sz="4" w:color="DCE3EC"/>
@@ -9704,14 +11604,15 @@
           </w:tcPr>
           <w:p>
             <w:pPr>
-              <w:spacing w:after="0" w:before="0" w:line="252" w:lineRule="auto"/>
-            </w:pPr>
-            <w:r>
-              <w:rPr>
-                <w:rFonts w:ascii="Aptos" w:hAnsi="Aptos"/>
+              <w:spacing w:after="0"/>
+            </w:pPr>
+            <w:r/>
+            <w:r>
+              <w:rPr>
+                <w:rFonts w:ascii="Arial" w:hAnsi="Arial"/>
                 <w:b/>
                 <w:color w:val="FFFFFF"/>
-                <w:sz w:val="18"/>
+                <w:sz w:val="16"/>
               </w:rPr>
               <w:t>Notes</w:t>
             </w:r>
@@ -9728,25 +11629,28 @@
             <w:vAlign w:val="center"/>
             <w:tcMar>
               <w:top w:w="120" w:type="dxa"/>
-              <w:start w:w="140" w:type="dxa"/>
-              <w:bottom w:w="120" w:type="dxa"/>
-              <w:end w:w="140" w:type="dxa"/>
-            </w:tcMar>
-            <w:tcBorders>
-              <w:top w:val="single" w:sz="4" w:color="DCE3EC"/>
-              <w:left w:val="single" w:sz="4" w:color="DCE3EC"/>
-              <w:bottom w:val="single" w:sz="4" w:color="DCE3EC"/>
-              <w:right w:val="single" w:sz="4" w:color="DCE3EC"/>
-            </w:tcBorders>
-          </w:tcPr>
-          <w:p>
-            <w:pPr>
-              <w:spacing w:after="0" w:before="0" w:line="252" w:lineRule="auto"/>
-            </w:pPr>
-            <w:r>
-              <w:rPr>
-                <w:rFonts w:ascii="Aptos" w:hAnsi="Aptos"/>
-                <w:sz w:val="19"/>
+              <w:start w:w="120" w:type="dxa"/>
+              <w:bottom w:w="120" w:type="dxa"/>
+              <w:end w:w="120" w:type="dxa"/>
+            </w:tcMar>
+            <w:tcBorders>
+              <w:top w:val="single" w:sz="4" w:color="DCE3EC"/>
+              <w:left w:val="single" w:sz="4" w:color="DCE3EC"/>
+              <w:bottom w:val="single" w:sz="4" w:color="DCE3EC"/>
+              <w:right w:val="single" w:sz="4" w:color="DCE3EC"/>
+            </w:tcBorders>
+          </w:tcPr>
+          <w:p>
+            <w:pPr>
+              <w:spacing w:after="0"/>
+            </w:pPr>
+            <w:r/>
+            <w:r>
+              <w:rPr>
+                <w:rFonts w:ascii="Arial" w:hAnsi="Arial"/>
+                <w:b w:val="0"/>
+                <w:color w:val="0D1638"/>
+                <w:sz w:val="16"/>
               </w:rPr>
               <w:t>Contract forms (e.g. JCT / NEC)</w:t>
             </w:r>
@@ -9759,28 +11663,30 @@
             <w:vAlign w:val="center"/>
             <w:tcMar>
               <w:top w:w="120" w:type="dxa"/>
-              <w:start w:w="140" w:type="dxa"/>
-              <w:bottom w:w="120" w:type="dxa"/>
-              <w:end w:w="140" w:type="dxa"/>
-            </w:tcMar>
-            <w:tcBorders>
-              <w:top w:val="single" w:sz="4" w:color="DCE3EC"/>
-              <w:left w:val="single" w:sz="4" w:color="DCE3EC"/>
-              <w:bottom w:val="single" w:sz="4" w:color="DCE3EC"/>
-              <w:right w:val="single" w:sz="4" w:color="DCE3EC"/>
-            </w:tcBorders>
-          </w:tcPr>
-          <w:p>
-            <w:pPr>
-              <w:spacing w:after="0" w:before="0" w:line="252" w:lineRule="auto"/>
-            </w:pPr>
-            <w:r>
-              <w:rPr>
-                <w:rFonts w:ascii="Aptos" w:hAnsi="Aptos"/>
-                <w:color w:val="5D687D"/>
-                <w:sz w:val="19"/>
-              </w:rPr>
-              <w:t>Enter preference</w:t>
+              <w:start w:w="120" w:type="dxa"/>
+              <w:bottom w:w="120" w:type="dxa"/>
+              <w:end w:w="120" w:type="dxa"/>
+            </w:tcMar>
+            <w:tcBorders>
+              <w:top w:val="single" w:sz="4" w:color="DCE3EC"/>
+              <w:left w:val="single" w:sz="4" w:color="DCE3EC"/>
+              <w:bottom w:val="single" w:sz="4" w:color="DCE3EC"/>
+              <w:right w:val="single" w:sz="4" w:color="DCE3EC"/>
+            </w:tcBorders>
+          </w:tcPr>
+          <w:p>
+            <w:pPr>
+              <w:spacing w:after="0"/>
+            </w:pPr>
+            <w:r/>
+            <w:r>
+              <w:rPr>
+                <w:rFonts w:ascii="Arial" w:hAnsi="Arial"/>
+                <w:b w:val="0"/>
+                <w:color w:val="0D1638"/>
+                <w:sz w:val="16"/>
+              </w:rPr>
+              <w:t>Acceptable / Flag for Review / Absolute Exclusion</w:t>
             </w:r>
           </w:p>
         </w:tc>
@@ -9791,28 +11697,30 @@
             <w:vAlign w:val="center"/>
             <w:tcMar>
               <w:top w:w="120" w:type="dxa"/>
-              <w:start w:w="140" w:type="dxa"/>
-              <w:bottom w:w="120" w:type="dxa"/>
-              <w:end w:w="140" w:type="dxa"/>
-            </w:tcMar>
-            <w:tcBorders>
-              <w:top w:val="single" w:sz="4" w:color="DCE3EC"/>
-              <w:left w:val="single" w:sz="4" w:color="DCE3EC"/>
-              <w:bottom w:val="single" w:sz="4" w:color="DCE3EC"/>
-              <w:right w:val="single" w:sz="4" w:color="DCE3EC"/>
-            </w:tcBorders>
-          </w:tcPr>
-          <w:p>
-            <w:pPr>
-              <w:spacing w:after="0" w:before="0" w:line="252" w:lineRule="auto"/>
-            </w:pPr>
-            <w:r>
-              <w:rPr>
-                <w:rFonts w:ascii="Aptos" w:hAnsi="Aptos"/>
-                <w:color w:val="5D687D"/>
-                <w:sz w:val="19"/>
-              </w:rPr>
-              <w:t>Enter red flag</w:t>
+              <w:start w:w="120" w:type="dxa"/>
+              <w:bottom w:w="120" w:type="dxa"/>
+              <w:end w:w="120" w:type="dxa"/>
+            </w:tcMar>
+            <w:tcBorders>
+              <w:top w:val="single" w:sz="4" w:color="DCE3EC"/>
+              <w:left w:val="single" w:sz="4" w:color="DCE3EC"/>
+              <w:bottom w:val="single" w:sz="4" w:color="DCE3EC"/>
+              <w:right w:val="single" w:sz="4" w:color="DCE3EC"/>
+            </w:tcBorders>
+          </w:tcPr>
+          <w:p>
+            <w:pPr>
+              <w:spacing w:after="0"/>
+            </w:pPr>
+            <w:r/>
+            <w:r>
+              <w:rPr>
+                <w:rFonts w:ascii="Arial" w:hAnsi="Arial"/>
+                <w:b w:val="0"/>
+                <w:color w:val="0D1638"/>
+                <w:sz w:val="16"/>
+              </w:rPr>
+              <w:t>Enter threshold / condition if relevant</w:t>
             </w:r>
           </w:p>
         </w:tc>
@@ -9823,26 +11731,28 @@
             <w:vAlign w:val="center"/>
             <w:tcMar>
               <w:top w:w="120" w:type="dxa"/>
-              <w:start w:w="140" w:type="dxa"/>
-              <w:bottom w:w="120" w:type="dxa"/>
-              <w:end w:w="140" w:type="dxa"/>
-            </w:tcMar>
-            <w:tcBorders>
-              <w:top w:val="single" w:sz="4" w:color="DCE3EC"/>
-              <w:left w:val="single" w:sz="4" w:color="DCE3EC"/>
-              <w:bottom w:val="single" w:sz="4" w:color="DCE3EC"/>
-              <w:right w:val="single" w:sz="4" w:color="DCE3EC"/>
-            </w:tcBorders>
-          </w:tcPr>
-          <w:p>
-            <w:pPr>
-              <w:spacing w:after="0" w:before="0" w:line="252" w:lineRule="auto"/>
-            </w:pPr>
-            <w:r>
-              <w:rPr>
-                <w:rFonts w:ascii="Aptos" w:hAnsi="Aptos"/>
-                <w:color w:val="5D687D"/>
-                <w:sz w:val="19"/>
+              <w:start w:w="120" w:type="dxa"/>
+              <w:bottom w:w="120" w:type="dxa"/>
+              <w:end w:w="120" w:type="dxa"/>
+            </w:tcMar>
+            <w:tcBorders>
+              <w:top w:val="single" w:sz="4" w:color="DCE3EC"/>
+              <w:left w:val="single" w:sz="4" w:color="DCE3EC"/>
+              <w:bottom w:val="single" w:sz="4" w:color="DCE3EC"/>
+              <w:right w:val="single" w:sz="4" w:color="DCE3EC"/>
+            </w:tcBorders>
+          </w:tcPr>
+          <w:p>
+            <w:pPr>
+              <w:spacing w:after="0"/>
+            </w:pPr>
+            <w:r/>
+            <w:r>
+              <w:rPr>
+                <w:rFonts w:ascii="Arial" w:hAnsi="Arial"/>
+                <w:b w:val="0"/>
+                <w:color w:val="0D1638"/>
+                <w:sz w:val="16"/>
               </w:rPr>
               <w:t>Enter notes</w:t>
             </w:r>
@@ -9859,25 +11769,28 @@
             <w:vAlign w:val="center"/>
             <w:tcMar>
               <w:top w:w="120" w:type="dxa"/>
-              <w:start w:w="140" w:type="dxa"/>
-              <w:bottom w:w="120" w:type="dxa"/>
-              <w:end w:w="140" w:type="dxa"/>
-            </w:tcMar>
-            <w:tcBorders>
-              <w:top w:val="single" w:sz="4" w:color="DCE3EC"/>
-              <w:left w:val="single" w:sz="4" w:color="DCE3EC"/>
-              <w:bottom w:val="single" w:sz="4" w:color="DCE3EC"/>
-              <w:right w:val="single" w:sz="4" w:color="DCE3EC"/>
-            </w:tcBorders>
-          </w:tcPr>
-          <w:p>
-            <w:pPr>
-              <w:spacing w:after="0" w:before="0" w:line="252" w:lineRule="auto"/>
-            </w:pPr>
-            <w:r>
-              <w:rPr>
-                <w:rFonts w:ascii="Aptos" w:hAnsi="Aptos"/>
-                <w:sz w:val="19"/>
+              <w:start w:w="120" w:type="dxa"/>
+              <w:bottom w:w="120" w:type="dxa"/>
+              <w:end w:w="120" w:type="dxa"/>
+            </w:tcMar>
+            <w:tcBorders>
+              <w:top w:val="single" w:sz="4" w:color="DCE3EC"/>
+              <w:left w:val="single" w:sz="4" w:color="DCE3EC"/>
+              <w:bottom w:val="single" w:sz="4" w:color="DCE3EC"/>
+              <w:right w:val="single" w:sz="4" w:color="DCE3EC"/>
+            </w:tcBorders>
+          </w:tcPr>
+          <w:p>
+            <w:pPr>
+              <w:spacing w:after="0"/>
+            </w:pPr>
+            <w:r/>
+            <w:r>
+              <w:rPr>
+                <w:rFonts w:ascii="Arial" w:hAnsi="Arial"/>
+                <w:b w:val="0"/>
+                <w:color w:val="0D1638"/>
+                <w:sz w:val="16"/>
               </w:rPr>
               <w:t>Design responsibility</w:t>
             </w:r>
@@ -9890,28 +11803,30 @@
             <w:vAlign w:val="center"/>
             <w:tcMar>
               <w:top w:w="120" w:type="dxa"/>
-              <w:start w:w="140" w:type="dxa"/>
-              <w:bottom w:w="120" w:type="dxa"/>
-              <w:end w:w="140" w:type="dxa"/>
-            </w:tcMar>
-            <w:tcBorders>
-              <w:top w:val="single" w:sz="4" w:color="DCE3EC"/>
-              <w:left w:val="single" w:sz="4" w:color="DCE3EC"/>
-              <w:bottom w:val="single" w:sz="4" w:color="DCE3EC"/>
-              <w:right w:val="single" w:sz="4" w:color="DCE3EC"/>
-            </w:tcBorders>
-          </w:tcPr>
-          <w:p>
-            <w:pPr>
-              <w:spacing w:after="0" w:before="0" w:line="252" w:lineRule="auto"/>
-            </w:pPr>
-            <w:r>
-              <w:rPr>
-                <w:rFonts w:ascii="Aptos" w:hAnsi="Aptos"/>
-                <w:color w:val="5D687D"/>
-                <w:sz w:val="19"/>
-              </w:rPr>
-              <w:t>Enter preference</w:t>
+              <w:start w:w="120" w:type="dxa"/>
+              <w:bottom w:w="120" w:type="dxa"/>
+              <w:end w:w="120" w:type="dxa"/>
+            </w:tcMar>
+            <w:tcBorders>
+              <w:top w:val="single" w:sz="4" w:color="DCE3EC"/>
+              <w:left w:val="single" w:sz="4" w:color="DCE3EC"/>
+              <w:bottom w:val="single" w:sz="4" w:color="DCE3EC"/>
+              <w:right w:val="single" w:sz="4" w:color="DCE3EC"/>
+            </w:tcBorders>
+          </w:tcPr>
+          <w:p>
+            <w:pPr>
+              <w:spacing w:after="0"/>
+            </w:pPr>
+            <w:r/>
+            <w:r>
+              <w:rPr>
+                <w:rFonts w:ascii="Arial" w:hAnsi="Arial"/>
+                <w:b w:val="0"/>
+                <w:color w:val="0D1638"/>
+                <w:sz w:val="16"/>
+              </w:rPr>
+              <w:t>Acceptable / Flag for Review / Absolute Exclusion</w:t>
             </w:r>
           </w:p>
         </w:tc>
@@ -9922,28 +11837,30 @@
             <w:vAlign w:val="center"/>
             <w:tcMar>
               <w:top w:w="120" w:type="dxa"/>
-              <w:start w:w="140" w:type="dxa"/>
-              <w:bottom w:w="120" w:type="dxa"/>
-              <w:end w:w="140" w:type="dxa"/>
-            </w:tcMar>
-            <w:tcBorders>
-              <w:top w:val="single" w:sz="4" w:color="DCE3EC"/>
-              <w:left w:val="single" w:sz="4" w:color="DCE3EC"/>
-              <w:bottom w:val="single" w:sz="4" w:color="DCE3EC"/>
-              <w:right w:val="single" w:sz="4" w:color="DCE3EC"/>
-            </w:tcBorders>
-          </w:tcPr>
-          <w:p>
-            <w:pPr>
-              <w:spacing w:after="0" w:before="0" w:line="252" w:lineRule="auto"/>
-            </w:pPr>
-            <w:r>
-              <w:rPr>
-                <w:rFonts w:ascii="Aptos" w:hAnsi="Aptos"/>
-                <w:color w:val="5D687D"/>
-                <w:sz w:val="19"/>
-              </w:rPr>
-              <w:t>Enter red flag</w:t>
+              <w:start w:w="120" w:type="dxa"/>
+              <w:bottom w:w="120" w:type="dxa"/>
+              <w:end w:w="120" w:type="dxa"/>
+            </w:tcMar>
+            <w:tcBorders>
+              <w:top w:val="single" w:sz="4" w:color="DCE3EC"/>
+              <w:left w:val="single" w:sz="4" w:color="DCE3EC"/>
+              <w:bottom w:val="single" w:sz="4" w:color="DCE3EC"/>
+              <w:right w:val="single" w:sz="4" w:color="DCE3EC"/>
+            </w:tcBorders>
+          </w:tcPr>
+          <w:p>
+            <w:pPr>
+              <w:spacing w:after="0"/>
+            </w:pPr>
+            <w:r/>
+            <w:r>
+              <w:rPr>
+                <w:rFonts w:ascii="Arial" w:hAnsi="Arial"/>
+                <w:b w:val="0"/>
+                <w:color w:val="0D1638"/>
+                <w:sz w:val="16"/>
+              </w:rPr>
+              <w:t>Enter threshold / condition if relevant</w:t>
             </w:r>
           </w:p>
         </w:tc>
@@ -9954,26 +11871,28 @@
             <w:vAlign w:val="center"/>
             <w:tcMar>
               <w:top w:w="120" w:type="dxa"/>
-              <w:start w:w="140" w:type="dxa"/>
-              <w:bottom w:w="120" w:type="dxa"/>
-              <w:end w:w="140" w:type="dxa"/>
-            </w:tcMar>
-            <w:tcBorders>
-              <w:top w:val="single" w:sz="4" w:color="DCE3EC"/>
-              <w:left w:val="single" w:sz="4" w:color="DCE3EC"/>
-              <w:bottom w:val="single" w:sz="4" w:color="DCE3EC"/>
-              <w:right w:val="single" w:sz="4" w:color="DCE3EC"/>
-            </w:tcBorders>
-          </w:tcPr>
-          <w:p>
-            <w:pPr>
-              <w:spacing w:after="0" w:before="0" w:line="252" w:lineRule="auto"/>
-            </w:pPr>
-            <w:r>
-              <w:rPr>
-                <w:rFonts w:ascii="Aptos" w:hAnsi="Aptos"/>
-                <w:color w:val="5D687D"/>
-                <w:sz w:val="19"/>
+              <w:start w:w="120" w:type="dxa"/>
+              <w:bottom w:w="120" w:type="dxa"/>
+              <w:end w:w="120" w:type="dxa"/>
+            </w:tcMar>
+            <w:tcBorders>
+              <w:top w:val="single" w:sz="4" w:color="DCE3EC"/>
+              <w:left w:val="single" w:sz="4" w:color="DCE3EC"/>
+              <w:bottom w:val="single" w:sz="4" w:color="DCE3EC"/>
+              <w:right w:val="single" w:sz="4" w:color="DCE3EC"/>
+            </w:tcBorders>
+          </w:tcPr>
+          <w:p>
+            <w:pPr>
+              <w:spacing w:after="0"/>
+            </w:pPr>
+            <w:r/>
+            <w:r>
+              <w:rPr>
+                <w:rFonts w:ascii="Arial" w:hAnsi="Arial"/>
+                <w:b w:val="0"/>
+                <w:color w:val="0D1638"/>
+                <w:sz w:val="16"/>
               </w:rPr>
               <w:t>Enter notes</w:t>
             </w:r>
@@ -9990,25 +11909,28 @@
             <w:vAlign w:val="center"/>
             <w:tcMar>
               <w:top w:w="120" w:type="dxa"/>
-              <w:start w:w="140" w:type="dxa"/>
-              <w:bottom w:w="120" w:type="dxa"/>
-              <w:end w:w="140" w:type="dxa"/>
-            </w:tcMar>
-            <w:tcBorders>
-              <w:top w:val="single" w:sz="4" w:color="DCE3EC"/>
-              <w:left w:val="single" w:sz="4" w:color="DCE3EC"/>
-              <w:bottom w:val="single" w:sz="4" w:color="DCE3EC"/>
-              <w:right w:val="single" w:sz="4" w:color="DCE3EC"/>
-            </w:tcBorders>
-          </w:tcPr>
-          <w:p>
-            <w:pPr>
-              <w:spacing w:after="0" w:before="0" w:line="252" w:lineRule="auto"/>
-            </w:pPr>
-            <w:r>
-              <w:rPr>
-                <w:rFonts w:ascii="Aptos" w:hAnsi="Aptos"/>
-                <w:sz w:val="19"/>
+              <w:start w:w="120" w:type="dxa"/>
+              <w:bottom w:w="120" w:type="dxa"/>
+              <w:end w:w="120" w:type="dxa"/>
+            </w:tcMar>
+            <w:tcBorders>
+              <w:top w:val="single" w:sz="4" w:color="DCE3EC"/>
+              <w:left w:val="single" w:sz="4" w:color="DCE3EC"/>
+              <w:bottom w:val="single" w:sz="4" w:color="DCE3EC"/>
+              <w:right w:val="single" w:sz="4" w:color="DCE3EC"/>
+            </w:tcBorders>
+          </w:tcPr>
+          <w:p>
+            <w:pPr>
+              <w:spacing w:after="0"/>
+            </w:pPr>
+            <w:r/>
+            <w:r>
+              <w:rPr>
+                <w:rFonts w:ascii="Arial" w:hAnsi="Arial"/>
+                <w:b w:val="0"/>
+                <w:color w:val="0D1638"/>
+                <w:sz w:val="16"/>
               </w:rPr>
               <w:t>Retention</w:t>
             </w:r>
@@ -10021,28 +11943,30 @@
             <w:vAlign w:val="center"/>
             <w:tcMar>
               <w:top w:w="120" w:type="dxa"/>
-              <w:start w:w="140" w:type="dxa"/>
-              <w:bottom w:w="120" w:type="dxa"/>
-              <w:end w:w="140" w:type="dxa"/>
-            </w:tcMar>
-            <w:tcBorders>
-              <w:top w:val="single" w:sz="4" w:color="DCE3EC"/>
-              <w:left w:val="single" w:sz="4" w:color="DCE3EC"/>
-              <w:bottom w:val="single" w:sz="4" w:color="DCE3EC"/>
-              <w:right w:val="single" w:sz="4" w:color="DCE3EC"/>
-            </w:tcBorders>
-          </w:tcPr>
-          <w:p>
-            <w:pPr>
-              <w:spacing w:after="0" w:before="0" w:line="252" w:lineRule="auto"/>
-            </w:pPr>
-            <w:r>
-              <w:rPr>
-                <w:rFonts w:ascii="Aptos" w:hAnsi="Aptos"/>
-                <w:color w:val="5D687D"/>
-                <w:sz w:val="19"/>
-              </w:rPr>
-              <w:t>Enter preference</w:t>
+              <w:start w:w="120" w:type="dxa"/>
+              <w:bottom w:w="120" w:type="dxa"/>
+              <w:end w:w="120" w:type="dxa"/>
+            </w:tcMar>
+            <w:tcBorders>
+              <w:top w:val="single" w:sz="4" w:color="DCE3EC"/>
+              <w:left w:val="single" w:sz="4" w:color="DCE3EC"/>
+              <w:bottom w:val="single" w:sz="4" w:color="DCE3EC"/>
+              <w:right w:val="single" w:sz="4" w:color="DCE3EC"/>
+            </w:tcBorders>
+          </w:tcPr>
+          <w:p>
+            <w:pPr>
+              <w:spacing w:after="0"/>
+            </w:pPr>
+            <w:r/>
+            <w:r>
+              <w:rPr>
+                <w:rFonts w:ascii="Arial" w:hAnsi="Arial"/>
+                <w:b w:val="0"/>
+                <w:color w:val="0D1638"/>
+                <w:sz w:val="16"/>
+              </w:rPr>
+              <w:t>Acceptable / Flag for Review / Absolute Exclusion</w:t>
             </w:r>
           </w:p>
         </w:tc>
@@ -10053,28 +11977,30 @@
             <w:vAlign w:val="center"/>
             <w:tcMar>
               <w:top w:w="120" w:type="dxa"/>
-              <w:start w:w="140" w:type="dxa"/>
-              <w:bottom w:w="120" w:type="dxa"/>
-              <w:end w:w="140" w:type="dxa"/>
-            </w:tcMar>
-            <w:tcBorders>
-              <w:top w:val="single" w:sz="4" w:color="DCE3EC"/>
-              <w:left w:val="single" w:sz="4" w:color="DCE3EC"/>
-              <w:bottom w:val="single" w:sz="4" w:color="DCE3EC"/>
-              <w:right w:val="single" w:sz="4" w:color="DCE3EC"/>
-            </w:tcBorders>
-          </w:tcPr>
-          <w:p>
-            <w:pPr>
-              <w:spacing w:after="0" w:before="0" w:line="252" w:lineRule="auto"/>
-            </w:pPr>
-            <w:r>
-              <w:rPr>
-                <w:rFonts w:ascii="Aptos" w:hAnsi="Aptos"/>
-                <w:color w:val="5D687D"/>
-                <w:sz w:val="19"/>
-              </w:rPr>
-              <w:t>Enter red flag</w:t>
+              <w:start w:w="120" w:type="dxa"/>
+              <w:bottom w:w="120" w:type="dxa"/>
+              <w:end w:w="120" w:type="dxa"/>
+            </w:tcMar>
+            <w:tcBorders>
+              <w:top w:val="single" w:sz="4" w:color="DCE3EC"/>
+              <w:left w:val="single" w:sz="4" w:color="DCE3EC"/>
+              <w:bottom w:val="single" w:sz="4" w:color="DCE3EC"/>
+              <w:right w:val="single" w:sz="4" w:color="DCE3EC"/>
+            </w:tcBorders>
+          </w:tcPr>
+          <w:p>
+            <w:pPr>
+              <w:spacing w:after="0"/>
+            </w:pPr>
+            <w:r/>
+            <w:r>
+              <w:rPr>
+                <w:rFonts w:ascii="Arial" w:hAnsi="Arial"/>
+                <w:b w:val="0"/>
+                <w:color w:val="0D1638"/>
+                <w:sz w:val="16"/>
+              </w:rPr>
+              <w:t>Enter threshold / condition if relevant</w:t>
             </w:r>
           </w:p>
         </w:tc>
@@ -10085,26 +12011,28 @@
             <w:vAlign w:val="center"/>
             <w:tcMar>
               <w:top w:w="120" w:type="dxa"/>
-              <w:start w:w="140" w:type="dxa"/>
-              <w:bottom w:w="120" w:type="dxa"/>
-              <w:end w:w="140" w:type="dxa"/>
-            </w:tcMar>
-            <w:tcBorders>
-              <w:top w:val="single" w:sz="4" w:color="DCE3EC"/>
-              <w:left w:val="single" w:sz="4" w:color="DCE3EC"/>
-              <w:bottom w:val="single" w:sz="4" w:color="DCE3EC"/>
-              <w:right w:val="single" w:sz="4" w:color="DCE3EC"/>
-            </w:tcBorders>
-          </w:tcPr>
-          <w:p>
-            <w:pPr>
-              <w:spacing w:after="0" w:before="0" w:line="252" w:lineRule="auto"/>
-            </w:pPr>
-            <w:r>
-              <w:rPr>
-                <w:rFonts w:ascii="Aptos" w:hAnsi="Aptos"/>
-                <w:color w:val="5D687D"/>
-                <w:sz w:val="19"/>
+              <w:start w:w="120" w:type="dxa"/>
+              <w:bottom w:w="120" w:type="dxa"/>
+              <w:end w:w="120" w:type="dxa"/>
+            </w:tcMar>
+            <w:tcBorders>
+              <w:top w:val="single" w:sz="4" w:color="DCE3EC"/>
+              <w:left w:val="single" w:sz="4" w:color="DCE3EC"/>
+              <w:bottom w:val="single" w:sz="4" w:color="DCE3EC"/>
+              <w:right w:val="single" w:sz="4" w:color="DCE3EC"/>
+            </w:tcBorders>
+          </w:tcPr>
+          <w:p>
+            <w:pPr>
+              <w:spacing w:after="0"/>
+            </w:pPr>
+            <w:r/>
+            <w:r>
+              <w:rPr>
+                <w:rFonts w:ascii="Arial" w:hAnsi="Arial"/>
+                <w:b w:val="0"/>
+                <w:color w:val="0D1638"/>
+                <w:sz w:val="16"/>
               </w:rPr>
               <w:t>Enter notes</w:t>
             </w:r>
@@ -10121,25 +12049,28 @@
             <w:vAlign w:val="center"/>
             <w:tcMar>
               <w:top w:w="120" w:type="dxa"/>
-              <w:start w:w="140" w:type="dxa"/>
-              <w:bottom w:w="120" w:type="dxa"/>
-              <w:end w:w="140" w:type="dxa"/>
-            </w:tcMar>
-            <w:tcBorders>
-              <w:top w:val="single" w:sz="4" w:color="DCE3EC"/>
-              <w:left w:val="single" w:sz="4" w:color="DCE3EC"/>
-              <w:bottom w:val="single" w:sz="4" w:color="DCE3EC"/>
-              <w:right w:val="single" w:sz="4" w:color="DCE3EC"/>
-            </w:tcBorders>
-          </w:tcPr>
-          <w:p>
-            <w:pPr>
-              <w:spacing w:after="0" w:before="0" w:line="252" w:lineRule="auto"/>
-            </w:pPr>
-            <w:r>
-              <w:rPr>
-                <w:rFonts w:ascii="Aptos" w:hAnsi="Aptos"/>
-                <w:sz w:val="19"/>
+              <w:start w:w="120" w:type="dxa"/>
+              <w:bottom w:w="120" w:type="dxa"/>
+              <w:end w:w="120" w:type="dxa"/>
+            </w:tcMar>
+            <w:tcBorders>
+              <w:top w:val="single" w:sz="4" w:color="DCE3EC"/>
+              <w:left w:val="single" w:sz="4" w:color="DCE3EC"/>
+              <w:bottom w:val="single" w:sz="4" w:color="DCE3EC"/>
+              <w:right w:val="single" w:sz="4" w:color="DCE3EC"/>
+            </w:tcBorders>
+          </w:tcPr>
+          <w:p>
+            <w:pPr>
+              <w:spacing w:after="0"/>
+            </w:pPr>
+            <w:r/>
+            <w:r>
+              <w:rPr>
+                <w:rFonts w:ascii="Arial" w:hAnsi="Arial"/>
+                <w:b w:val="0"/>
+                <w:color w:val="0D1638"/>
+                <w:sz w:val="16"/>
               </w:rPr>
               <w:t>Payment period</w:t>
             </w:r>
@@ -10152,28 +12083,30 @@
             <w:vAlign w:val="center"/>
             <w:tcMar>
               <w:top w:w="120" w:type="dxa"/>
-              <w:start w:w="140" w:type="dxa"/>
-              <w:bottom w:w="120" w:type="dxa"/>
-              <w:end w:w="140" w:type="dxa"/>
-            </w:tcMar>
-            <w:tcBorders>
-              <w:top w:val="single" w:sz="4" w:color="DCE3EC"/>
-              <w:left w:val="single" w:sz="4" w:color="DCE3EC"/>
-              <w:bottom w:val="single" w:sz="4" w:color="DCE3EC"/>
-              <w:right w:val="single" w:sz="4" w:color="DCE3EC"/>
-            </w:tcBorders>
-          </w:tcPr>
-          <w:p>
-            <w:pPr>
-              <w:spacing w:after="0" w:before="0" w:line="252" w:lineRule="auto"/>
-            </w:pPr>
-            <w:r>
-              <w:rPr>
-                <w:rFonts w:ascii="Aptos" w:hAnsi="Aptos"/>
-                <w:color w:val="5D687D"/>
-                <w:sz w:val="19"/>
-              </w:rPr>
-              <w:t>Enter preference</w:t>
+              <w:start w:w="120" w:type="dxa"/>
+              <w:bottom w:w="120" w:type="dxa"/>
+              <w:end w:w="120" w:type="dxa"/>
+            </w:tcMar>
+            <w:tcBorders>
+              <w:top w:val="single" w:sz="4" w:color="DCE3EC"/>
+              <w:left w:val="single" w:sz="4" w:color="DCE3EC"/>
+              <w:bottom w:val="single" w:sz="4" w:color="DCE3EC"/>
+              <w:right w:val="single" w:sz="4" w:color="DCE3EC"/>
+            </w:tcBorders>
+          </w:tcPr>
+          <w:p>
+            <w:pPr>
+              <w:spacing w:after="0"/>
+            </w:pPr>
+            <w:r/>
+            <w:r>
+              <w:rPr>
+                <w:rFonts w:ascii="Arial" w:hAnsi="Arial"/>
+                <w:b w:val="0"/>
+                <w:color w:val="0D1638"/>
+                <w:sz w:val="16"/>
+              </w:rPr>
+              <w:t>Acceptable / Flag for Review / Absolute Exclusion</w:t>
             </w:r>
           </w:p>
         </w:tc>
@@ -10184,28 +12117,30 @@
             <w:vAlign w:val="center"/>
             <w:tcMar>
               <w:top w:w="120" w:type="dxa"/>
-              <w:start w:w="140" w:type="dxa"/>
-              <w:bottom w:w="120" w:type="dxa"/>
-              <w:end w:w="140" w:type="dxa"/>
-            </w:tcMar>
-            <w:tcBorders>
-              <w:top w:val="single" w:sz="4" w:color="DCE3EC"/>
-              <w:left w:val="single" w:sz="4" w:color="DCE3EC"/>
-              <w:bottom w:val="single" w:sz="4" w:color="DCE3EC"/>
-              <w:right w:val="single" w:sz="4" w:color="DCE3EC"/>
-            </w:tcBorders>
-          </w:tcPr>
-          <w:p>
-            <w:pPr>
-              <w:spacing w:after="0" w:before="0" w:line="252" w:lineRule="auto"/>
-            </w:pPr>
-            <w:r>
-              <w:rPr>
-                <w:rFonts w:ascii="Aptos" w:hAnsi="Aptos"/>
-                <w:color w:val="5D687D"/>
-                <w:sz w:val="19"/>
-              </w:rPr>
-              <w:t>Enter red flag</w:t>
+              <w:start w:w="120" w:type="dxa"/>
+              <w:bottom w:w="120" w:type="dxa"/>
+              <w:end w:w="120" w:type="dxa"/>
+            </w:tcMar>
+            <w:tcBorders>
+              <w:top w:val="single" w:sz="4" w:color="DCE3EC"/>
+              <w:left w:val="single" w:sz="4" w:color="DCE3EC"/>
+              <w:bottom w:val="single" w:sz="4" w:color="DCE3EC"/>
+              <w:right w:val="single" w:sz="4" w:color="DCE3EC"/>
+            </w:tcBorders>
+          </w:tcPr>
+          <w:p>
+            <w:pPr>
+              <w:spacing w:after="0"/>
+            </w:pPr>
+            <w:r/>
+            <w:r>
+              <w:rPr>
+                <w:rFonts w:ascii="Arial" w:hAnsi="Arial"/>
+                <w:b w:val="0"/>
+                <w:color w:val="0D1638"/>
+                <w:sz w:val="16"/>
+              </w:rPr>
+              <w:t>Enter threshold / condition if relevant</w:t>
             </w:r>
           </w:p>
         </w:tc>
@@ -10216,26 +12151,28 @@
             <w:vAlign w:val="center"/>
             <w:tcMar>
               <w:top w:w="120" w:type="dxa"/>
-              <w:start w:w="140" w:type="dxa"/>
-              <w:bottom w:w="120" w:type="dxa"/>
-              <w:end w:w="140" w:type="dxa"/>
-            </w:tcMar>
-            <w:tcBorders>
-              <w:top w:val="single" w:sz="4" w:color="DCE3EC"/>
-              <w:left w:val="single" w:sz="4" w:color="DCE3EC"/>
-              <w:bottom w:val="single" w:sz="4" w:color="DCE3EC"/>
-              <w:right w:val="single" w:sz="4" w:color="DCE3EC"/>
-            </w:tcBorders>
-          </w:tcPr>
-          <w:p>
-            <w:pPr>
-              <w:spacing w:after="0" w:before="0" w:line="252" w:lineRule="auto"/>
-            </w:pPr>
-            <w:r>
-              <w:rPr>
-                <w:rFonts w:ascii="Aptos" w:hAnsi="Aptos"/>
-                <w:color w:val="5D687D"/>
-                <w:sz w:val="19"/>
+              <w:start w:w="120" w:type="dxa"/>
+              <w:bottom w:w="120" w:type="dxa"/>
+              <w:end w:w="120" w:type="dxa"/>
+            </w:tcMar>
+            <w:tcBorders>
+              <w:top w:val="single" w:sz="4" w:color="DCE3EC"/>
+              <w:left w:val="single" w:sz="4" w:color="DCE3EC"/>
+              <w:bottom w:val="single" w:sz="4" w:color="DCE3EC"/>
+              <w:right w:val="single" w:sz="4" w:color="DCE3EC"/>
+            </w:tcBorders>
+          </w:tcPr>
+          <w:p>
+            <w:pPr>
+              <w:spacing w:after="0"/>
+            </w:pPr>
+            <w:r/>
+            <w:r>
+              <w:rPr>
+                <w:rFonts w:ascii="Arial" w:hAnsi="Arial"/>
+                <w:b w:val="0"/>
+                <w:color w:val="0D1638"/>
+                <w:sz w:val="16"/>
               </w:rPr>
               <w:t>Enter notes</w:t>
             </w:r>
@@ -10252,25 +12189,28 @@
             <w:vAlign w:val="center"/>
             <w:tcMar>
               <w:top w:w="120" w:type="dxa"/>
-              <w:start w:w="140" w:type="dxa"/>
-              <w:bottom w:w="120" w:type="dxa"/>
-              <w:end w:w="140" w:type="dxa"/>
-            </w:tcMar>
-            <w:tcBorders>
-              <w:top w:val="single" w:sz="4" w:color="DCE3EC"/>
-              <w:left w:val="single" w:sz="4" w:color="DCE3EC"/>
-              <w:bottom w:val="single" w:sz="4" w:color="DCE3EC"/>
-              <w:right w:val="single" w:sz="4" w:color="DCE3EC"/>
-            </w:tcBorders>
-          </w:tcPr>
-          <w:p>
-            <w:pPr>
-              <w:spacing w:after="0" w:before="0" w:line="252" w:lineRule="auto"/>
-            </w:pPr>
-            <w:r>
-              <w:rPr>
-                <w:rFonts w:ascii="Aptos" w:hAnsi="Aptos"/>
-                <w:sz w:val="19"/>
+              <w:start w:w="120" w:type="dxa"/>
+              <w:bottom w:w="120" w:type="dxa"/>
+              <w:end w:w="120" w:type="dxa"/>
+            </w:tcMar>
+            <w:tcBorders>
+              <w:top w:val="single" w:sz="4" w:color="DCE3EC"/>
+              <w:left w:val="single" w:sz="4" w:color="DCE3EC"/>
+              <w:bottom w:val="single" w:sz="4" w:color="DCE3EC"/>
+              <w:right w:val="single" w:sz="4" w:color="DCE3EC"/>
+            </w:tcBorders>
+          </w:tcPr>
+          <w:p>
+            <w:pPr>
+              <w:spacing w:after="0"/>
+            </w:pPr>
+            <w:r/>
+            <w:r>
+              <w:rPr>
+                <w:rFonts w:ascii="Arial" w:hAnsi="Arial"/>
+                <w:b w:val="0"/>
+                <w:color w:val="0D1638"/>
+                <w:sz w:val="16"/>
               </w:rPr>
               <w:t>Performance bonds</w:t>
             </w:r>
@@ -10283,28 +12223,30 @@
             <w:vAlign w:val="center"/>
             <w:tcMar>
               <w:top w:w="120" w:type="dxa"/>
-              <w:start w:w="140" w:type="dxa"/>
-              <w:bottom w:w="120" w:type="dxa"/>
-              <w:end w:w="140" w:type="dxa"/>
-            </w:tcMar>
-            <w:tcBorders>
-              <w:top w:val="single" w:sz="4" w:color="DCE3EC"/>
-              <w:left w:val="single" w:sz="4" w:color="DCE3EC"/>
-              <w:bottom w:val="single" w:sz="4" w:color="DCE3EC"/>
-              <w:right w:val="single" w:sz="4" w:color="DCE3EC"/>
-            </w:tcBorders>
-          </w:tcPr>
-          <w:p>
-            <w:pPr>
-              <w:spacing w:after="0" w:before="0" w:line="252" w:lineRule="auto"/>
-            </w:pPr>
-            <w:r>
-              <w:rPr>
-                <w:rFonts w:ascii="Aptos" w:hAnsi="Aptos"/>
-                <w:color w:val="5D687D"/>
-                <w:sz w:val="19"/>
-              </w:rPr>
-              <w:t>Enter preference</w:t>
+              <w:start w:w="120" w:type="dxa"/>
+              <w:bottom w:w="120" w:type="dxa"/>
+              <w:end w:w="120" w:type="dxa"/>
+            </w:tcMar>
+            <w:tcBorders>
+              <w:top w:val="single" w:sz="4" w:color="DCE3EC"/>
+              <w:left w:val="single" w:sz="4" w:color="DCE3EC"/>
+              <w:bottom w:val="single" w:sz="4" w:color="DCE3EC"/>
+              <w:right w:val="single" w:sz="4" w:color="DCE3EC"/>
+            </w:tcBorders>
+          </w:tcPr>
+          <w:p>
+            <w:pPr>
+              <w:spacing w:after="0"/>
+            </w:pPr>
+            <w:r/>
+            <w:r>
+              <w:rPr>
+                <w:rFonts w:ascii="Arial" w:hAnsi="Arial"/>
+                <w:b w:val="0"/>
+                <w:color w:val="0D1638"/>
+                <w:sz w:val="16"/>
+              </w:rPr>
+              <w:t>Acceptable / Flag for Review / Absolute Exclusion</w:t>
             </w:r>
           </w:p>
         </w:tc>
@@ -10315,28 +12257,30 @@
             <w:vAlign w:val="center"/>
             <w:tcMar>
               <w:top w:w="120" w:type="dxa"/>
-              <w:start w:w="140" w:type="dxa"/>
-              <w:bottom w:w="120" w:type="dxa"/>
-              <w:end w:w="140" w:type="dxa"/>
-            </w:tcMar>
-            <w:tcBorders>
-              <w:top w:val="single" w:sz="4" w:color="DCE3EC"/>
-              <w:left w:val="single" w:sz="4" w:color="DCE3EC"/>
-              <w:bottom w:val="single" w:sz="4" w:color="DCE3EC"/>
-              <w:right w:val="single" w:sz="4" w:color="DCE3EC"/>
-            </w:tcBorders>
-          </w:tcPr>
-          <w:p>
-            <w:pPr>
-              <w:spacing w:after="0" w:before="0" w:line="252" w:lineRule="auto"/>
-            </w:pPr>
-            <w:r>
-              <w:rPr>
-                <w:rFonts w:ascii="Aptos" w:hAnsi="Aptos"/>
-                <w:color w:val="5D687D"/>
-                <w:sz w:val="19"/>
-              </w:rPr>
-              <w:t>Enter red flag</w:t>
+              <w:start w:w="120" w:type="dxa"/>
+              <w:bottom w:w="120" w:type="dxa"/>
+              <w:end w:w="120" w:type="dxa"/>
+            </w:tcMar>
+            <w:tcBorders>
+              <w:top w:val="single" w:sz="4" w:color="DCE3EC"/>
+              <w:left w:val="single" w:sz="4" w:color="DCE3EC"/>
+              <w:bottom w:val="single" w:sz="4" w:color="DCE3EC"/>
+              <w:right w:val="single" w:sz="4" w:color="DCE3EC"/>
+            </w:tcBorders>
+          </w:tcPr>
+          <w:p>
+            <w:pPr>
+              <w:spacing w:after="0"/>
+            </w:pPr>
+            <w:r/>
+            <w:r>
+              <w:rPr>
+                <w:rFonts w:ascii="Arial" w:hAnsi="Arial"/>
+                <w:b w:val="0"/>
+                <w:color w:val="0D1638"/>
+                <w:sz w:val="16"/>
+              </w:rPr>
+              <w:t>Enter threshold / condition if relevant</w:t>
             </w:r>
           </w:p>
         </w:tc>
@@ -10347,26 +12291,28 @@
             <w:vAlign w:val="center"/>
             <w:tcMar>
               <w:top w:w="120" w:type="dxa"/>
-              <w:start w:w="140" w:type="dxa"/>
-              <w:bottom w:w="120" w:type="dxa"/>
-              <w:end w:w="140" w:type="dxa"/>
-            </w:tcMar>
-            <w:tcBorders>
-              <w:top w:val="single" w:sz="4" w:color="DCE3EC"/>
-              <w:left w:val="single" w:sz="4" w:color="DCE3EC"/>
-              <w:bottom w:val="single" w:sz="4" w:color="DCE3EC"/>
-              <w:right w:val="single" w:sz="4" w:color="DCE3EC"/>
-            </w:tcBorders>
-          </w:tcPr>
-          <w:p>
-            <w:pPr>
-              <w:spacing w:after="0" w:before="0" w:line="252" w:lineRule="auto"/>
-            </w:pPr>
-            <w:r>
-              <w:rPr>
-                <w:rFonts w:ascii="Aptos" w:hAnsi="Aptos"/>
-                <w:color w:val="5D687D"/>
-                <w:sz w:val="19"/>
+              <w:start w:w="120" w:type="dxa"/>
+              <w:bottom w:w="120" w:type="dxa"/>
+              <w:end w:w="120" w:type="dxa"/>
+            </w:tcMar>
+            <w:tcBorders>
+              <w:top w:val="single" w:sz="4" w:color="DCE3EC"/>
+              <w:left w:val="single" w:sz="4" w:color="DCE3EC"/>
+              <w:bottom w:val="single" w:sz="4" w:color="DCE3EC"/>
+              <w:right w:val="single" w:sz="4" w:color="DCE3EC"/>
+            </w:tcBorders>
+          </w:tcPr>
+          <w:p>
+            <w:pPr>
+              <w:spacing w:after="0"/>
+            </w:pPr>
+            <w:r/>
+            <w:r>
+              <w:rPr>
+                <w:rFonts w:ascii="Arial" w:hAnsi="Arial"/>
+                <w:b w:val="0"/>
+                <w:color w:val="0D1638"/>
+                <w:sz w:val="16"/>
               </w:rPr>
               <w:t>Enter notes</w:t>
             </w:r>
@@ -10383,25 +12329,28 @@
             <w:vAlign w:val="center"/>
             <w:tcMar>
               <w:top w:w="120" w:type="dxa"/>
-              <w:start w:w="140" w:type="dxa"/>
-              <w:bottom w:w="120" w:type="dxa"/>
-              <w:end w:w="140" w:type="dxa"/>
-            </w:tcMar>
-            <w:tcBorders>
-              <w:top w:val="single" w:sz="4" w:color="DCE3EC"/>
-              <w:left w:val="single" w:sz="4" w:color="DCE3EC"/>
-              <w:bottom w:val="single" w:sz="4" w:color="DCE3EC"/>
-              <w:right w:val="single" w:sz="4" w:color="DCE3EC"/>
-            </w:tcBorders>
-          </w:tcPr>
-          <w:p>
-            <w:pPr>
-              <w:spacing w:after="0" w:before="0" w:line="252" w:lineRule="auto"/>
-            </w:pPr>
-            <w:r>
-              <w:rPr>
-                <w:rFonts w:ascii="Aptos" w:hAnsi="Aptos"/>
-                <w:sz w:val="19"/>
+              <w:start w:w="120" w:type="dxa"/>
+              <w:bottom w:w="120" w:type="dxa"/>
+              <w:end w:w="120" w:type="dxa"/>
+            </w:tcMar>
+            <w:tcBorders>
+              <w:top w:val="single" w:sz="4" w:color="DCE3EC"/>
+              <w:left w:val="single" w:sz="4" w:color="DCE3EC"/>
+              <w:bottom w:val="single" w:sz="4" w:color="DCE3EC"/>
+              <w:right w:val="single" w:sz="4" w:color="DCE3EC"/>
+            </w:tcBorders>
+          </w:tcPr>
+          <w:p>
+            <w:pPr>
+              <w:spacing w:after="0"/>
+            </w:pPr>
+            <w:r/>
+            <w:r>
+              <w:rPr>
+                <w:rFonts w:ascii="Arial" w:hAnsi="Arial"/>
+                <w:b w:val="0"/>
+                <w:color w:val="0D1638"/>
+                <w:sz w:val="16"/>
               </w:rPr>
               <w:t>Parent company guarantees</w:t>
             </w:r>
@@ -10414,28 +12363,30 @@
             <w:vAlign w:val="center"/>
             <w:tcMar>
               <w:top w:w="120" w:type="dxa"/>
-              <w:start w:w="140" w:type="dxa"/>
-              <w:bottom w:w="120" w:type="dxa"/>
-              <w:end w:w="140" w:type="dxa"/>
-            </w:tcMar>
-            <w:tcBorders>
-              <w:top w:val="single" w:sz="4" w:color="DCE3EC"/>
-              <w:left w:val="single" w:sz="4" w:color="DCE3EC"/>
-              <w:bottom w:val="single" w:sz="4" w:color="DCE3EC"/>
-              <w:right w:val="single" w:sz="4" w:color="DCE3EC"/>
-            </w:tcBorders>
-          </w:tcPr>
-          <w:p>
-            <w:pPr>
-              <w:spacing w:after="0" w:before="0" w:line="252" w:lineRule="auto"/>
-            </w:pPr>
-            <w:r>
-              <w:rPr>
-                <w:rFonts w:ascii="Aptos" w:hAnsi="Aptos"/>
-                <w:color w:val="5D687D"/>
-                <w:sz w:val="19"/>
-              </w:rPr>
-              <w:t>Enter preference</w:t>
+              <w:start w:w="120" w:type="dxa"/>
+              <w:bottom w:w="120" w:type="dxa"/>
+              <w:end w:w="120" w:type="dxa"/>
+            </w:tcMar>
+            <w:tcBorders>
+              <w:top w:val="single" w:sz="4" w:color="DCE3EC"/>
+              <w:left w:val="single" w:sz="4" w:color="DCE3EC"/>
+              <w:bottom w:val="single" w:sz="4" w:color="DCE3EC"/>
+              <w:right w:val="single" w:sz="4" w:color="DCE3EC"/>
+            </w:tcBorders>
+          </w:tcPr>
+          <w:p>
+            <w:pPr>
+              <w:spacing w:after="0"/>
+            </w:pPr>
+            <w:r/>
+            <w:r>
+              <w:rPr>
+                <w:rFonts w:ascii="Arial" w:hAnsi="Arial"/>
+                <w:b w:val="0"/>
+                <w:color w:val="0D1638"/>
+                <w:sz w:val="16"/>
+              </w:rPr>
+              <w:t>Acceptable / Flag for Review / Absolute Exclusion</w:t>
             </w:r>
           </w:p>
         </w:tc>
@@ -10446,28 +12397,30 @@
             <w:vAlign w:val="center"/>
             <w:tcMar>
               <w:top w:w="120" w:type="dxa"/>
-              <w:start w:w="140" w:type="dxa"/>
-              <w:bottom w:w="120" w:type="dxa"/>
-              <w:end w:w="140" w:type="dxa"/>
-            </w:tcMar>
-            <w:tcBorders>
-              <w:top w:val="single" w:sz="4" w:color="DCE3EC"/>
-              <w:left w:val="single" w:sz="4" w:color="DCE3EC"/>
-              <w:bottom w:val="single" w:sz="4" w:color="DCE3EC"/>
-              <w:right w:val="single" w:sz="4" w:color="DCE3EC"/>
-            </w:tcBorders>
-          </w:tcPr>
-          <w:p>
-            <w:pPr>
-              <w:spacing w:after="0" w:before="0" w:line="252" w:lineRule="auto"/>
-            </w:pPr>
-            <w:r>
-              <w:rPr>
-                <w:rFonts w:ascii="Aptos" w:hAnsi="Aptos"/>
-                <w:color w:val="5D687D"/>
-                <w:sz w:val="19"/>
-              </w:rPr>
-              <w:t>Enter red flag</w:t>
+              <w:start w:w="120" w:type="dxa"/>
+              <w:bottom w:w="120" w:type="dxa"/>
+              <w:end w:w="120" w:type="dxa"/>
+            </w:tcMar>
+            <w:tcBorders>
+              <w:top w:val="single" w:sz="4" w:color="DCE3EC"/>
+              <w:left w:val="single" w:sz="4" w:color="DCE3EC"/>
+              <w:bottom w:val="single" w:sz="4" w:color="DCE3EC"/>
+              <w:right w:val="single" w:sz="4" w:color="DCE3EC"/>
+            </w:tcBorders>
+          </w:tcPr>
+          <w:p>
+            <w:pPr>
+              <w:spacing w:after="0"/>
+            </w:pPr>
+            <w:r/>
+            <w:r>
+              <w:rPr>
+                <w:rFonts w:ascii="Arial" w:hAnsi="Arial"/>
+                <w:b w:val="0"/>
+                <w:color w:val="0D1638"/>
+                <w:sz w:val="16"/>
+              </w:rPr>
+              <w:t>Enter threshold / condition if relevant</w:t>
             </w:r>
           </w:p>
         </w:tc>
@@ -10478,26 +12431,28 @@
             <w:vAlign w:val="center"/>
             <w:tcMar>
               <w:top w:w="120" w:type="dxa"/>
-              <w:start w:w="140" w:type="dxa"/>
-              <w:bottom w:w="120" w:type="dxa"/>
-              <w:end w:w="140" w:type="dxa"/>
-            </w:tcMar>
-            <w:tcBorders>
-              <w:top w:val="single" w:sz="4" w:color="DCE3EC"/>
-              <w:left w:val="single" w:sz="4" w:color="DCE3EC"/>
-              <w:bottom w:val="single" w:sz="4" w:color="DCE3EC"/>
-              <w:right w:val="single" w:sz="4" w:color="DCE3EC"/>
-            </w:tcBorders>
-          </w:tcPr>
-          <w:p>
-            <w:pPr>
-              <w:spacing w:after="0" w:before="0" w:line="252" w:lineRule="auto"/>
-            </w:pPr>
-            <w:r>
-              <w:rPr>
-                <w:rFonts w:ascii="Aptos" w:hAnsi="Aptos"/>
-                <w:color w:val="5D687D"/>
-                <w:sz w:val="19"/>
+              <w:start w:w="120" w:type="dxa"/>
+              <w:bottom w:w="120" w:type="dxa"/>
+              <w:end w:w="120" w:type="dxa"/>
+            </w:tcMar>
+            <w:tcBorders>
+              <w:top w:val="single" w:sz="4" w:color="DCE3EC"/>
+              <w:left w:val="single" w:sz="4" w:color="DCE3EC"/>
+              <w:bottom w:val="single" w:sz="4" w:color="DCE3EC"/>
+              <w:right w:val="single" w:sz="4" w:color="DCE3EC"/>
+            </w:tcBorders>
+          </w:tcPr>
+          <w:p>
+            <w:pPr>
+              <w:spacing w:after="0"/>
+            </w:pPr>
+            <w:r/>
+            <w:r>
+              <w:rPr>
+                <w:rFonts w:ascii="Arial" w:hAnsi="Arial"/>
+                <w:b w:val="0"/>
+                <w:color w:val="0D1638"/>
+                <w:sz w:val="16"/>
               </w:rPr>
               <w:t>Enter notes</w:t>
             </w:r>
@@ -10514,25 +12469,28 @@
             <w:vAlign w:val="center"/>
             <w:tcMar>
               <w:top w:w="120" w:type="dxa"/>
-              <w:start w:w="140" w:type="dxa"/>
-              <w:bottom w:w="120" w:type="dxa"/>
-              <w:end w:w="140" w:type="dxa"/>
-            </w:tcMar>
-            <w:tcBorders>
-              <w:top w:val="single" w:sz="4" w:color="DCE3EC"/>
-              <w:left w:val="single" w:sz="4" w:color="DCE3EC"/>
-              <w:bottom w:val="single" w:sz="4" w:color="DCE3EC"/>
-              <w:right w:val="single" w:sz="4" w:color="DCE3EC"/>
-            </w:tcBorders>
-          </w:tcPr>
-          <w:p>
-            <w:pPr>
-              <w:spacing w:after="0" w:before="0" w:line="252" w:lineRule="auto"/>
-            </w:pPr>
-            <w:r>
-              <w:rPr>
-                <w:rFonts w:ascii="Aptos" w:hAnsi="Aptos"/>
-                <w:sz w:val="19"/>
+              <w:start w:w="120" w:type="dxa"/>
+              <w:bottom w:w="120" w:type="dxa"/>
+              <w:end w:w="120" w:type="dxa"/>
+            </w:tcMar>
+            <w:tcBorders>
+              <w:top w:val="single" w:sz="4" w:color="DCE3EC"/>
+              <w:left w:val="single" w:sz="4" w:color="DCE3EC"/>
+              <w:bottom w:val="single" w:sz="4" w:color="DCE3EC"/>
+              <w:right w:val="single" w:sz="4" w:color="DCE3EC"/>
+            </w:tcBorders>
+          </w:tcPr>
+          <w:p>
+            <w:pPr>
+              <w:spacing w:after="0"/>
+            </w:pPr>
+            <w:r/>
+            <w:r>
+              <w:rPr>
+                <w:rFonts w:ascii="Arial" w:hAnsi="Arial"/>
+                <w:b w:val="0"/>
+                <w:color w:val="0D1638"/>
+                <w:sz w:val="16"/>
               </w:rPr>
               <w:t>Liquidated damages</w:t>
             </w:r>
@@ -10545,28 +12503,30 @@
             <w:vAlign w:val="center"/>
             <w:tcMar>
               <w:top w:w="120" w:type="dxa"/>
-              <w:start w:w="140" w:type="dxa"/>
-              <w:bottom w:w="120" w:type="dxa"/>
-              <w:end w:w="140" w:type="dxa"/>
-            </w:tcMar>
-            <w:tcBorders>
-              <w:top w:val="single" w:sz="4" w:color="DCE3EC"/>
-              <w:left w:val="single" w:sz="4" w:color="DCE3EC"/>
-              <w:bottom w:val="single" w:sz="4" w:color="DCE3EC"/>
-              <w:right w:val="single" w:sz="4" w:color="DCE3EC"/>
-            </w:tcBorders>
-          </w:tcPr>
-          <w:p>
-            <w:pPr>
-              <w:spacing w:after="0" w:before="0" w:line="252" w:lineRule="auto"/>
-            </w:pPr>
-            <w:r>
-              <w:rPr>
-                <w:rFonts w:ascii="Aptos" w:hAnsi="Aptos"/>
-                <w:color w:val="5D687D"/>
-                <w:sz w:val="19"/>
-              </w:rPr>
-              <w:t>Enter preference</w:t>
+              <w:start w:w="120" w:type="dxa"/>
+              <w:bottom w:w="120" w:type="dxa"/>
+              <w:end w:w="120" w:type="dxa"/>
+            </w:tcMar>
+            <w:tcBorders>
+              <w:top w:val="single" w:sz="4" w:color="DCE3EC"/>
+              <w:left w:val="single" w:sz="4" w:color="DCE3EC"/>
+              <w:bottom w:val="single" w:sz="4" w:color="DCE3EC"/>
+              <w:right w:val="single" w:sz="4" w:color="DCE3EC"/>
+            </w:tcBorders>
+          </w:tcPr>
+          <w:p>
+            <w:pPr>
+              <w:spacing w:after="0"/>
+            </w:pPr>
+            <w:r/>
+            <w:r>
+              <w:rPr>
+                <w:rFonts w:ascii="Arial" w:hAnsi="Arial"/>
+                <w:b w:val="0"/>
+                <w:color w:val="0D1638"/>
+                <w:sz w:val="16"/>
+              </w:rPr>
+              <w:t>Acceptable / Flag for Review / Absolute Exclusion</w:t>
             </w:r>
           </w:p>
         </w:tc>
@@ -10577,28 +12537,30 @@
             <w:vAlign w:val="center"/>
             <w:tcMar>
               <w:top w:w="120" w:type="dxa"/>
-              <w:start w:w="140" w:type="dxa"/>
-              <w:bottom w:w="120" w:type="dxa"/>
-              <w:end w:w="140" w:type="dxa"/>
-            </w:tcMar>
-            <w:tcBorders>
-              <w:top w:val="single" w:sz="4" w:color="DCE3EC"/>
-              <w:left w:val="single" w:sz="4" w:color="DCE3EC"/>
-              <w:bottom w:val="single" w:sz="4" w:color="DCE3EC"/>
-              <w:right w:val="single" w:sz="4" w:color="DCE3EC"/>
-            </w:tcBorders>
-          </w:tcPr>
-          <w:p>
-            <w:pPr>
-              <w:spacing w:after="0" w:before="0" w:line="252" w:lineRule="auto"/>
-            </w:pPr>
-            <w:r>
-              <w:rPr>
-                <w:rFonts w:ascii="Aptos" w:hAnsi="Aptos"/>
-                <w:color w:val="5D687D"/>
-                <w:sz w:val="19"/>
-              </w:rPr>
-              <w:t>Enter red flag</w:t>
+              <w:start w:w="120" w:type="dxa"/>
+              <w:bottom w:w="120" w:type="dxa"/>
+              <w:end w:w="120" w:type="dxa"/>
+            </w:tcMar>
+            <w:tcBorders>
+              <w:top w:val="single" w:sz="4" w:color="DCE3EC"/>
+              <w:left w:val="single" w:sz="4" w:color="DCE3EC"/>
+              <w:bottom w:val="single" w:sz="4" w:color="DCE3EC"/>
+              <w:right w:val="single" w:sz="4" w:color="DCE3EC"/>
+            </w:tcBorders>
+          </w:tcPr>
+          <w:p>
+            <w:pPr>
+              <w:spacing w:after="0"/>
+            </w:pPr>
+            <w:r/>
+            <w:r>
+              <w:rPr>
+                <w:rFonts w:ascii="Arial" w:hAnsi="Arial"/>
+                <w:b w:val="0"/>
+                <w:color w:val="0D1638"/>
+                <w:sz w:val="16"/>
+              </w:rPr>
+              <w:t>Enter threshold / condition if relevant</w:t>
             </w:r>
           </w:p>
         </w:tc>
@@ -10609,26 +12571,28 @@
             <w:vAlign w:val="center"/>
             <w:tcMar>
               <w:top w:w="120" w:type="dxa"/>
-              <w:start w:w="140" w:type="dxa"/>
-              <w:bottom w:w="120" w:type="dxa"/>
-              <w:end w:w="140" w:type="dxa"/>
-            </w:tcMar>
-            <w:tcBorders>
-              <w:top w:val="single" w:sz="4" w:color="DCE3EC"/>
-              <w:left w:val="single" w:sz="4" w:color="DCE3EC"/>
-              <w:bottom w:val="single" w:sz="4" w:color="DCE3EC"/>
-              <w:right w:val="single" w:sz="4" w:color="DCE3EC"/>
-            </w:tcBorders>
-          </w:tcPr>
-          <w:p>
-            <w:pPr>
-              <w:spacing w:after="0" w:before="0" w:line="252" w:lineRule="auto"/>
-            </w:pPr>
-            <w:r>
-              <w:rPr>
-                <w:rFonts w:ascii="Aptos" w:hAnsi="Aptos"/>
-                <w:color w:val="5D687D"/>
-                <w:sz w:val="19"/>
+              <w:start w:w="120" w:type="dxa"/>
+              <w:bottom w:w="120" w:type="dxa"/>
+              <w:end w:w="120" w:type="dxa"/>
+            </w:tcMar>
+            <w:tcBorders>
+              <w:top w:val="single" w:sz="4" w:color="DCE3EC"/>
+              <w:left w:val="single" w:sz="4" w:color="DCE3EC"/>
+              <w:bottom w:val="single" w:sz="4" w:color="DCE3EC"/>
+              <w:right w:val="single" w:sz="4" w:color="DCE3EC"/>
+            </w:tcBorders>
+          </w:tcPr>
+          <w:p>
+            <w:pPr>
+              <w:spacing w:after="0"/>
+            </w:pPr>
+            <w:r/>
+            <w:r>
+              <w:rPr>
+                <w:rFonts w:ascii="Arial" w:hAnsi="Arial"/>
+                <w:b w:val="0"/>
+                <w:color w:val="0D1638"/>
+                <w:sz w:val="16"/>
               </w:rPr>
               <w:t>Enter notes</w:t>
             </w:r>
@@ -10645,25 +12609,28 @@
             <w:vAlign w:val="center"/>
             <w:tcMar>
               <w:top w:w="120" w:type="dxa"/>
-              <w:start w:w="140" w:type="dxa"/>
-              <w:bottom w:w="120" w:type="dxa"/>
-              <w:end w:w="140" w:type="dxa"/>
-            </w:tcMar>
-            <w:tcBorders>
-              <w:top w:val="single" w:sz="4" w:color="DCE3EC"/>
-              <w:left w:val="single" w:sz="4" w:color="DCE3EC"/>
-              <w:bottom w:val="single" w:sz="4" w:color="DCE3EC"/>
-              <w:right w:val="single" w:sz="4" w:color="DCE3EC"/>
-            </w:tcBorders>
-          </w:tcPr>
-          <w:p>
-            <w:pPr>
-              <w:spacing w:after="0" w:before="0" w:line="252" w:lineRule="auto"/>
-            </w:pPr>
-            <w:r>
-              <w:rPr>
-                <w:rFonts w:ascii="Aptos" w:hAnsi="Aptos"/>
-                <w:sz w:val="19"/>
+              <w:start w:w="120" w:type="dxa"/>
+              <w:bottom w:w="120" w:type="dxa"/>
+              <w:end w:w="120" w:type="dxa"/>
+            </w:tcMar>
+            <w:tcBorders>
+              <w:top w:val="single" w:sz="4" w:color="DCE3EC"/>
+              <w:left w:val="single" w:sz="4" w:color="DCE3EC"/>
+              <w:bottom w:val="single" w:sz="4" w:color="DCE3EC"/>
+              <w:right w:val="single" w:sz="4" w:color="DCE3EC"/>
+            </w:tcBorders>
+          </w:tcPr>
+          <w:p>
+            <w:pPr>
+              <w:spacing w:after="0"/>
+            </w:pPr>
+            <w:r/>
+            <w:r>
+              <w:rPr>
+                <w:rFonts w:ascii="Arial" w:hAnsi="Arial"/>
+                <w:b w:val="0"/>
+                <w:color w:val="0D1638"/>
+                <w:sz w:val="16"/>
               </w:rPr>
               <w:t>Collateral warranties</w:t>
             </w:r>
@@ -10676,28 +12643,30 @@
             <w:vAlign w:val="center"/>
             <w:tcMar>
               <w:top w:w="120" w:type="dxa"/>
-              <w:start w:w="140" w:type="dxa"/>
-              <w:bottom w:w="120" w:type="dxa"/>
-              <w:end w:w="140" w:type="dxa"/>
-            </w:tcMar>
-            <w:tcBorders>
-              <w:top w:val="single" w:sz="4" w:color="DCE3EC"/>
-              <w:left w:val="single" w:sz="4" w:color="DCE3EC"/>
-              <w:bottom w:val="single" w:sz="4" w:color="DCE3EC"/>
-              <w:right w:val="single" w:sz="4" w:color="DCE3EC"/>
-            </w:tcBorders>
-          </w:tcPr>
-          <w:p>
-            <w:pPr>
-              <w:spacing w:after="0" w:before="0" w:line="252" w:lineRule="auto"/>
-            </w:pPr>
-            <w:r>
-              <w:rPr>
-                <w:rFonts w:ascii="Aptos" w:hAnsi="Aptos"/>
-                <w:color w:val="5D687D"/>
-                <w:sz w:val="19"/>
-              </w:rPr>
-              <w:t>Enter preference</w:t>
+              <w:start w:w="120" w:type="dxa"/>
+              <w:bottom w:w="120" w:type="dxa"/>
+              <w:end w:w="120" w:type="dxa"/>
+            </w:tcMar>
+            <w:tcBorders>
+              <w:top w:val="single" w:sz="4" w:color="DCE3EC"/>
+              <w:left w:val="single" w:sz="4" w:color="DCE3EC"/>
+              <w:bottom w:val="single" w:sz="4" w:color="DCE3EC"/>
+              <w:right w:val="single" w:sz="4" w:color="DCE3EC"/>
+            </w:tcBorders>
+          </w:tcPr>
+          <w:p>
+            <w:pPr>
+              <w:spacing w:after="0"/>
+            </w:pPr>
+            <w:r/>
+            <w:r>
+              <w:rPr>
+                <w:rFonts w:ascii="Arial" w:hAnsi="Arial"/>
+                <w:b w:val="0"/>
+                <w:color w:val="0D1638"/>
+                <w:sz w:val="16"/>
+              </w:rPr>
+              <w:t>Acceptable / Flag for Review / Absolute Exclusion</w:t>
             </w:r>
           </w:p>
         </w:tc>
@@ -10708,28 +12677,30 @@
             <w:vAlign w:val="center"/>
             <w:tcMar>
               <w:top w:w="120" w:type="dxa"/>
-              <w:start w:w="140" w:type="dxa"/>
-              <w:bottom w:w="120" w:type="dxa"/>
-              <w:end w:w="140" w:type="dxa"/>
-            </w:tcMar>
-            <w:tcBorders>
-              <w:top w:val="single" w:sz="4" w:color="DCE3EC"/>
-              <w:left w:val="single" w:sz="4" w:color="DCE3EC"/>
-              <w:bottom w:val="single" w:sz="4" w:color="DCE3EC"/>
-              <w:right w:val="single" w:sz="4" w:color="DCE3EC"/>
-            </w:tcBorders>
-          </w:tcPr>
-          <w:p>
-            <w:pPr>
-              <w:spacing w:after="0" w:before="0" w:line="252" w:lineRule="auto"/>
-            </w:pPr>
-            <w:r>
-              <w:rPr>
-                <w:rFonts w:ascii="Aptos" w:hAnsi="Aptos"/>
-                <w:color w:val="5D687D"/>
-                <w:sz w:val="19"/>
-              </w:rPr>
-              <w:t>Enter red flag</w:t>
+              <w:start w:w="120" w:type="dxa"/>
+              <w:bottom w:w="120" w:type="dxa"/>
+              <w:end w:w="120" w:type="dxa"/>
+            </w:tcMar>
+            <w:tcBorders>
+              <w:top w:val="single" w:sz="4" w:color="DCE3EC"/>
+              <w:left w:val="single" w:sz="4" w:color="DCE3EC"/>
+              <w:bottom w:val="single" w:sz="4" w:color="DCE3EC"/>
+              <w:right w:val="single" w:sz="4" w:color="DCE3EC"/>
+            </w:tcBorders>
+          </w:tcPr>
+          <w:p>
+            <w:pPr>
+              <w:spacing w:after="0"/>
+            </w:pPr>
+            <w:r/>
+            <w:r>
+              <w:rPr>
+                <w:rFonts w:ascii="Arial" w:hAnsi="Arial"/>
+                <w:b w:val="0"/>
+                <w:color w:val="0D1638"/>
+                <w:sz w:val="16"/>
+              </w:rPr>
+              <w:t>Enter threshold / condition if relevant</w:t>
             </w:r>
           </w:p>
         </w:tc>
@@ -10740,26 +12711,28 @@
             <w:vAlign w:val="center"/>
             <w:tcMar>
               <w:top w:w="120" w:type="dxa"/>
-              <w:start w:w="140" w:type="dxa"/>
-              <w:bottom w:w="120" w:type="dxa"/>
-              <w:end w:w="140" w:type="dxa"/>
-            </w:tcMar>
-            <w:tcBorders>
-              <w:top w:val="single" w:sz="4" w:color="DCE3EC"/>
-              <w:left w:val="single" w:sz="4" w:color="DCE3EC"/>
-              <w:bottom w:val="single" w:sz="4" w:color="DCE3EC"/>
-              <w:right w:val="single" w:sz="4" w:color="DCE3EC"/>
-            </w:tcBorders>
-          </w:tcPr>
-          <w:p>
-            <w:pPr>
-              <w:spacing w:after="0" w:before="0" w:line="252" w:lineRule="auto"/>
-            </w:pPr>
-            <w:r>
-              <w:rPr>
-                <w:rFonts w:ascii="Aptos" w:hAnsi="Aptos"/>
-                <w:color w:val="5D687D"/>
-                <w:sz w:val="19"/>
+              <w:start w:w="120" w:type="dxa"/>
+              <w:bottom w:w="120" w:type="dxa"/>
+              <w:end w:w="120" w:type="dxa"/>
+            </w:tcMar>
+            <w:tcBorders>
+              <w:top w:val="single" w:sz="4" w:color="DCE3EC"/>
+              <w:left w:val="single" w:sz="4" w:color="DCE3EC"/>
+              <w:bottom w:val="single" w:sz="4" w:color="DCE3EC"/>
+              <w:right w:val="single" w:sz="4" w:color="DCE3EC"/>
+            </w:tcBorders>
+          </w:tcPr>
+          <w:p>
+            <w:pPr>
+              <w:spacing w:after="0"/>
+            </w:pPr>
+            <w:r/>
+            <w:r>
+              <w:rPr>
+                <w:rFonts w:ascii="Arial" w:hAnsi="Arial"/>
+                <w:b w:val="0"/>
+                <w:color w:val="0D1638"/>
+                <w:sz w:val="16"/>
               </w:rPr>
               <w:t>Enter notes</w:t>
             </w:r>
@@ -10776,25 +12749,28 @@
             <w:vAlign w:val="center"/>
             <w:tcMar>
               <w:top w:w="120" w:type="dxa"/>
-              <w:start w:w="140" w:type="dxa"/>
-              <w:bottom w:w="120" w:type="dxa"/>
-              <w:end w:w="140" w:type="dxa"/>
-            </w:tcMar>
-            <w:tcBorders>
-              <w:top w:val="single" w:sz="4" w:color="DCE3EC"/>
-              <w:left w:val="single" w:sz="4" w:color="DCE3EC"/>
-              <w:bottom w:val="single" w:sz="4" w:color="DCE3EC"/>
-              <w:right w:val="single" w:sz="4" w:color="DCE3EC"/>
-            </w:tcBorders>
-          </w:tcPr>
-          <w:p>
-            <w:pPr>
-              <w:spacing w:after="0" w:before="0" w:line="252" w:lineRule="auto"/>
-            </w:pPr>
-            <w:r>
-              <w:rPr>
-                <w:rFonts w:ascii="Aptos" w:hAnsi="Aptos"/>
-                <w:sz w:val="19"/>
+              <w:start w:w="120" w:type="dxa"/>
+              <w:bottom w:w="120" w:type="dxa"/>
+              <w:end w:w="120" w:type="dxa"/>
+            </w:tcMar>
+            <w:tcBorders>
+              <w:top w:val="single" w:sz="4" w:color="DCE3EC"/>
+              <w:left w:val="single" w:sz="4" w:color="DCE3EC"/>
+              <w:bottom w:val="single" w:sz="4" w:color="DCE3EC"/>
+              <w:right w:val="single" w:sz="4" w:color="DCE3EC"/>
+            </w:tcBorders>
+          </w:tcPr>
+          <w:p>
+            <w:pPr>
+              <w:spacing w:after="0"/>
+            </w:pPr>
+            <w:r/>
+            <w:r>
+              <w:rPr>
+                <w:rFonts w:ascii="Arial" w:hAnsi="Arial"/>
+                <w:b w:val="0"/>
+                <w:color w:val="0D1638"/>
+                <w:sz w:val="16"/>
               </w:rPr>
               <w:t>Novation</w:t>
             </w:r>
@@ -10807,28 +12783,30 @@
             <w:vAlign w:val="center"/>
             <w:tcMar>
               <w:top w:w="120" w:type="dxa"/>
-              <w:start w:w="140" w:type="dxa"/>
-              <w:bottom w:w="120" w:type="dxa"/>
-              <w:end w:w="140" w:type="dxa"/>
-            </w:tcMar>
-            <w:tcBorders>
-              <w:top w:val="single" w:sz="4" w:color="DCE3EC"/>
-              <w:left w:val="single" w:sz="4" w:color="DCE3EC"/>
-              <w:bottom w:val="single" w:sz="4" w:color="DCE3EC"/>
-              <w:right w:val="single" w:sz="4" w:color="DCE3EC"/>
-            </w:tcBorders>
-          </w:tcPr>
-          <w:p>
-            <w:pPr>
-              <w:spacing w:after="0" w:before="0" w:line="252" w:lineRule="auto"/>
-            </w:pPr>
-            <w:r>
-              <w:rPr>
-                <w:rFonts w:ascii="Aptos" w:hAnsi="Aptos"/>
-                <w:color w:val="5D687D"/>
-                <w:sz w:val="19"/>
-              </w:rPr>
-              <w:t>Enter preference</w:t>
+              <w:start w:w="120" w:type="dxa"/>
+              <w:bottom w:w="120" w:type="dxa"/>
+              <w:end w:w="120" w:type="dxa"/>
+            </w:tcMar>
+            <w:tcBorders>
+              <w:top w:val="single" w:sz="4" w:color="DCE3EC"/>
+              <w:left w:val="single" w:sz="4" w:color="DCE3EC"/>
+              <w:bottom w:val="single" w:sz="4" w:color="DCE3EC"/>
+              <w:right w:val="single" w:sz="4" w:color="DCE3EC"/>
+            </w:tcBorders>
+          </w:tcPr>
+          <w:p>
+            <w:pPr>
+              <w:spacing w:after="0"/>
+            </w:pPr>
+            <w:r/>
+            <w:r>
+              <w:rPr>
+                <w:rFonts w:ascii="Arial" w:hAnsi="Arial"/>
+                <w:b w:val="0"/>
+                <w:color w:val="0D1638"/>
+                <w:sz w:val="16"/>
+              </w:rPr>
+              <w:t>Acceptable / Flag for Review / Absolute Exclusion</w:t>
             </w:r>
           </w:p>
         </w:tc>
@@ -10839,28 +12817,30 @@
             <w:vAlign w:val="center"/>
             <w:tcMar>
               <w:top w:w="120" w:type="dxa"/>
-              <w:start w:w="140" w:type="dxa"/>
-              <w:bottom w:w="120" w:type="dxa"/>
-              <w:end w:w="140" w:type="dxa"/>
-            </w:tcMar>
-            <w:tcBorders>
-              <w:top w:val="single" w:sz="4" w:color="DCE3EC"/>
-              <w:left w:val="single" w:sz="4" w:color="DCE3EC"/>
-              <w:bottom w:val="single" w:sz="4" w:color="DCE3EC"/>
-              <w:right w:val="single" w:sz="4" w:color="DCE3EC"/>
-            </w:tcBorders>
-          </w:tcPr>
-          <w:p>
-            <w:pPr>
-              <w:spacing w:after="0" w:before="0" w:line="252" w:lineRule="auto"/>
-            </w:pPr>
-            <w:r>
-              <w:rPr>
-                <w:rFonts w:ascii="Aptos" w:hAnsi="Aptos"/>
-                <w:color w:val="5D687D"/>
-                <w:sz w:val="19"/>
-              </w:rPr>
-              <w:t>Enter red flag</w:t>
+              <w:start w:w="120" w:type="dxa"/>
+              <w:bottom w:w="120" w:type="dxa"/>
+              <w:end w:w="120" w:type="dxa"/>
+            </w:tcMar>
+            <w:tcBorders>
+              <w:top w:val="single" w:sz="4" w:color="DCE3EC"/>
+              <w:left w:val="single" w:sz="4" w:color="DCE3EC"/>
+              <w:bottom w:val="single" w:sz="4" w:color="DCE3EC"/>
+              <w:right w:val="single" w:sz="4" w:color="DCE3EC"/>
+            </w:tcBorders>
+          </w:tcPr>
+          <w:p>
+            <w:pPr>
+              <w:spacing w:after="0"/>
+            </w:pPr>
+            <w:r/>
+            <w:r>
+              <w:rPr>
+                <w:rFonts w:ascii="Arial" w:hAnsi="Arial"/>
+                <w:b w:val="0"/>
+                <w:color w:val="0D1638"/>
+                <w:sz w:val="16"/>
+              </w:rPr>
+              <w:t>Enter threshold / condition if relevant</w:t>
             </w:r>
           </w:p>
         </w:tc>
@@ -10871,26 +12851,28 @@
             <w:vAlign w:val="center"/>
             <w:tcMar>
               <w:top w:w="120" w:type="dxa"/>
-              <w:start w:w="140" w:type="dxa"/>
-              <w:bottom w:w="120" w:type="dxa"/>
-              <w:end w:w="140" w:type="dxa"/>
-            </w:tcMar>
-            <w:tcBorders>
-              <w:top w:val="single" w:sz="4" w:color="DCE3EC"/>
-              <w:left w:val="single" w:sz="4" w:color="DCE3EC"/>
-              <w:bottom w:val="single" w:sz="4" w:color="DCE3EC"/>
-              <w:right w:val="single" w:sz="4" w:color="DCE3EC"/>
-            </w:tcBorders>
-          </w:tcPr>
-          <w:p>
-            <w:pPr>
-              <w:spacing w:after="0" w:before="0" w:line="252" w:lineRule="auto"/>
-            </w:pPr>
-            <w:r>
-              <w:rPr>
-                <w:rFonts w:ascii="Aptos" w:hAnsi="Aptos"/>
-                <w:color w:val="5D687D"/>
-                <w:sz w:val="19"/>
+              <w:start w:w="120" w:type="dxa"/>
+              <w:bottom w:w="120" w:type="dxa"/>
+              <w:end w:w="120" w:type="dxa"/>
+            </w:tcMar>
+            <w:tcBorders>
+              <w:top w:val="single" w:sz="4" w:color="DCE3EC"/>
+              <w:left w:val="single" w:sz="4" w:color="DCE3EC"/>
+              <w:bottom w:val="single" w:sz="4" w:color="DCE3EC"/>
+              <w:right w:val="single" w:sz="4" w:color="DCE3EC"/>
+            </w:tcBorders>
+          </w:tcPr>
+          <w:p>
+            <w:pPr>
+              <w:spacing w:after="0"/>
+            </w:pPr>
+            <w:r/>
+            <w:r>
+              <w:rPr>
+                <w:rFonts w:ascii="Arial" w:hAnsi="Arial"/>
+                <w:b w:val="0"/>
+                <w:color w:val="0D1638"/>
+                <w:sz w:val="16"/>
               </w:rPr>
               <w:t>Enter notes</w:t>
             </w:r>
@@ -10907,25 +12889,28 @@
             <w:vAlign w:val="center"/>
             <w:tcMar>
               <w:top w:w="120" w:type="dxa"/>
-              <w:start w:w="140" w:type="dxa"/>
-              <w:bottom w:w="120" w:type="dxa"/>
-              <w:end w:w="140" w:type="dxa"/>
-            </w:tcMar>
-            <w:tcBorders>
-              <w:top w:val="single" w:sz="4" w:color="DCE3EC"/>
-              <w:left w:val="single" w:sz="4" w:color="DCE3EC"/>
-              <w:bottom w:val="single" w:sz="4" w:color="DCE3EC"/>
-              <w:right w:val="single" w:sz="4" w:color="DCE3EC"/>
-            </w:tcBorders>
-          </w:tcPr>
-          <w:p>
-            <w:pPr>
-              <w:spacing w:after="0" w:before="0" w:line="252" w:lineRule="auto"/>
-            </w:pPr>
-            <w:r>
-              <w:rPr>
-                <w:rFonts w:ascii="Aptos" w:hAnsi="Aptos"/>
-                <w:sz w:val="19"/>
+              <w:start w:w="120" w:type="dxa"/>
+              <w:bottom w:w="120" w:type="dxa"/>
+              <w:end w:w="120" w:type="dxa"/>
+            </w:tcMar>
+            <w:tcBorders>
+              <w:top w:val="single" w:sz="4" w:color="DCE3EC"/>
+              <w:left w:val="single" w:sz="4" w:color="DCE3EC"/>
+              <w:bottom w:val="single" w:sz="4" w:color="DCE3EC"/>
+              <w:right w:val="single" w:sz="4" w:color="DCE3EC"/>
+            </w:tcBorders>
+          </w:tcPr>
+          <w:p>
+            <w:pPr>
+              <w:spacing w:after="0"/>
+            </w:pPr>
+            <w:r/>
+            <w:r>
+              <w:rPr>
+                <w:rFonts w:ascii="Arial" w:hAnsi="Arial"/>
+                <w:b w:val="0"/>
+                <w:color w:val="0D1638"/>
+                <w:sz w:val="16"/>
               </w:rPr>
               <w:t>Unlimited / disproportionate liability</w:t>
             </w:r>
@@ -10938,28 +12923,30 @@
             <w:vAlign w:val="center"/>
             <w:tcMar>
               <w:top w:w="120" w:type="dxa"/>
-              <w:start w:w="140" w:type="dxa"/>
-              <w:bottom w:w="120" w:type="dxa"/>
-              <w:end w:w="140" w:type="dxa"/>
-            </w:tcMar>
-            <w:tcBorders>
-              <w:top w:val="single" w:sz="4" w:color="DCE3EC"/>
-              <w:left w:val="single" w:sz="4" w:color="DCE3EC"/>
-              <w:bottom w:val="single" w:sz="4" w:color="DCE3EC"/>
-              <w:right w:val="single" w:sz="4" w:color="DCE3EC"/>
-            </w:tcBorders>
-          </w:tcPr>
-          <w:p>
-            <w:pPr>
-              <w:spacing w:after="0" w:before="0" w:line="252" w:lineRule="auto"/>
-            </w:pPr>
-            <w:r>
-              <w:rPr>
-                <w:rFonts w:ascii="Aptos" w:hAnsi="Aptos"/>
-                <w:color w:val="5D687D"/>
-                <w:sz w:val="19"/>
-              </w:rPr>
-              <w:t>Enter preference</w:t>
+              <w:start w:w="120" w:type="dxa"/>
+              <w:bottom w:w="120" w:type="dxa"/>
+              <w:end w:w="120" w:type="dxa"/>
+            </w:tcMar>
+            <w:tcBorders>
+              <w:top w:val="single" w:sz="4" w:color="DCE3EC"/>
+              <w:left w:val="single" w:sz="4" w:color="DCE3EC"/>
+              <w:bottom w:val="single" w:sz="4" w:color="DCE3EC"/>
+              <w:right w:val="single" w:sz="4" w:color="DCE3EC"/>
+            </w:tcBorders>
+          </w:tcPr>
+          <w:p>
+            <w:pPr>
+              <w:spacing w:after="0"/>
+            </w:pPr>
+            <w:r/>
+            <w:r>
+              <w:rPr>
+                <w:rFonts w:ascii="Arial" w:hAnsi="Arial"/>
+                <w:b w:val="0"/>
+                <w:color w:val="0D1638"/>
+                <w:sz w:val="16"/>
+              </w:rPr>
+              <w:t>Acceptable / Flag for Review / Absolute Exclusion</w:t>
             </w:r>
           </w:p>
         </w:tc>
@@ -10970,28 +12957,30 @@
             <w:vAlign w:val="center"/>
             <w:tcMar>
               <w:top w:w="120" w:type="dxa"/>
-              <w:start w:w="140" w:type="dxa"/>
-              <w:bottom w:w="120" w:type="dxa"/>
-              <w:end w:w="140" w:type="dxa"/>
-            </w:tcMar>
-            <w:tcBorders>
-              <w:top w:val="single" w:sz="4" w:color="DCE3EC"/>
-              <w:left w:val="single" w:sz="4" w:color="DCE3EC"/>
-              <w:bottom w:val="single" w:sz="4" w:color="DCE3EC"/>
-              <w:right w:val="single" w:sz="4" w:color="DCE3EC"/>
-            </w:tcBorders>
-          </w:tcPr>
-          <w:p>
-            <w:pPr>
-              <w:spacing w:after="0" w:before="0" w:line="252" w:lineRule="auto"/>
-            </w:pPr>
-            <w:r>
-              <w:rPr>
-                <w:rFonts w:ascii="Aptos" w:hAnsi="Aptos"/>
-                <w:color w:val="5D687D"/>
-                <w:sz w:val="19"/>
-              </w:rPr>
-              <w:t>Enter red flag</w:t>
+              <w:start w:w="120" w:type="dxa"/>
+              <w:bottom w:w="120" w:type="dxa"/>
+              <w:end w:w="120" w:type="dxa"/>
+            </w:tcMar>
+            <w:tcBorders>
+              <w:top w:val="single" w:sz="4" w:color="DCE3EC"/>
+              <w:left w:val="single" w:sz="4" w:color="DCE3EC"/>
+              <w:bottom w:val="single" w:sz="4" w:color="DCE3EC"/>
+              <w:right w:val="single" w:sz="4" w:color="DCE3EC"/>
+            </w:tcBorders>
+          </w:tcPr>
+          <w:p>
+            <w:pPr>
+              <w:spacing w:after="0"/>
+            </w:pPr>
+            <w:r/>
+            <w:r>
+              <w:rPr>
+                <w:rFonts w:ascii="Arial" w:hAnsi="Arial"/>
+                <w:b w:val="0"/>
+                <w:color w:val="0D1638"/>
+                <w:sz w:val="16"/>
+              </w:rPr>
+              <w:t>Enter threshold / condition if relevant</w:t>
             </w:r>
           </w:p>
         </w:tc>
@@ -11002,26 +12991,28 @@
             <w:vAlign w:val="center"/>
             <w:tcMar>
               <w:top w:w="120" w:type="dxa"/>
-              <w:start w:w="140" w:type="dxa"/>
-              <w:bottom w:w="120" w:type="dxa"/>
-              <w:end w:w="140" w:type="dxa"/>
-            </w:tcMar>
-            <w:tcBorders>
-              <w:top w:val="single" w:sz="4" w:color="DCE3EC"/>
-              <w:left w:val="single" w:sz="4" w:color="DCE3EC"/>
-              <w:bottom w:val="single" w:sz="4" w:color="DCE3EC"/>
-              <w:right w:val="single" w:sz="4" w:color="DCE3EC"/>
-            </w:tcBorders>
-          </w:tcPr>
-          <w:p>
-            <w:pPr>
-              <w:spacing w:after="0" w:before="0" w:line="252" w:lineRule="auto"/>
-            </w:pPr>
-            <w:r>
-              <w:rPr>
-                <w:rFonts w:ascii="Aptos" w:hAnsi="Aptos"/>
-                <w:color w:val="5D687D"/>
-                <w:sz w:val="19"/>
+              <w:start w:w="120" w:type="dxa"/>
+              <w:bottom w:w="120" w:type="dxa"/>
+              <w:end w:w="120" w:type="dxa"/>
+            </w:tcMar>
+            <w:tcBorders>
+              <w:top w:val="single" w:sz="4" w:color="DCE3EC"/>
+              <w:left w:val="single" w:sz="4" w:color="DCE3EC"/>
+              <w:bottom w:val="single" w:sz="4" w:color="DCE3EC"/>
+              <w:right w:val="single" w:sz="4" w:color="DCE3EC"/>
+            </w:tcBorders>
+          </w:tcPr>
+          <w:p>
+            <w:pPr>
+              <w:spacing w:after="0"/>
+            </w:pPr>
+            <w:r/>
+            <w:r>
+              <w:rPr>
+                <w:rFonts w:ascii="Arial" w:hAnsi="Arial"/>
+                <w:b w:val="0"/>
+                <w:color w:val="0D1638"/>
+                <w:sz w:val="16"/>
               </w:rPr>
               <w:t>Enter notes</w:t>
             </w:r>
@@ -11038,25 +13029,28 @@
             <w:vAlign w:val="center"/>
             <w:tcMar>
               <w:top w:w="120" w:type="dxa"/>
-              <w:start w:w="140" w:type="dxa"/>
-              <w:bottom w:w="120" w:type="dxa"/>
-              <w:end w:w="140" w:type="dxa"/>
-            </w:tcMar>
-            <w:tcBorders>
-              <w:top w:val="single" w:sz="4" w:color="DCE3EC"/>
-              <w:left w:val="single" w:sz="4" w:color="DCE3EC"/>
-              <w:bottom w:val="single" w:sz="4" w:color="DCE3EC"/>
-              <w:right w:val="single" w:sz="4" w:color="DCE3EC"/>
-            </w:tcBorders>
-          </w:tcPr>
-          <w:p>
-            <w:pPr>
-              <w:spacing w:after="0" w:before="0" w:line="252" w:lineRule="auto"/>
-            </w:pPr>
-            <w:r>
-              <w:rPr>
-                <w:rFonts w:ascii="Aptos" w:hAnsi="Aptos"/>
-                <w:sz w:val="19"/>
+              <w:start w:w="120" w:type="dxa"/>
+              <w:bottom w:w="120" w:type="dxa"/>
+              <w:end w:w="120" w:type="dxa"/>
+            </w:tcMar>
+            <w:tcBorders>
+              <w:top w:val="single" w:sz="4" w:color="DCE3EC"/>
+              <w:left w:val="single" w:sz="4" w:color="DCE3EC"/>
+              <w:bottom w:val="single" w:sz="4" w:color="DCE3EC"/>
+              <w:right w:val="single" w:sz="4" w:color="DCE3EC"/>
+            </w:tcBorders>
+          </w:tcPr>
+          <w:p>
+            <w:pPr>
+              <w:spacing w:after="0"/>
+            </w:pPr>
+            <w:r/>
+            <w:r>
+              <w:rPr>
+                <w:rFonts w:ascii="Arial" w:hAnsi="Arial"/>
+                <w:b w:val="0"/>
+                <w:color w:val="0D1638"/>
+                <w:sz w:val="16"/>
               </w:rPr>
               <w:t>Framework / call-off arrangements</w:t>
             </w:r>
@@ -11069,28 +13063,30 @@
             <w:vAlign w:val="center"/>
             <w:tcMar>
               <w:top w:w="120" w:type="dxa"/>
-              <w:start w:w="140" w:type="dxa"/>
-              <w:bottom w:w="120" w:type="dxa"/>
-              <w:end w:w="140" w:type="dxa"/>
-            </w:tcMar>
-            <w:tcBorders>
-              <w:top w:val="single" w:sz="4" w:color="DCE3EC"/>
-              <w:left w:val="single" w:sz="4" w:color="DCE3EC"/>
-              <w:bottom w:val="single" w:sz="4" w:color="DCE3EC"/>
-              <w:right w:val="single" w:sz="4" w:color="DCE3EC"/>
-            </w:tcBorders>
-          </w:tcPr>
-          <w:p>
-            <w:pPr>
-              <w:spacing w:after="0" w:before="0" w:line="252" w:lineRule="auto"/>
-            </w:pPr>
-            <w:r>
-              <w:rPr>
-                <w:rFonts w:ascii="Aptos" w:hAnsi="Aptos"/>
-                <w:color w:val="5D687D"/>
-                <w:sz w:val="19"/>
-              </w:rPr>
-              <w:t>Enter preference</w:t>
+              <w:start w:w="120" w:type="dxa"/>
+              <w:bottom w:w="120" w:type="dxa"/>
+              <w:end w:w="120" w:type="dxa"/>
+            </w:tcMar>
+            <w:tcBorders>
+              <w:top w:val="single" w:sz="4" w:color="DCE3EC"/>
+              <w:left w:val="single" w:sz="4" w:color="DCE3EC"/>
+              <w:bottom w:val="single" w:sz="4" w:color="DCE3EC"/>
+              <w:right w:val="single" w:sz="4" w:color="DCE3EC"/>
+            </w:tcBorders>
+          </w:tcPr>
+          <w:p>
+            <w:pPr>
+              <w:spacing w:after="0"/>
+            </w:pPr>
+            <w:r/>
+            <w:r>
+              <w:rPr>
+                <w:rFonts w:ascii="Arial" w:hAnsi="Arial"/>
+                <w:b w:val="0"/>
+                <w:color w:val="0D1638"/>
+                <w:sz w:val="16"/>
+              </w:rPr>
+              <w:t>Acceptable / Flag for Review / Absolute Exclusion</w:t>
             </w:r>
           </w:p>
         </w:tc>
@@ -11101,28 +13097,30 @@
             <w:vAlign w:val="center"/>
             <w:tcMar>
               <w:top w:w="120" w:type="dxa"/>
-              <w:start w:w="140" w:type="dxa"/>
-              <w:bottom w:w="120" w:type="dxa"/>
-              <w:end w:w="140" w:type="dxa"/>
-            </w:tcMar>
-            <w:tcBorders>
-              <w:top w:val="single" w:sz="4" w:color="DCE3EC"/>
-              <w:left w:val="single" w:sz="4" w:color="DCE3EC"/>
-              <w:bottom w:val="single" w:sz="4" w:color="DCE3EC"/>
-              <w:right w:val="single" w:sz="4" w:color="DCE3EC"/>
-            </w:tcBorders>
-          </w:tcPr>
-          <w:p>
-            <w:pPr>
-              <w:spacing w:after="0" w:before="0" w:line="252" w:lineRule="auto"/>
-            </w:pPr>
-            <w:r>
-              <w:rPr>
-                <w:rFonts w:ascii="Aptos" w:hAnsi="Aptos"/>
-                <w:color w:val="5D687D"/>
-                <w:sz w:val="19"/>
-              </w:rPr>
-              <w:t>Enter red flag</w:t>
+              <w:start w:w="120" w:type="dxa"/>
+              <w:bottom w:w="120" w:type="dxa"/>
+              <w:end w:w="120" w:type="dxa"/>
+            </w:tcMar>
+            <w:tcBorders>
+              <w:top w:val="single" w:sz="4" w:color="DCE3EC"/>
+              <w:left w:val="single" w:sz="4" w:color="DCE3EC"/>
+              <w:bottom w:val="single" w:sz="4" w:color="DCE3EC"/>
+              <w:right w:val="single" w:sz="4" w:color="DCE3EC"/>
+            </w:tcBorders>
+          </w:tcPr>
+          <w:p>
+            <w:pPr>
+              <w:spacing w:after="0"/>
+            </w:pPr>
+            <w:r/>
+            <w:r>
+              <w:rPr>
+                <w:rFonts w:ascii="Arial" w:hAnsi="Arial"/>
+                <w:b w:val="0"/>
+                <w:color w:val="0D1638"/>
+                <w:sz w:val="16"/>
+              </w:rPr>
+              <w:t>Enter threshold / condition if relevant</w:t>
             </w:r>
           </w:p>
         </w:tc>
@@ -11133,26 +13131,28 @@
             <w:vAlign w:val="center"/>
             <w:tcMar>
               <w:top w:w="120" w:type="dxa"/>
-              <w:start w:w="140" w:type="dxa"/>
-              <w:bottom w:w="120" w:type="dxa"/>
-              <w:end w:w="140" w:type="dxa"/>
-            </w:tcMar>
-            <w:tcBorders>
-              <w:top w:val="single" w:sz="4" w:color="DCE3EC"/>
-              <w:left w:val="single" w:sz="4" w:color="DCE3EC"/>
-              <w:bottom w:val="single" w:sz="4" w:color="DCE3EC"/>
-              <w:right w:val="single" w:sz="4" w:color="DCE3EC"/>
-            </w:tcBorders>
-          </w:tcPr>
-          <w:p>
-            <w:pPr>
-              <w:spacing w:after="0" w:before="0" w:line="252" w:lineRule="auto"/>
-            </w:pPr>
-            <w:r>
-              <w:rPr>
-                <w:rFonts w:ascii="Aptos" w:hAnsi="Aptos"/>
-                <w:color w:val="5D687D"/>
-                <w:sz w:val="19"/>
+              <w:start w:w="120" w:type="dxa"/>
+              <w:bottom w:w="120" w:type="dxa"/>
+              <w:end w:w="120" w:type="dxa"/>
+            </w:tcMar>
+            <w:tcBorders>
+              <w:top w:val="single" w:sz="4" w:color="DCE3EC"/>
+              <w:left w:val="single" w:sz="4" w:color="DCE3EC"/>
+              <w:bottom w:val="single" w:sz="4" w:color="DCE3EC"/>
+              <w:right w:val="single" w:sz="4" w:color="DCE3EC"/>
+            </w:tcBorders>
+          </w:tcPr>
+          <w:p>
+            <w:pPr>
+              <w:spacing w:after="0"/>
+            </w:pPr>
+            <w:r/>
+            <w:r>
+              <w:rPr>
+                <w:rFonts w:ascii="Arial" w:hAnsi="Arial"/>
+                <w:b w:val="0"/>
+                <w:color w:val="0D1638"/>
+                <w:sz w:val="16"/>
               </w:rPr>
               <w:t>Enter notes</w:t>
             </w:r>
@@ -11169,25 +13169,28 @@
             <w:vAlign w:val="center"/>
             <w:tcMar>
               <w:top w:w="120" w:type="dxa"/>
-              <w:start w:w="140" w:type="dxa"/>
-              <w:bottom w:w="120" w:type="dxa"/>
-              <w:end w:w="140" w:type="dxa"/>
-            </w:tcMar>
-            <w:tcBorders>
-              <w:top w:val="single" w:sz="4" w:color="DCE3EC"/>
-              <w:left w:val="single" w:sz="4" w:color="DCE3EC"/>
-              <w:bottom w:val="single" w:sz="4" w:color="DCE3EC"/>
-              <w:right w:val="single" w:sz="4" w:color="DCE3EC"/>
-            </w:tcBorders>
-          </w:tcPr>
-          <w:p>
-            <w:pPr>
-              <w:spacing w:after="0" w:before="0" w:line="252" w:lineRule="auto"/>
-            </w:pPr>
-            <w:r>
-              <w:rPr>
-                <w:rFonts w:ascii="Aptos" w:hAnsi="Aptos"/>
-                <w:sz w:val="19"/>
+              <w:start w:w="120" w:type="dxa"/>
+              <w:bottom w:w="120" w:type="dxa"/>
+              <w:end w:w="120" w:type="dxa"/>
+            </w:tcMar>
+            <w:tcBorders>
+              <w:top w:val="single" w:sz="4" w:color="DCE3EC"/>
+              <w:left w:val="single" w:sz="4" w:color="DCE3EC"/>
+              <w:bottom w:val="single" w:sz="4" w:color="DCE3EC"/>
+              <w:right w:val="single" w:sz="4" w:color="DCE3EC"/>
+            </w:tcBorders>
+          </w:tcPr>
+          <w:p>
+            <w:pPr>
+              <w:spacing w:after="0"/>
+            </w:pPr>
+            <w:r/>
+            <w:r>
+              <w:rPr>
+                <w:rFonts w:ascii="Arial" w:hAnsi="Arial"/>
+                <w:b w:val="0"/>
+                <w:color w:val="0D1638"/>
+                <w:sz w:val="16"/>
               </w:rPr>
               <w:t>Measured term / reactive works</w:t>
             </w:r>
@@ -11200,28 +13203,30 @@
             <w:vAlign w:val="center"/>
             <w:tcMar>
               <w:top w:w="120" w:type="dxa"/>
-              <w:start w:w="140" w:type="dxa"/>
-              <w:bottom w:w="120" w:type="dxa"/>
-              <w:end w:w="140" w:type="dxa"/>
-            </w:tcMar>
-            <w:tcBorders>
-              <w:top w:val="single" w:sz="4" w:color="DCE3EC"/>
-              <w:left w:val="single" w:sz="4" w:color="DCE3EC"/>
-              <w:bottom w:val="single" w:sz="4" w:color="DCE3EC"/>
-              <w:right w:val="single" w:sz="4" w:color="DCE3EC"/>
-            </w:tcBorders>
-          </w:tcPr>
-          <w:p>
-            <w:pPr>
-              <w:spacing w:after="0" w:before="0" w:line="252" w:lineRule="auto"/>
-            </w:pPr>
-            <w:r>
-              <w:rPr>
-                <w:rFonts w:ascii="Aptos" w:hAnsi="Aptos"/>
-                <w:color w:val="5D687D"/>
-                <w:sz w:val="19"/>
-              </w:rPr>
-              <w:t>Enter preference</w:t>
+              <w:start w:w="120" w:type="dxa"/>
+              <w:bottom w:w="120" w:type="dxa"/>
+              <w:end w:w="120" w:type="dxa"/>
+            </w:tcMar>
+            <w:tcBorders>
+              <w:top w:val="single" w:sz="4" w:color="DCE3EC"/>
+              <w:left w:val="single" w:sz="4" w:color="DCE3EC"/>
+              <w:bottom w:val="single" w:sz="4" w:color="DCE3EC"/>
+              <w:right w:val="single" w:sz="4" w:color="DCE3EC"/>
+            </w:tcBorders>
+          </w:tcPr>
+          <w:p>
+            <w:pPr>
+              <w:spacing w:after="0"/>
+            </w:pPr>
+            <w:r/>
+            <w:r>
+              <w:rPr>
+                <w:rFonts w:ascii="Arial" w:hAnsi="Arial"/>
+                <w:b w:val="0"/>
+                <w:color w:val="0D1638"/>
+                <w:sz w:val="16"/>
+              </w:rPr>
+              <w:t>Acceptable / Flag for Review / Absolute Exclusion</w:t>
             </w:r>
           </w:p>
         </w:tc>
@@ -11232,28 +13237,30 @@
             <w:vAlign w:val="center"/>
             <w:tcMar>
               <w:top w:w="120" w:type="dxa"/>
-              <w:start w:w="140" w:type="dxa"/>
-              <w:bottom w:w="120" w:type="dxa"/>
-              <w:end w:w="140" w:type="dxa"/>
-            </w:tcMar>
-            <w:tcBorders>
-              <w:top w:val="single" w:sz="4" w:color="DCE3EC"/>
-              <w:left w:val="single" w:sz="4" w:color="DCE3EC"/>
-              <w:bottom w:val="single" w:sz="4" w:color="DCE3EC"/>
-              <w:right w:val="single" w:sz="4" w:color="DCE3EC"/>
-            </w:tcBorders>
-          </w:tcPr>
-          <w:p>
-            <w:pPr>
-              <w:spacing w:after="0" w:before="0" w:line="252" w:lineRule="auto"/>
-            </w:pPr>
-            <w:r>
-              <w:rPr>
-                <w:rFonts w:ascii="Aptos" w:hAnsi="Aptos"/>
-                <w:color w:val="5D687D"/>
-                <w:sz w:val="19"/>
-              </w:rPr>
-              <w:t>Enter red flag</w:t>
+              <w:start w:w="120" w:type="dxa"/>
+              <w:bottom w:w="120" w:type="dxa"/>
+              <w:end w:w="120" w:type="dxa"/>
+            </w:tcMar>
+            <w:tcBorders>
+              <w:top w:val="single" w:sz="4" w:color="DCE3EC"/>
+              <w:left w:val="single" w:sz="4" w:color="DCE3EC"/>
+              <w:bottom w:val="single" w:sz="4" w:color="DCE3EC"/>
+              <w:right w:val="single" w:sz="4" w:color="DCE3EC"/>
+            </w:tcBorders>
+          </w:tcPr>
+          <w:p>
+            <w:pPr>
+              <w:spacing w:after="0"/>
+            </w:pPr>
+            <w:r/>
+            <w:r>
+              <w:rPr>
+                <w:rFonts w:ascii="Arial" w:hAnsi="Arial"/>
+                <w:b w:val="0"/>
+                <w:color w:val="0D1638"/>
+                <w:sz w:val="16"/>
+              </w:rPr>
+              <w:t>Enter threshold / condition if relevant</w:t>
             </w:r>
           </w:p>
         </w:tc>
@@ -11264,26 +13271,28 @@
             <w:vAlign w:val="center"/>
             <w:tcMar>
               <w:top w:w="120" w:type="dxa"/>
-              <w:start w:w="140" w:type="dxa"/>
-              <w:bottom w:w="120" w:type="dxa"/>
-              <w:end w:w="140" w:type="dxa"/>
-            </w:tcMar>
-            <w:tcBorders>
-              <w:top w:val="single" w:sz="4" w:color="DCE3EC"/>
-              <w:left w:val="single" w:sz="4" w:color="DCE3EC"/>
-              <w:bottom w:val="single" w:sz="4" w:color="DCE3EC"/>
-              <w:right w:val="single" w:sz="4" w:color="DCE3EC"/>
-            </w:tcBorders>
-          </w:tcPr>
-          <w:p>
-            <w:pPr>
-              <w:spacing w:after="0" w:before="0" w:line="252" w:lineRule="auto"/>
-            </w:pPr>
-            <w:r>
-              <w:rPr>
-                <w:rFonts w:ascii="Aptos" w:hAnsi="Aptos"/>
-                <w:color w:val="5D687D"/>
-                <w:sz w:val="19"/>
+              <w:start w:w="120" w:type="dxa"/>
+              <w:bottom w:w="120" w:type="dxa"/>
+              <w:end w:w="120" w:type="dxa"/>
+            </w:tcMar>
+            <w:tcBorders>
+              <w:top w:val="single" w:sz="4" w:color="DCE3EC"/>
+              <w:left w:val="single" w:sz="4" w:color="DCE3EC"/>
+              <w:bottom w:val="single" w:sz="4" w:color="DCE3EC"/>
+              <w:right w:val="single" w:sz="4" w:color="DCE3EC"/>
+            </w:tcBorders>
+          </w:tcPr>
+          <w:p>
+            <w:pPr>
+              <w:spacing w:after="0"/>
+            </w:pPr>
+            <w:r/>
+            <w:r>
+              <w:rPr>
+                <w:rFonts w:ascii="Arial" w:hAnsi="Arial"/>
+                <w:b w:val="0"/>
+                <w:color w:val="0D1638"/>
+                <w:sz w:val="16"/>
               </w:rPr>
               <w:t>Enter notes</w:t>
             </w:r>
@@ -11300,25 +13309,28 @@
             <w:vAlign w:val="center"/>
             <w:tcMar>
               <w:top w:w="120" w:type="dxa"/>
-              <w:start w:w="140" w:type="dxa"/>
-              <w:bottom w:w="120" w:type="dxa"/>
-              <w:end w:w="140" w:type="dxa"/>
-            </w:tcMar>
-            <w:tcBorders>
-              <w:top w:val="single" w:sz="4" w:color="DCE3EC"/>
-              <w:left w:val="single" w:sz="4" w:color="DCE3EC"/>
-              <w:bottom w:val="single" w:sz="4" w:color="DCE3EC"/>
-              <w:right w:val="single" w:sz="4" w:color="DCE3EC"/>
-            </w:tcBorders>
-          </w:tcPr>
-          <w:p>
-            <w:pPr>
-              <w:spacing w:after="0" w:before="0" w:line="252" w:lineRule="auto"/>
-            </w:pPr>
-            <w:r>
-              <w:rPr>
-                <w:rFonts w:ascii="Aptos" w:hAnsi="Aptos"/>
-                <w:sz w:val="19"/>
+              <w:start w:w="120" w:type="dxa"/>
+              <w:bottom w:w="120" w:type="dxa"/>
+              <w:end w:w="120" w:type="dxa"/>
+            </w:tcMar>
+            <w:tcBorders>
+              <w:top w:val="single" w:sz="4" w:color="DCE3EC"/>
+              <w:left w:val="single" w:sz="4" w:color="DCE3EC"/>
+              <w:bottom w:val="single" w:sz="4" w:color="DCE3EC"/>
+              <w:right w:val="single" w:sz="4" w:color="DCE3EC"/>
+            </w:tcBorders>
+          </w:tcPr>
+          <w:p>
+            <w:pPr>
+              <w:spacing w:after="0"/>
+            </w:pPr>
+            <w:r/>
+            <w:r>
+              <w:rPr>
+                <w:rFonts w:ascii="Arial" w:hAnsi="Arial"/>
+                <w:b w:val="0"/>
+                <w:color w:val="0D1638"/>
+                <w:sz w:val="16"/>
               </w:rPr>
               <w:t>24/7 emergency response</w:t>
             </w:r>
@@ -11331,28 +13343,30 @@
             <w:vAlign w:val="center"/>
             <w:tcMar>
               <w:top w:w="120" w:type="dxa"/>
-              <w:start w:w="140" w:type="dxa"/>
-              <w:bottom w:w="120" w:type="dxa"/>
-              <w:end w:w="140" w:type="dxa"/>
-            </w:tcMar>
-            <w:tcBorders>
-              <w:top w:val="single" w:sz="4" w:color="DCE3EC"/>
-              <w:left w:val="single" w:sz="4" w:color="DCE3EC"/>
-              <w:bottom w:val="single" w:sz="4" w:color="DCE3EC"/>
-              <w:right w:val="single" w:sz="4" w:color="DCE3EC"/>
-            </w:tcBorders>
-          </w:tcPr>
-          <w:p>
-            <w:pPr>
-              <w:spacing w:after="0" w:before="0" w:line="252" w:lineRule="auto"/>
-            </w:pPr>
-            <w:r>
-              <w:rPr>
-                <w:rFonts w:ascii="Aptos" w:hAnsi="Aptos"/>
-                <w:color w:val="5D687D"/>
-                <w:sz w:val="19"/>
-              </w:rPr>
-              <w:t>Enter preference</w:t>
+              <w:start w:w="120" w:type="dxa"/>
+              <w:bottom w:w="120" w:type="dxa"/>
+              <w:end w:w="120" w:type="dxa"/>
+            </w:tcMar>
+            <w:tcBorders>
+              <w:top w:val="single" w:sz="4" w:color="DCE3EC"/>
+              <w:left w:val="single" w:sz="4" w:color="DCE3EC"/>
+              <w:bottom w:val="single" w:sz="4" w:color="DCE3EC"/>
+              <w:right w:val="single" w:sz="4" w:color="DCE3EC"/>
+            </w:tcBorders>
+          </w:tcPr>
+          <w:p>
+            <w:pPr>
+              <w:spacing w:after="0"/>
+            </w:pPr>
+            <w:r/>
+            <w:r>
+              <w:rPr>
+                <w:rFonts w:ascii="Arial" w:hAnsi="Arial"/>
+                <w:b w:val="0"/>
+                <w:color w:val="0D1638"/>
+                <w:sz w:val="16"/>
+              </w:rPr>
+              <w:t>Acceptable / Flag for Review / Absolute Exclusion</w:t>
             </w:r>
           </w:p>
         </w:tc>
@@ -11363,28 +13377,30 @@
             <w:vAlign w:val="center"/>
             <w:tcMar>
               <w:top w:w="120" w:type="dxa"/>
-              <w:start w:w="140" w:type="dxa"/>
-              <w:bottom w:w="120" w:type="dxa"/>
-              <w:end w:w="140" w:type="dxa"/>
-            </w:tcMar>
-            <w:tcBorders>
-              <w:top w:val="single" w:sz="4" w:color="DCE3EC"/>
-              <w:left w:val="single" w:sz="4" w:color="DCE3EC"/>
-              <w:bottom w:val="single" w:sz="4" w:color="DCE3EC"/>
-              <w:right w:val="single" w:sz="4" w:color="DCE3EC"/>
-            </w:tcBorders>
-          </w:tcPr>
-          <w:p>
-            <w:pPr>
-              <w:spacing w:after="0" w:before="0" w:line="252" w:lineRule="auto"/>
-            </w:pPr>
-            <w:r>
-              <w:rPr>
-                <w:rFonts w:ascii="Aptos" w:hAnsi="Aptos"/>
-                <w:color w:val="5D687D"/>
-                <w:sz w:val="19"/>
-              </w:rPr>
-              <w:t>Enter red flag</w:t>
+              <w:start w:w="120" w:type="dxa"/>
+              <w:bottom w:w="120" w:type="dxa"/>
+              <w:end w:w="120" w:type="dxa"/>
+            </w:tcMar>
+            <w:tcBorders>
+              <w:top w:val="single" w:sz="4" w:color="DCE3EC"/>
+              <w:left w:val="single" w:sz="4" w:color="DCE3EC"/>
+              <w:bottom w:val="single" w:sz="4" w:color="DCE3EC"/>
+              <w:right w:val="single" w:sz="4" w:color="DCE3EC"/>
+            </w:tcBorders>
+          </w:tcPr>
+          <w:p>
+            <w:pPr>
+              <w:spacing w:after="0"/>
+            </w:pPr>
+            <w:r/>
+            <w:r>
+              <w:rPr>
+                <w:rFonts w:ascii="Arial" w:hAnsi="Arial"/>
+                <w:b w:val="0"/>
+                <w:color w:val="0D1638"/>
+                <w:sz w:val="16"/>
+              </w:rPr>
+              <w:t>Enter threshold / condition if relevant</w:t>
             </w:r>
           </w:p>
         </w:tc>
@@ -11395,26 +13411,28 @@
             <w:vAlign w:val="center"/>
             <w:tcMar>
               <w:top w:w="120" w:type="dxa"/>
-              <w:start w:w="140" w:type="dxa"/>
-              <w:bottom w:w="120" w:type="dxa"/>
-              <w:end w:w="140" w:type="dxa"/>
-            </w:tcMar>
-            <w:tcBorders>
-              <w:top w:val="single" w:sz="4" w:color="DCE3EC"/>
-              <w:left w:val="single" w:sz="4" w:color="DCE3EC"/>
-              <w:bottom w:val="single" w:sz="4" w:color="DCE3EC"/>
-              <w:right w:val="single" w:sz="4" w:color="DCE3EC"/>
-            </w:tcBorders>
-          </w:tcPr>
-          <w:p>
-            <w:pPr>
-              <w:spacing w:after="0" w:before="0" w:line="252" w:lineRule="auto"/>
-            </w:pPr>
-            <w:r>
-              <w:rPr>
-                <w:rFonts w:ascii="Aptos" w:hAnsi="Aptos"/>
-                <w:color w:val="5D687D"/>
-                <w:sz w:val="19"/>
+              <w:start w:w="120" w:type="dxa"/>
+              <w:bottom w:w="120" w:type="dxa"/>
+              <w:end w:w="120" w:type="dxa"/>
+            </w:tcMar>
+            <w:tcBorders>
+              <w:top w:val="single" w:sz="4" w:color="DCE3EC"/>
+              <w:left w:val="single" w:sz="4" w:color="DCE3EC"/>
+              <w:bottom w:val="single" w:sz="4" w:color="DCE3EC"/>
+              <w:right w:val="single" w:sz="4" w:color="DCE3EC"/>
+            </w:tcBorders>
+          </w:tcPr>
+          <w:p>
+            <w:pPr>
+              <w:spacing w:after="0"/>
+            </w:pPr>
+            <w:r/>
+            <w:r>
+              <w:rPr>
+                <w:rFonts w:ascii="Arial" w:hAnsi="Arial"/>
+                <w:b w:val="0"/>
+                <w:color w:val="0D1638"/>
+                <w:sz w:val="16"/>
               </w:rPr>
               <w:t>Enter notes</w:t>
             </w:r>
@@ -11431,25 +13449,28 @@
             <w:vAlign w:val="center"/>
             <w:tcMar>
               <w:top w:w="120" w:type="dxa"/>
-              <w:start w:w="140" w:type="dxa"/>
-              <w:bottom w:w="120" w:type="dxa"/>
-              <w:end w:w="140" w:type="dxa"/>
-            </w:tcMar>
-            <w:tcBorders>
-              <w:top w:val="single" w:sz="4" w:color="DCE3EC"/>
-              <w:left w:val="single" w:sz="4" w:color="DCE3EC"/>
-              <w:bottom w:val="single" w:sz="4" w:color="DCE3EC"/>
-              <w:right w:val="single" w:sz="4" w:color="DCE3EC"/>
-            </w:tcBorders>
-          </w:tcPr>
-          <w:p>
-            <w:pPr>
-              <w:spacing w:after="0" w:before="0" w:line="252" w:lineRule="auto"/>
-            </w:pPr>
-            <w:r>
-              <w:rPr>
-                <w:rFonts w:ascii="Aptos" w:hAnsi="Aptos"/>
-                <w:sz w:val="19"/>
+              <w:start w:w="120" w:type="dxa"/>
+              <w:bottom w:w="120" w:type="dxa"/>
+              <w:end w:w="120" w:type="dxa"/>
+            </w:tcMar>
+            <w:tcBorders>
+              <w:top w:val="single" w:sz="4" w:color="DCE3EC"/>
+              <w:left w:val="single" w:sz="4" w:color="DCE3EC"/>
+              <w:bottom w:val="single" w:sz="4" w:color="DCE3EC"/>
+              <w:right w:val="single" w:sz="4" w:color="DCE3EC"/>
+            </w:tcBorders>
+          </w:tcPr>
+          <w:p>
+            <w:pPr>
+              <w:spacing w:after="0"/>
+            </w:pPr>
+            <w:r/>
+            <w:r>
+              <w:rPr>
+                <w:rFonts w:ascii="Arial" w:hAnsi="Arial"/>
+                <w:b w:val="0"/>
+                <w:color w:val="0D1638"/>
+                <w:sz w:val="16"/>
               </w:rPr>
               <w:t>Social value obligations</w:t>
             </w:r>
@@ -11462,28 +13483,30 @@
             <w:vAlign w:val="center"/>
             <w:tcMar>
               <w:top w:w="120" w:type="dxa"/>
-              <w:start w:w="140" w:type="dxa"/>
-              <w:bottom w:w="120" w:type="dxa"/>
-              <w:end w:w="140" w:type="dxa"/>
-            </w:tcMar>
-            <w:tcBorders>
-              <w:top w:val="single" w:sz="4" w:color="DCE3EC"/>
-              <w:left w:val="single" w:sz="4" w:color="DCE3EC"/>
-              <w:bottom w:val="single" w:sz="4" w:color="DCE3EC"/>
-              <w:right w:val="single" w:sz="4" w:color="DCE3EC"/>
-            </w:tcBorders>
-          </w:tcPr>
-          <w:p>
-            <w:pPr>
-              <w:spacing w:after="0" w:before="0" w:line="252" w:lineRule="auto"/>
-            </w:pPr>
-            <w:r>
-              <w:rPr>
-                <w:rFonts w:ascii="Aptos" w:hAnsi="Aptos"/>
-                <w:color w:val="5D687D"/>
-                <w:sz w:val="19"/>
-              </w:rPr>
-              <w:t>Enter preference</w:t>
+              <w:start w:w="120" w:type="dxa"/>
+              <w:bottom w:w="120" w:type="dxa"/>
+              <w:end w:w="120" w:type="dxa"/>
+            </w:tcMar>
+            <w:tcBorders>
+              <w:top w:val="single" w:sz="4" w:color="DCE3EC"/>
+              <w:left w:val="single" w:sz="4" w:color="DCE3EC"/>
+              <w:bottom w:val="single" w:sz="4" w:color="DCE3EC"/>
+              <w:right w:val="single" w:sz="4" w:color="DCE3EC"/>
+            </w:tcBorders>
+          </w:tcPr>
+          <w:p>
+            <w:pPr>
+              <w:spacing w:after="0"/>
+            </w:pPr>
+            <w:r/>
+            <w:r>
+              <w:rPr>
+                <w:rFonts w:ascii="Arial" w:hAnsi="Arial"/>
+                <w:b w:val="0"/>
+                <w:color w:val="0D1638"/>
+                <w:sz w:val="16"/>
+              </w:rPr>
+              <w:t>Acceptable / Flag for Review / Absolute Exclusion</w:t>
             </w:r>
           </w:p>
         </w:tc>
@@ -11494,28 +13517,30 @@
             <w:vAlign w:val="center"/>
             <w:tcMar>
               <w:top w:w="120" w:type="dxa"/>
-              <w:start w:w="140" w:type="dxa"/>
-              <w:bottom w:w="120" w:type="dxa"/>
-              <w:end w:w="140" w:type="dxa"/>
-            </w:tcMar>
-            <w:tcBorders>
-              <w:top w:val="single" w:sz="4" w:color="DCE3EC"/>
-              <w:left w:val="single" w:sz="4" w:color="DCE3EC"/>
-              <w:bottom w:val="single" w:sz="4" w:color="DCE3EC"/>
-              <w:right w:val="single" w:sz="4" w:color="DCE3EC"/>
-            </w:tcBorders>
-          </w:tcPr>
-          <w:p>
-            <w:pPr>
-              <w:spacing w:after="0" w:before="0" w:line="252" w:lineRule="auto"/>
-            </w:pPr>
-            <w:r>
-              <w:rPr>
-                <w:rFonts w:ascii="Aptos" w:hAnsi="Aptos"/>
-                <w:color w:val="5D687D"/>
-                <w:sz w:val="19"/>
-              </w:rPr>
-              <w:t>Enter red flag</w:t>
+              <w:start w:w="120" w:type="dxa"/>
+              <w:bottom w:w="120" w:type="dxa"/>
+              <w:end w:w="120" w:type="dxa"/>
+            </w:tcMar>
+            <w:tcBorders>
+              <w:top w:val="single" w:sz="4" w:color="DCE3EC"/>
+              <w:left w:val="single" w:sz="4" w:color="DCE3EC"/>
+              <w:bottom w:val="single" w:sz="4" w:color="DCE3EC"/>
+              <w:right w:val="single" w:sz="4" w:color="DCE3EC"/>
+            </w:tcBorders>
+          </w:tcPr>
+          <w:p>
+            <w:pPr>
+              <w:spacing w:after="0"/>
+            </w:pPr>
+            <w:r/>
+            <w:r>
+              <w:rPr>
+                <w:rFonts w:ascii="Arial" w:hAnsi="Arial"/>
+                <w:b w:val="0"/>
+                <w:color w:val="0D1638"/>
+                <w:sz w:val="16"/>
+              </w:rPr>
+              <w:t>Enter threshold / condition if relevant</w:t>
             </w:r>
           </w:p>
         </w:tc>
@@ -11526,26 +13551,28 @@
             <w:vAlign w:val="center"/>
             <w:tcMar>
               <w:top w:w="120" w:type="dxa"/>
-              <w:start w:w="140" w:type="dxa"/>
-              <w:bottom w:w="120" w:type="dxa"/>
-              <w:end w:w="140" w:type="dxa"/>
-            </w:tcMar>
-            <w:tcBorders>
-              <w:top w:val="single" w:sz="4" w:color="DCE3EC"/>
-              <w:left w:val="single" w:sz="4" w:color="DCE3EC"/>
-              <w:bottom w:val="single" w:sz="4" w:color="DCE3EC"/>
-              <w:right w:val="single" w:sz="4" w:color="DCE3EC"/>
-            </w:tcBorders>
-          </w:tcPr>
-          <w:p>
-            <w:pPr>
-              <w:spacing w:after="0" w:before="0" w:line="252" w:lineRule="auto"/>
-            </w:pPr>
-            <w:r>
-              <w:rPr>
-                <w:rFonts w:ascii="Aptos" w:hAnsi="Aptos"/>
-                <w:color w:val="5D687D"/>
-                <w:sz w:val="19"/>
+              <w:start w:w="120" w:type="dxa"/>
+              <w:bottom w:w="120" w:type="dxa"/>
+              <w:end w:w="120" w:type="dxa"/>
+            </w:tcMar>
+            <w:tcBorders>
+              <w:top w:val="single" w:sz="4" w:color="DCE3EC"/>
+              <w:left w:val="single" w:sz="4" w:color="DCE3EC"/>
+              <w:bottom w:val="single" w:sz="4" w:color="DCE3EC"/>
+              <w:right w:val="single" w:sz="4" w:color="DCE3EC"/>
+            </w:tcBorders>
+          </w:tcPr>
+          <w:p>
+            <w:pPr>
+              <w:spacing w:after="0"/>
+            </w:pPr>
+            <w:r/>
+            <w:r>
+              <w:rPr>
+                <w:rFonts w:ascii="Arial" w:hAnsi="Arial"/>
+                <w:b w:val="0"/>
+                <w:color w:val="0D1638"/>
+                <w:sz w:val="16"/>
               </w:rPr>
               <w:t>Enter notes</w:t>
             </w:r>
@@ -11562,25 +13589,28 @@
             <w:vAlign w:val="center"/>
             <w:tcMar>
               <w:top w:w="120" w:type="dxa"/>
-              <w:start w:w="140" w:type="dxa"/>
-              <w:bottom w:w="120" w:type="dxa"/>
-              <w:end w:w="140" w:type="dxa"/>
-            </w:tcMar>
-            <w:tcBorders>
-              <w:top w:val="single" w:sz="4" w:color="DCE3EC"/>
-              <w:left w:val="single" w:sz="4" w:color="DCE3EC"/>
-              <w:bottom w:val="single" w:sz="4" w:color="DCE3EC"/>
-              <w:right w:val="single" w:sz="4" w:color="DCE3EC"/>
-            </w:tcBorders>
-          </w:tcPr>
-          <w:p>
-            <w:pPr>
-              <w:spacing w:after="0" w:before="0" w:line="252" w:lineRule="auto"/>
-            </w:pPr>
-            <w:r>
-              <w:rPr>
-                <w:rFonts w:ascii="Aptos" w:hAnsi="Aptos"/>
-                <w:sz w:val="19"/>
+              <w:start w:w="120" w:type="dxa"/>
+              <w:bottom w:w="120" w:type="dxa"/>
+              <w:end w:w="120" w:type="dxa"/>
+            </w:tcMar>
+            <w:tcBorders>
+              <w:top w:val="single" w:sz="4" w:color="DCE3EC"/>
+              <w:left w:val="single" w:sz="4" w:color="DCE3EC"/>
+              <w:bottom w:val="single" w:sz="4" w:color="DCE3EC"/>
+              <w:right w:val="single" w:sz="4" w:color="DCE3EC"/>
+            </w:tcBorders>
+          </w:tcPr>
+          <w:p>
+            <w:pPr>
+              <w:spacing w:after="0"/>
+            </w:pPr>
+            <w:r/>
+            <w:r>
+              <w:rPr>
+                <w:rFonts w:ascii="Arial" w:hAnsi="Arial"/>
+                <w:b w:val="0"/>
+                <w:color w:val="0D1638"/>
+                <w:sz w:val="16"/>
               </w:rPr>
               <w:t>TUPE / workforce transfer</w:t>
             </w:r>
@@ -11593,28 +13623,30 @@
             <w:vAlign w:val="center"/>
             <w:tcMar>
               <w:top w:w="120" w:type="dxa"/>
-              <w:start w:w="140" w:type="dxa"/>
-              <w:bottom w:w="120" w:type="dxa"/>
-              <w:end w:w="140" w:type="dxa"/>
-            </w:tcMar>
-            <w:tcBorders>
-              <w:top w:val="single" w:sz="4" w:color="DCE3EC"/>
-              <w:left w:val="single" w:sz="4" w:color="DCE3EC"/>
-              <w:bottom w:val="single" w:sz="4" w:color="DCE3EC"/>
-              <w:right w:val="single" w:sz="4" w:color="DCE3EC"/>
-            </w:tcBorders>
-          </w:tcPr>
-          <w:p>
-            <w:pPr>
-              <w:spacing w:after="0" w:before="0" w:line="252" w:lineRule="auto"/>
-            </w:pPr>
-            <w:r>
-              <w:rPr>
-                <w:rFonts w:ascii="Aptos" w:hAnsi="Aptos"/>
-                <w:color w:val="5D687D"/>
-                <w:sz w:val="19"/>
-              </w:rPr>
-              <w:t>Enter preference</w:t>
+              <w:start w:w="120" w:type="dxa"/>
+              <w:bottom w:w="120" w:type="dxa"/>
+              <w:end w:w="120" w:type="dxa"/>
+            </w:tcMar>
+            <w:tcBorders>
+              <w:top w:val="single" w:sz="4" w:color="DCE3EC"/>
+              <w:left w:val="single" w:sz="4" w:color="DCE3EC"/>
+              <w:bottom w:val="single" w:sz="4" w:color="DCE3EC"/>
+              <w:right w:val="single" w:sz="4" w:color="DCE3EC"/>
+            </w:tcBorders>
+          </w:tcPr>
+          <w:p>
+            <w:pPr>
+              <w:spacing w:after="0"/>
+            </w:pPr>
+            <w:r/>
+            <w:r>
+              <w:rPr>
+                <w:rFonts w:ascii="Arial" w:hAnsi="Arial"/>
+                <w:b w:val="0"/>
+                <w:color w:val="0D1638"/>
+                <w:sz w:val="16"/>
+              </w:rPr>
+              <w:t>Acceptable / Flag for Review / Absolute Exclusion</w:t>
             </w:r>
           </w:p>
         </w:tc>
@@ -11625,28 +13657,30 @@
             <w:vAlign w:val="center"/>
             <w:tcMar>
               <w:top w:w="120" w:type="dxa"/>
-              <w:start w:w="140" w:type="dxa"/>
-              <w:bottom w:w="120" w:type="dxa"/>
-              <w:end w:w="140" w:type="dxa"/>
-            </w:tcMar>
-            <w:tcBorders>
-              <w:top w:val="single" w:sz="4" w:color="DCE3EC"/>
-              <w:left w:val="single" w:sz="4" w:color="DCE3EC"/>
-              <w:bottom w:val="single" w:sz="4" w:color="DCE3EC"/>
-              <w:right w:val="single" w:sz="4" w:color="DCE3EC"/>
-            </w:tcBorders>
-          </w:tcPr>
-          <w:p>
-            <w:pPr>
-              <w:spacing w:after="0" w:before="0" w:line="252" w:lineRule="auto"/>
-            </w:pPr>
-            <w:r>
-              <w:rPr>
-                <w:rFonts w:ascii="Aptos" w:hAnsi="Aptos"/>
-                <w:color w:val="5D687D"/>
-                <w:sz w:val="19"/>
-              </w:rPr>
-              <w:t>Enter red flag</w:t>
+              <w:start w:w="120" w:type="dxa"/>
+              <w:bottom w:w="120" w:type="dxa"/>
+              <w:end w:w="120" w:type="dxa"/>
+            </w:tcMar>
+            <w:tcBorders>
+              <w:top w:val="single" w:sz="4" w:color="DCE3EC"/>
+              <w:left w:val="single" w:sz="4" w:color="DCE3EC"/>
+              <w:bottom w:val="single" w:sz="4" w:color="DCE3EC"/>
+              <w:right w:val="single" w:sz="4" w:color="DCE3EC"/>
+            </w:tcBorders>
+          </w:tcPr>
+          <w:p>
+            <w:pPr>
+              <w:spacing w:after="0"/>
+            </w:pPr>
+            <w:r/>
+            <w:r>
+              <w:rPr>
+                <w:rFonts w:ascii="Arial" w:hAnsi="Arial"/>
+                <w:b w:val="0"/>
+                <w:color w:val="0D1638"/>
+                <w:sz w:val="16"/>
+              </w:rPr>
+              <w:t>Enter threshold / condition if relevant</w:t>
             </w:r>
           </w:p>
         </w:tc>
@@ -11657,26 +13691,28 @@
             <w:vAlign w:val="center"/>
             <w:tcMar>
               <w:top w:w="120" w:type="dxa"/>
-              <w:start w:w="140" w:type="dxa"/>
-              <w:bottom w:w="120" w:type="dxa"/>
-              <w:end w:w="140" w:type="dxa"/>
-            </w:tcMar>
-            <w:tcBorders>
-              <w:top w:val="single" w:sz="4" w:color="DCE3EC"/>
-              <w:left w:val="single" w:sz="4" w:color="DCE3EC"/>
-              <w:bottom w:val="single" w:sz="4" w:color="DCE3EC"/>
-              <w:right w:val="single" w:sz="4" w:color="DCE3EC"/>
-            </w:tcBorders>
-          </w:tcPr>
-          <w:p>
-            <w:pPr>
-              <w:spacing w:after="0" w:before="0" w:line="252" w:lineRule="auto"/>
-            </w:pPr>
-            <w:r>
-              <w:rPr>
-                <w:rFonts w:ascii="Aptos" w:hAnsi="Aptos"/>
-                <w:color w:val="5D687D"/>
-                <w:sz w:val="19"/>
+              <w:start w:w="120" w:type="dxa"/>
+              <w:bottom w:w="120" w:type="dxa"/>
+              <w:end w:w="120" w:type="dxa"/>
+            </w:tcMar>
+            <w:tcBorders>
+              <w:top w:val="single" w:sz="4" w:color="DCE3EC"/>
+              <w:left w:val="single" w:sz="4" w:color="DCE3EC"/>
+              <w:bottom w:val="single" w:sz="4" w:color="DCE3EC"/>
+              <w:right w:val="single" w:sz="4" w:color="DCE3EC"/>
+            </w:tcBorders>
+          </w:tcPr>
+          <w:p>
+            <w:pPr>
+              <w:spacing w:after="0"/>
+            </w:pPr>
+            <w:r/>
+            <w:r>
+              <w:rPr>
+                <w:rFonts w:ascii="Arial" w:hAnsi="Arial"/>
+                <w:b w:val="0"/>
+                <w:color w:val="0D1638"/>
+                <w:sz w:val="16"/>
               </w:rPr>
               <w:t>Enter notes</w:t>
             </w:r>
@@ -11693,25 +13729,28 @@
             <w:vAlign w:val="center"/>
             <w:tcMar>
               <w:top w:w="120" w:type="dxa"/>
-              <w:start w:w="140" w:type="dxa"/>
-              <w:bottom w:w="120" w:type="dxa"/>
-              <w:end w:w="140" w:type="dxa"/>
-            </w:tcMar>
-            <w:tcBorders>
-              <w:top w:val="single" w:sz="4" w:color="DCE3EC"/>
-              <w:left w:val="single" w:sz="4" w:color="DCE3EC"/>
-              <w:bottom w:val="single" w:sz="4" w:color="DCE3EC"/>
-              <w:right w:val="single" w:sz="4" w:color="DCE3EC"/>
-            </w:tcBorders>
-          </w:tcPr>
-          <w:p>
-            <w:pPr>
-              <w:spacing w:after="0" w:before="0" w:line="252" w:lineRule="auto"/>
-            </w:pPr>
-            <w:r>
-              <w:rPr>
-                <w:rFonts w:ascii="Aptos" w:hAnsi="Aptos"/>
-                <w:sz w:val="19"/>
+              <w:start w:w="120" w:type="dxa"/>
+              <w:bottom w:w="120" w:type="dxa"/>
+              <w:end w:w="120" w:type="dxa"/>
+            </w:tcMar>
+            <w:tcBorders>
+              <w:top w:val="single" w:sz="4" w:color="DCE3EC"/>
+              <w:left w:val="single" w:sz="4" w:color="DCE3EC"/>
+              <w:bottom w:val="single" w:sz="4" w:color="DCE3EC"/>
+              <w:right w:val="single" w:sz="4" w:color="DCE3EC"/>
+            </w:tcBorders>
+          </w:tcPr>
+          <w:p>
+            <w:pPr>
+              <w:spacing w:after="0"/>
+            </w:pPr>
+            <w:r/>
+            <w:r>
+              <w:rPr>
+                <w:rFonts w:ascii="Arial" w:hAnsi="Arial"/>
+                <w:b w:val="0"/>
+                <w:color w:val="0D1638"/>
+                <w:sz w:val="16"/>
               </w:rPr>
               <w:t>Other commercial red flags</w:t>
             </w:r>
@@ -11724,28 +13763,30 @@
             <w:vAlign w:val="center"/>
             <w:tcMar>
               <w:top w:w="120" w:type="dxa"/>
-              <w:start w:w="140" w:type="dxa"/>
-              <w:bottom w:w="120" w:type="dxa"/>
-              <w:end w:w="140" w:type="dxa"/>
-            </w:tcMar>
-            <w:tcBorders>
-              <w:top w:val="single" w:sz="4" w:color="DCE3EC"/>
-              <w:left w:val="single" w:sz="4" w:color="DCE3EC"/>
-              <w:bottom w:val="single" w:sz="4" w:color="DCE3EC"/>
-              <w:right w:val="single" w:sz="4" w:color="DCE3EC"/>
-            </w:tcBorders>
-          </w:tcPr>
-          <w:p>
-            <w:pPr>
-              <w:spacing w:after="0" w:before="0" w:line="252" w:lineRule="auto"/>
-            </w:pPr>
-            <w:r>
-              <w:rPr>
-                <w:rFonts w:ascii="Aptos" w:hAnsi="Aptos"/>
-                <w:color w:val="5D687D"/>
-                <w:sz w:val="19"/>
-              </w:rPr>
-              <w:t>Enter preference</w:t>
+              <w:start w:w="120" w:type="dxa"/>
+              <w:bottom w:w="120" w:type="dxa"/>
+              <w:end w:w="120" w:type="dxa"/>
+            </w:tcMar>
+            <w:tcBorders>
+              <w:top w:val="single" w:sz="4" w:color="DCE3EC"/>
+              <w:left w:val="single" w:sz="4" w:color="DCE3EC"/>
+              <w:bottom w:val="single" w:sz="4" w:color="DCE3EC"/>
+              <w:right w:val="single" w:sz="4" w:color="DCE3EC"/>
+            </w:tcBorders>
+          </w:tcPr>
+          <w:p>
+            <w:pPr>
+              <w:spacing w:after="0"/>
+            </w:pPr>
+            <w:r/>
+            <w:r>
+              <w:rPr>
+                <w:rFonts w:ascii="Arial" w:hAnsi="Arial"/>
+                <w:b w:val="0"/>
+                <w:color w:val="0D1638"/>
+                <w:sz w:val="16"/>
+              </w:rPr>
+              <w:t>Acceptable / Flag for Review / Absolute Exclusion</w:t>
             </w:r>
           </w:p>
         </w:tc>
@@ -11756,28 +13797,30 @@
             <w:vAlign w:val="center"/>
             <w:tcMar>
               <w:top w:w="120" w:type="dxa"/>
-              <w:start w:w="140" w:type="dxa"/>
-              <w:bottom w:w="120" w:type="dxa"/>
-              <w:end w:w="140" w:type="dxa"/>
-            </w:tcMar>
-            <w:tcBorders>
-              <w:top w:val="single" w:sz="4" w:color="DCE3EC"/>
-              <w:left w:val="single" w:sz="4" w:color="DCE3EC"/>
-              <w:bottom w:val="single" w:sz="4" w:color="DCE3EC"/>
-              <w:right w:val="single" w:sz="4" w:color="DCE3EC"/>
-            </w:tcBorders>
-          </w:tcPr>
-          <w:p>
-            <w:pPr>
-              <w:spacing w:after="0" w:before="0" w:line="252" w:lineRule="auto"/>
-            </w:pPr>
-            <w:r>
-              <w:rPr>
-                <w:rFonts w:ascii="Aptos" w:hAnsi="Aptos"/>
-                <w:color w:val="5D687D"/>
-                <w:sz w:val="19"/>
-              </w:rPr>
-              <w:t>Enter red flag</w:t>
+              <w:start w:w="120" w:type="dxa"/>
+              <w:bottom w:w="120" w:type="dxa"/>
+              <w:end w:w="120" w:type="dxa"/>
+            </w:tcMar>
+            <w:tcBorders>
+              <w:top w:val="single" w:sz="4" w:color="DCE3EC"/>
+              <w:left w:val="single" w:sz="4" w:color="DCE3EC"/>
+              <w:bottom w:val="single" w:sz="4" w:color="DCE3EC"/>
+              <w:right w:val="single" w:sz="4" w:color="DCE3EC"/>
+            </w:tcBorders>
+          </w:tcPr>
+          <w:p>
+            <w:pPr>
+              <w:spacing w:after="0"/>
+            </w:pPr>
+            <w:r/>
+            <w:r>
+              <w:rPr>
+                <w:rFonts w:ascii="Arial" w:hAnsi="Arial"/>
+                <w:b w:val="0"/>
+                <w:color w:val="0D1638"/>
+                <w:sz w:val="16"/>
+              </w:rPr>
+              <w:t>Enter threshold / condition if relevant</w:t>
             </w:r>
           </w:p>
         </w:tc>
@@ -11788,26 +13831,28 @@
             <w:vAlign w:val="center"/>
             <w:tcMar>
               <w:top w:w="120" w:type="dxa"/>
-              <w:start w:w="140" w:type="dxa"/>
-              <w:bottom w:w="120" w:type="dxa"/>
-              <w:end w:w="140" w:type="dxa"/>
-            </w:tcMar>
-            <w:tcBorders>
-              <w:top w:val="single" w:sz="4" w:color="DCE3EC"/>
-              <w:left w:val="single" w:sz="4" w:color="DCE3EC"/>
-              <w:bottom w:val="single" w:sz="4" w:color="DCE3EC"/>
-              <w:right w:val="single" w:sz="4" w:color="DCE3EC"/>
-            </w:tcBorders>
-          </w:tcPr>
-          <w:p>
-            <w:pPr>
-              <w:spacing w:after="0" w:before="0" w:line="252" w:lineRule="auto"/>
-            </w:pPr>
-            <w:r>
-              <w:rPr>
-                <w:rFonts w:ascii="Aptos" w:hAnsi="Aptos"/>
-                <w:color w:val="5D687D"/>
-                <w:sz w:val="19"/>
+              <w:start w:w="120" w:type="dxa"/>
+              <w:bottom w:w="120" w:type="dxa"/>
+              <w:end w:w="120" w:type="dxa"/>
+            </w:tcMar>
+            <w:tcBorders>
+              <w:top w:val="single" w:sz="4" w:color="DCE3EC"/>
+              <w:left w:val="single" w:sz="4" w:color="DCE3EC"/>
+              <w:bottom w:val="single" w:sz="4" w:color="DCE3EC"/>
+              <w:right w:val="single" w:sz="4" w:color="DCE3EC"/>
+            </w:tcBorders>
+          </w:tcPr>
+          <w:p>
+            <w:pPr>
+              <w:spacing w:after="0"/>
+            </w:pPr>
+            <w:r/>
+            <w:r>
+              <w:rPr>
+                <w:rFonts w:ascii="Arial" w:hAnsi="Arial"/>
+                <w:b w:val="0"/>
+                <w:color w:val="0D1638"/>
+                <w:sz w:val="16"/>
               </w:rPr>
               <w:t>Enter notes</w:t>
             </w:r>
